--- a/courts/fourth-circuit/west-virginia/federal/bankruptcy-northern-district/motion-brief/usage/OUTPUT-motion-brief-2.docx
+++ b/courts/fourth-circuit/west-virginia/federal/bankruptcy-northern-district/motion-brief/usage/OUTPUT-motion-brief-2.docx
@@ -4,35 +4,102 @@
   <w:body>
     <w:p>
       <w:pPr>
-        <w:pStyle w:val="Centered"/>
-        <w:spacing w:after="72"/>
-      </w:pPr>
-      <w:r>
-        <w:t xml:space="preserve">IN THE UNITED STATES BANKRUPTCY COURT</w:t>
-      </w:r>
-    </w:p>
-    <w:p>
-      <w:pPr>
-        <w:pStyle w:val="Centered"/>
-        <w:spacing w:after="288"/>
-      </w:pPr>
-      <w:r>
-        <w:t xml:space="preserve">FOR THE NORTHERN DISTRICT OF WEST VIRGINIA</w:t>
+        <w:spacing w:before="0" w:after="0" w:line="276" w:lineRule="exact"/>
+        <w:ind w:left="0" w:firstLine="0"/>
+        <w:jc w:val="center"/>
+      </w:pPr>
+      <w:r>
+        <w:t xml:space="preserve">IN</w:t>
+      </w:r>
+      <w:r>
+        <w:t xml:space="preserve"> </w:t>
+      </w:r>
+      <w:r>
+        <w:t xml:space="preserve">THE</w:t>
+      </w:r>
+      <w:r>
+        <w:t xml:space="preserve"> </w:t>
+      </w:r>
+      <w:r>
+        <w:t xml:space="preserve">UNITED</w:t>
+      </w:r>
+      <w:r>
+        <w:t xml:space="preserve"> </w:t>
+      </w:r>
+      <w:r>
+        <w:t xml:space="preserve">STATES</w:t>
+      </w:r>
+      <w:r>
+        <w:t xml:space="preserve"> </w:t>
+      </w:r>
+      <w:r>
+        <w:t xml:space="preserve">BANKRUPTCY</w:t>
+      </w:r>
+      <w:r>
+        <w:t xml:space="preserve"> </w:t>
+      </w:r>
+      <w:r>
+        <w:t xml:space="preserve">COURT</w:t>
+      </w:r>
+    </w:p>
+    <w:p>
+      <w:pPr>
+        <w:spacing w:before="0" w:after="276" w:line="276" w:lineRule="exact"/>
+        <w:ind w:left="0" w:firstLine="0"/>
+        <w:jc w:val="center"/>
+      </w:pPr>
+      <w:r>
+        <w:t xml:space="preserve">FOR</w:t>
+      </w:r>
+      <w:r>
+        <w:t xml:space="preserve"> </w:t>
+      </w:r>
+      <w:r>
+        <w:t xml:space="preserve">THE</w:t>
+      </w:r>
+      <w:r>
+        <w:t xml:space="preserve"> </w:t>
+      </w:r>
+      <w:r>
+        <w:t xml:space="preserve">NORTHERN</w:t>
+      </w:r>
+      <w:r>
+        <w:t xml:space="preserve"> </w:t>
+      </w:r>
+      <w:r>
+        <w:t xml:space="preserve">DISTRICT</w:t>
+      </w:r>
+      <w:r>
+        <w:t xml:space="preserve"> </w:t>
+      </w:r>
+      <w:r>
+        <w:t xml:space="preserve">OF</w:t>
+      </w:r>
+      <w:r>
+        <w:t xml:space="preserve"> </w:t>
+      </w:r>
+      <w:r>
+        <w:t xml:space="preserve">WEST</w:t>
+      </w:r>
+      <w:r>
+        <w:t xml:space="preserve"> </w:t>
+      </w:r>
+      <w:r>
+        <w:t xml:space="preserve">VIRGINIA</w:t>
       </w:r>
     </w:p>
     <w:tbl>
       <w:tblPr>
         <w:tblW w:w="9360" w:type="dxa"/>
-        <w:tblBorders>
-          <w:top w:val="nil"/>
-          <w:left w:val="nil"/>
-          <w:bottom w:val="nil"/>
-          <w:right w:val="nil"/>
-          <w:insideH w:val="nil"/>
-          <w:insideV w:val="nil"/>
-        </w:tblBorders>
+        <w:tblInd w:w="0" w:type="dxa"/>
         <w:tblLayout w:type="fixed"/>
-        <w:tblLook w:val="0000"/>
+        <w:tblCellMar>
+          <w:top w:w="0" w:type="dxa"/>
+          <w:left w:w="0" w:type="dxa"/>
+          <w:bottom w:w="0" w:type="dxa"/>
+          <w:right w:w="0" w:type="dxa"/>
+        </w:tblCellMar>
+        <w:tblLook w:val="0000" w:firstRow="0" w:lastRow="0" w:firstColumn="0" w:lastColumn="0" w:noHBand="0" w:noVBand="0"/>
       </w:tblPr>
       <w:tblGrid>
         <w:gridCol w:w="4608"/>
@@ -46,28 +113,40 @@
           <w:tcPr>
             <w:tcW w:w="4608" w:type="dxa"/>
             <w:tcBorders>
+              <w:bottom w:val="single" w:sz="6" w:space="0" w:color="000000"/>
               <w:right w:val="single" w:sz="6" w:space="0" w:color="000000"/>
-              <w:bottom w:val="single" w:sz="6" w:space="0" w:color="000000"/>
             </w:tcBorders>
             <w:tcMar>
-              <w:left w:w="144" w:type="dxa"/>
               <w:right w:w="216" w:type="dxa"/>
-              <w:bottom w:w="216" w:type="dxa"/>
             </w:tcMar>
           </w:tcPr>
           <w:p>
             <w:pPr>
-              <w:pStyle w:val="Single"/>
+              <w:spacing w:before="0" w:after="0" w:line="276" w:lineRule="exact"/>
+              <w:ind w:left="0" w:firstLine="0"/>
+              <w:jc w:val="left"/>
             </w:pPr>
             <w:r>
-              <w:t xml:space="preserve">In re: GEOSTELLAR, INC.,</w:t>
+              <w:t xml:space="preserve">In re: </w:t>
+            </w:r>
+            <w:r>
+              <w:t xml:space="preserve">GEOSTELLAR,</w:t>
+            </w:r>
+            <w:r>
+              <w:t xml:space="preserve"> </w:t>
+            </w:r>
+            <w:r>
+              <w:t xml:space="preserve">INC.</w:t>
+            </w:r>
+            <w:r>
+              <w:t xml:space="preserve">,</w:t>
             </w:r>
           </w:p>
           <w:p>
             <w:pPr>
-              <w:pStyle w:val="Single"/>
-              <w:spacing w:after="192"/>
-              <w:ind w:left="576"/>
+              <w:spacing w:before="0" w:after="276" w:line="276" w:lineRule="exact"/>
+              <w:ind w:left="576" w:firstLine="0"/>
+              <w:jc w:val="left"/>
             </w:pPr>
             <w:r>
               <w:t xml:space="preserve">Debtor.</w:t>
@@ -75,17 +154,79 @@
           </w:p>
           <w:p>
             <w:pPr>
-              <w:pStyle w:val="Single"/>
+              <w:spacing w:before="0" w:after="0" w:line="276" w:lineRule="exact"/>
+              <w:ind w:left="0" w:firstLine="0"/>
+              <w:jc w:val="left"/>
             </w:pPr>
             <w:r>
-              <w:t xml:space="preserve">MARTING P. SHEEHAN, Trustee of the Bankruptcy Estate of Geostellar, Inc.,</w:t>
+              <w:t xml:space="preserve">MARTING</w:t>
+            </w:r>
+            <w:r>
+              <w:t xml:space="preserve"> </w:t>
+            </w:r>
+            <w:r>
+              <w:t xml:space="preserve">P.</w:t>
+            </w:r>
+            <w:r>
+              <w:t xml:space="preserve"> </w:t>
+            </w:r>
+            <w:r>
+              <w:t xml:space="preserve">SHEEHAN,</w:t>
+            </w:r>
+            <w:r>
+              <w:t xml:space="preserve"> </w:t>
+            </w:r>
+            <w:r>
+              <w:t xml:space="preserve">Trustee</w:t>
+            </w:r>
+            <w:r>
+              <w:t xml:space="preserve"> </w:t>
+            </w:r>
+            <w:r>
+              <w:t xml:space="preserve">of</w:t>
+            </w:r>
+            <w:r>
+              <w:t xml:space="preserve"> </w:t>
+            </w:r>
+            <w:r>
+              <w:t xml:space="preserve">the</w:t>
+            </w:r>
+            <w:r>
+              <w:t xml:space="preserve"> </w:t>
+            </w:r>
+            <w:r>
+              <w:t xml:space="preserve">Bankruptcy</w:t>
+            </w:r>
+            <w:r>
+              <w:t xml:space="preserve"> </w:t>
+            </w:r>
+            <w:r>
+              <w:t xml:space="preserve">Estate</w:t>
+            </w:r>
+            <w:r>
+              <w:t xml:space="preserve"> </w:t>
+            </w:r>
+            <w:r>
+              <w:t xml:space="preserve">of</w:t>
+            </w:r>
+            <w:r>
+              <w:t xml:space="preserve"> </w:t>
+            </w:r>
+            <w:r>
+              <w:t xml:space="preserve">Geostellar,</w:t>
+            </w:r>
+            <w:r>
+              <w:t xml:space="preserve"> </w:t>
+            </w:r>
+            <w:r>
+              <w:t xml:space="preserve">Inc.,</w:t>
             </w:r>
           </w:p>
           <w:p>
             <w:pPr>
-              <w:pStyle w:val="Single"/>
-              <w:spacing w:after="192"/>
-              <w:ind w:left="144"/>
+              <w:spacing w:before="0" w:after="276" w:line="276" w:lineRule="exact"/>
+              <w:ind w:left="144" w:firstLine="0"/>
+              <w:jc w:val="left"/>
             </w:pPr>
             <w:r>
               <w:t xml:space="preserve">Plaintiff,</w:t>
@@ -93,9 +234,9 @@
           </w:p>
           <w:p>
             <w:pPr>
-              <w:pStyle w:val="Single"/>
-              <w:spacing w:after="192"/>
-              <w:ind w:left="2160"/>
+              <w:spacing w:before="0" w:after="276" w:line="276" w:lineRule="exact"/>
+              <w:ind w:left="2160" w:firstLine="0"/>
+              <w:jc w:val="left"/>
             </w:pPr>
             <w:r>
               <w:t xml:space="preserve">v.</w:t>
@@ -103,25 +244,71 @@
           </w:p>
           <w:p>
             <w:pPr>
-              <w:pStyle w:val="Single"/>
+              <w:spacing w:before="0" w:after="0" w:line="276" w:lineRule="exact"/>
+              <w:ind w:left="0" w:firstLine="0"/>
+              <w:jc w:val="left"/>
             </w:pPr>
             <w:r>
-              <w:t xml:space="preserve">DAVID A. LEVINE, and</w:t>
+              <w:t xml:space="preserve">DAVID</w:t>
+            </w:r>
+            <w:r>
+              <w:t xml:space="preserve"> </w:t>
+            </w:r>
+            <w:r>
+              <w:t xml:space="preserve">A.</w:t>
+            </w:r>
+            <w:r>
+              <w:t xml:space="preserve"> </w:t>
+            </w:r>
+            <w:r>
+              <w:t xml:space="preserve">LEVINE,</w:t>
+            </w:r>
+            <w:r>
+              <w:t xml:space="preserve"> </w:t>
+            </w:r>
+            <w:r>
+              <w:t xml:space="preserve">and</w:t>
             </w:r>
           </w:p>
           <w:p>
             <w:pPr>
-              <w:pStyle w:val="Single"/>
+              <w:spacing w:before="0" w:after="0" w:line="276" w:lineRule="exact"/>
+              <w:ind w:left="0" w:firstLine="0"/>
+              <w:jc w:val="left"/>
             </w:pPr>
             <w:r>
-              <w:t xml:space="preserve">INDECO UNION, a Delaware Corporation,</w:t>
+              <w:t xml:space="preserve">INDECO</w:t>
+            </w:r>
+            <w:r>
+              <w:t xml:space="preserve"> </w:t>
+            </w:r>
+            <w:r>
+              <w:t xml:space="preserve">UNION,</w:t>
+            </w:r>
+            <w:r>
+              <w:t xml:space="preserve"> </w:t>
+            </w:r>
+            <w:r>
+              <w:t xml:space="preserve">a</w:t>
+            </w:r>
+            <w:r>
+              <w:t xml:space="preserve"> </w:t>
+            </w:r>
+            <w:r>
+              <w:t xml:space="preserve">Delaware</w:t>
+            </w:r>
+            <w:r>
+              <w:t xml:space="preserve"> </w:t>
+            </w:r>
+            <w:r>
+              <w:t xml:space="preserve">Corporation,</w:t>
             </w:r>
           </w:p>
           <w:p>
             <w:pPr>
-              <w:pStyle w:val="Single"/>
-              <w:spacing w:after="144"/>
-              <w:ind w:left="144"/>
+              <w:spacing w:before="0" w:after="276" w:line="276" w:lineRule="exact"/>
+              <w:ind w:left="144" w:firstLine="0"/>
+              <w:jc w:val="left"/>
             </w:pPr>
             <w:r>
               <w:t xml:space="preserve">Defendants.</w:t>
@@ -133,29 +320,36 @@
             <w:tcW w:w="4752" w:type="dxa"/>
             <w:tcMar>
               <w:left w:w="360" w:type="dxa"/>
-              <w:right w:w="144" w:type="dxa"/>
             </w:tcMar>
           </w:tcPr>
           <w:p>
             <w:pPr>
-              <w:pStyle w:val="Single"/>
-              <w:spacing w:before="144"/>
-            </w:pPr>
-          </w:p>
-          <w:p>
-            <w:pPr>
-              <w:pStyle w:val="Single"/>
+              <w:spacing w:before="276" w:after="0" w:line="276" w:lineRule="exact"/>
+              <w:ind w:left="0" w:firstLine="0"/>
+              <w:jc w:val="left"/>
             </w:pPr>
             <w:r>
-              <w:t xml:space="preserve">Case No. 3:18-BK-0045</w:t>
+              <w:t xml:space="preserve">Case No. </w:t>
+            </w:r>
+            <w:r>
+              <w:t xml:space="preserve">3:18-BK</w:t>
+              <w:noBreakHyphen/>
+              <w:t xml:space="preserve">0045</w:t>
             </w:r>
           </w:p>
           <w:p>
             <w:pPr>
-              <w:pStyle w:val="Single"/>
+              <w:spacing w:before="276" w:after="0" w:line="276" w:lineRule="exact"/>
+              <w:ind w:left="0" w:firstLine="0"/>
+              <w:jc w:val="left"/>
             </w:pPr>
             <w:r>
-              <w:t xml:space="preserve">Adv. Pro. No. 3:19-ap-00024</w:t>
+              <w:t xml:space="preserve">Adv. Pro. No. </w:t>
+            </w:r>
+            <w:r>
+              <w:t xml:space="preserve">3:19-ap</w:t>
+              <w:noBreakHyphen/>
+              <w:t xml:space="preserve">00024</w:t>
             </w:r>
           </w:p>
         </w:tc>
@@ -163,51 +357,280 @@
     </w:tbl>
     <w:p>
       <w:pPr>
-        <w:pStyle w:val="CenteredBody"/>
-        <w:spacing w:before="288" w:after="144"/>
-      </w:pPr>
-      <w:r>
-        <w:rPr>
-          <w:b/>
-          <w:bCs/>
-        </w:rPr>
-        <w:t xml:space="preserve">DEFENDANTS’ MOTION TO DISMISS AND STRIKE</w:t>
-      </w:r>
-    </w:p>
-    <w:p>
-      <w:pPr>
-        <w:pStyle w:val="FirstParagraph"/>
-      </w:pPr>
-      <w:r>
-        <w:t xml:space="preserve">Pursuant to Federal Rules of Civil Procedure 9 &amp; 12, Defendants David A. Levine and Indeco Union move to (1) dismiss Geostellar’s Complaint pursuant to the arbitration clause in the underlying Employment Agreement and/or the forum selection clause in the underlying Assignment of Inventions Agreement; (2) in the alternative, dismiss Geostellar’s claims for failure to state a claim upon which relief can be granted; and (3) to the extent the Complaint is not dismissed in its entirety, strike paragraphs 23-25, 29-34, 38-42, 47, and 56 as immaterial. For the reasons described more fully in Defendants’ accompanying Memorandum in Support of Motion to Dismiss and Strike, which is incorporated by reference herein, the Court should grant this motion.</w:t>
+        <w:spacing w:before="276" w:after="276" w:line="276" w:lineRule="exact"/>
+        <w:ind w:left="0" w:firstLine="0"/>
+        <w:jc w:val="center"/>
+      </w:pPr>
+      <w:r>
+        <w:rPr>
+          <w:b/>
+          <w:bCs/>
+        </w:rPr>
+        <w:t xml:space="preserve">DEFENDANTS’</w:t>
+      </w:r>
+      <w:r>
+        <w:rPr>
+          <w:b/>
+          <w:bCs/>
+        </w:rPr>
+        <w:t xml:space="preserve"> </w:t>
+      </w:r>
+      <w:r>
+        <w:rPr>
+          <w:b/>
+          <w:bCs/>
+        </w:rPr>
+        <w:t xml:space="preserve">MOTION</w:t>
+      </w:r>
+      <w:r>
+        <w:rPr>
+          <w:b/>
+          <w:bCs/>
+        </w:rPr>
+        <w:t xml:space="preserve"> </w:t>
+      </w:r>
+      <w:r>
+        <w:rPr>
+          <w:b/>
+          <w:bCs/>
+        </w:rPr>
+        <w:t xml:space="preserve">TO</w:t>
+      </w:r>
+      <w:r>
+        <w:rPr>
+          <w:b/>
+          <w:bCs/>
+        </w:rPr>
+        <w:t xml:space="preserve"> </w:t>
+      </w:r>
+      <w:r>
+        <w:rPr>
+          <w:b/>
+          <w:bCs/>
+        </w:rPr>
+        <w:t xml:space="preserve">DISMISS</w:t>
+      </w:r>
+      <w:r>
+        <w:rPr>
+          <w:b/>
+          <w:bCs/>
+        </w:rPr>
+        <w:t xml:space="preserve"> </w:t>
+      </w:r>
+      <w:r>
+        <w:rPr>
+          <w:b/>
+          <w:bCs/>
+        </w:rPr>
+        <w:t xml:space="preserve">AND</w:t>
+      </w:r>
+      <w:r>
+        <w:rPr>
+          <w:b/>
+          <w:bCs/>
+        </w:rPr>
+        <w:t xml:space="preserve"> </w:t>
+      </w:r>
+      <w:r>
+        <w:rPr>
+          <w:b/>
+          <w:bCs/>
+        </w:rPr>
+        <w:t xml:space="preserve">STRIKE</w:t>
+      </w:r>
+    </w:p>
+    <w:p>
+      <w:pPr>
+        <w:pStyle w:val="BodyText"/>
+      </w:pPr>
+      <w:r>
+        <w:t xml:space="preserve">Pursuant to Federal Rules of Civil Procedure 9 &amp; 12, Defendants David A. Levine and Indeco Union move to (1) dismiss Geostellar’s Complaint pursuant to the arbitration clause in the underlying Employment Agreement and/​or the forum selection clause in the underlying Assignment of Inventions Agreement; (2) in the alternative, dismiss Geostellar’s claims for failure to state a claim upon which relief can be granted; and (3) to the extent the Complaint is not dismissed in its entirety, strike paragraphs 23</w:t>
+      </w:r>
+      <w:r>
+        <w:noBreakHyphen/>
+      </w:r>
+      <w:r>
+        <w:t xml:space="preserve">25, 29</w:t>
+      </w:r>
+      <w:r>
+        <w:noBreakHyphen/>
+      </w:r>
+      <w:r>
+        <w:t xml:space="preserve">34, 38</w:t>
+      </w:r>
+      <w:r>
+        <w:noBreakHyphen/>
+      </w:r>
+      <w:r>
+        <w:t xml:space="preserve">42, 47, and 56 as immaterial. For the reasons described more fully in Defendants’ accompanying Memorandum in Support of Motion to Dismiss and Strike, which is incorporated by reference herein, the Court should grant this motion.</w:t>
       </w:r>
     </w:p>
     <w:p>
       <w:pPr>
         <w:pStyle w:val="Heading1"/>
-      </w:pPr>
-      <w:bookmarkStart w:id="9" w:name="_0f0734fb14bf1cb6984e9d6b999bd444144f8f2"/>
-      <w:r>
-        <w:t xml:space="preserve">DEFENDANTS’ MEMORANDUM IN SUPPORT OF MOTION TO DISMISS AND STRIKE</w:t>
-      </w:r>
-      <w:bookmarkEnd w:id="9"/>
+        <w:keepNext/>
+        <w:keepLines/>
+        <w:spacing w:before="276" w:after="138" w:line="276" w:lineRule="exact"/>
+        <w:ind w:left="0" w:firstLine="0"/>
+        <w:jc w:val="center"/>
+      </w:pPr>
+      <w:r>
+        <w:rPr>
+          <w:b/>
+          <w:bCs/>
+        </w:rPr>
+        <w:t xml:space="preserve">DEFENDANTS’</w:t>
+      </w:r>
+      <w:r>
+        <w:rPr>
+          <w:b/>
+          <w:bCs/>
+        </w:rPr>
+        <w:t xml:space="preserve"> </w:t>
+      </w:r>
+      <w:r>
+        <w:rPr>
+          <w:b/>
+          <w:bCs/>
+        </w:rPr>
+        <w:t xml:space="preserve">MEMORANDUM</w:t>
+      </w:r>
+      <w:r>
+        <w:rPr>
+          <w:b/>
+          <w:bCs/>
+        </w:rPr>
+        <w:t xml:space="preserve"> </w:t>
+      </w:r>
+      <w:r>
+        <w:rPr>
+          <w:b/>
+          <w:bCs/>
+        </w:rPr>
+        <w:t xml:space="preserve">IN</w:t>
+      </w:r>
+      <w:r>
+        <w:rPr>
+          <w:b/>
+          <w:bCs/>
+        </w:rPr>
+        <w:t xml:space="preserve"> </w:t>
+      </w:r>
+      <w:r>
+        <w:rPr>
+          <w:b/>
+          <w:bCs/>
+        </w:rPr>
+        <w:t xml:space="preserve">SUPPORT</w:t>
+      </w:r>
+      <w:r>
+        <w:rPr>
+          <w:b/>
+          <w:bCs/>
+        </w:rPr>
+        <w:t xml:space="preserve"> </w:t>
+      </w:r>
+      <w:r>
+        <w:rPr>
+          <w:b/>
+          <w:bCs/>
+        </w:rPr>
+        <w:t xml:space="preserve">OF</w:t>
+      </w:r>
+      <w:r>
+        <w:rPr>
+          <w:b/>
+          <w:bCs/>
+        </w:rPr>
+        <w:t xml:space="preserve"> </w:t>
+      </w:r>
+      <w:r>
+        <w:rPr>
+          <w:b/>
+          <w:bCs/>
+        </w:rPr>
+        <w:t xml:space="preserve">MOTION</w:t>
+      </w:r>
+      <w:r>
+        <w:rPr>
+          <w:b/>
+          <w:bCs/>
+        </w:rPr>
+        <w:t xml:space="preserve"> </w:t>
+      </w:r>
+      <w:r>
+        <w:rPr>
+          <w:b/>
+          <w:bCs/>
+        </w:rPr>
+        <w:t xml:space="preserve">TO</w:t>
+      </w:r>
+      <w:r>
+        <w:rPr>
+          <w:b/>
+          <w:bCs/>
+        </w:rPr>
+        <w:t xml:space="preserve"> </w:t>
+      </w:r>
+      <w:r>
+        <w:rPr>
+          <w:b/>
+          <w:bCs/>
+        </w:rPr>
+        <w:t xml:space="preserve">DISMISS</w:t>
+      </w:r>
+      <w:r>
+        <w:rPr>
+          <w:b/>
+          <w:bCs/>
+        </w:rPr>
+        <w:t xml:space="preserve"> </w:t>
+      </w:r>
+      <w:r>
+        <w:rPr>
+          <w:b/>
+          <w:bCs/>
+        </w:rPr>
+        <w:t xml:space="preserve">AND</w:t>
+      </w:r>
+      <w:r>
+        <w:rPr>
+          <w:b/>
+          <w:bCs/>
+        </w:rPr>
+        <w:t xml:space="preserve"> </w:t>
+      </w:r>
+      <w:r>
+        <w:rPr>
+          <w:b/>
+          <w:bCs/>
+        </w:rPr>
+        <w:t xml:space="preserve">STRIKE</w:t>
+      </w:r>
     </w:p>
     <w:p>
       <w:pPr>
         <w:pStyle w:val="Heading1"/>
-      </w:pPr>
-      <w:bookmarkStart w:id="10" w:name="_introduction"/>
-      <w:r>
+        <w:keepNext/>
+        <w:keepLines/>
+        <w:spacing w:before="276" w:after="138" w:line="276" w:lineRule="exact"/>
+        <w:ind w:left="0" w:firstLine="0"/>
+        <w:jc w:val="center"/>
+      </w:pPr>
+      <w:r>
+        <w:rPr>
+          <w:b/>
+          <w:bCs/>
+        </w:rPr>
         <w:t xml:space="preserve">INTRODUCTION</w:t>
       </w:r>
-      <w:bookmarkEnd w:id="10"/>
-    </w:p>
-    <w:p>
-      <w:pPr>
-        <w:pStyle w:val="FirstParagraph"/>
-      </w:pPr>
-      <w:r>
-        <w:t xml:space="preserve">Geostellar, Inc. (</w:t>
+    </w:p>
+    <w:p>
+      <w:pPr>
+        <w:pStyle w:val="BodyText"/>
+      </w:pPr>
+      <w:r>
+        <w:t xml:space="preserve">Geostellar, Inc. (</w:t>
       </w:r>
       <w:r>
         <w:t xml:space="preserve">“Geostellar”</w:t>
@@ -216,10 +639,10 @@
         <w:t xml:space="preserve">) brings the present Complaint against David A. Levine (</w:t>
       </w:r>
       <w:r>
-        <w:t xml:space="preserve">“Mr. Levine”</w:t>
-      </w:r>
-      <w:r>
-        <w:t xml:space="preserve">) and Indeco Union challenging Mr. Levine’s decisions to attempt to adapt Geostellar out of its admittedly-unprofitable work in solar power installation into the then-booming cryptocurrency industry and alleging that he improperly pursued his own separate cryptocurrency project. Even assuming per arguendo that Geostellar’s factual allegations are correct, there are several procedural reasons why this Complaint cannot go forward.</w:t>
+        <w:t xml:space="preserve">“Mr. Levine”</w:t>
+      </w:r>
+      <w:r>
+        <w:t xml:space="preserve">) and Indeco Union challenging Mr. Levine’s decisions to attempt to adapt Geostellar out of its admittedly-unprofitable work in solar power installation into the then-booming cryptocurrency industry and alleging that he improperly pursued his own separate cryptocurrency project. Even assuming per arguendo that Geostellar’s factual allegations are correct, there are several procedural reasons why this Complaint cannot go forward.</w:t>
       </w:r>
     </w:p>
     <w:p>
@@ -227,22 +650,43 @@
         <w:pStyle w:val="BodyText"/>
       </w:pPr>
       <w:r>
-        <w:t xml:space="preserve">First, both of the contracts upon which this Complaint is based flatly forbid Geostellar from bringing its Complaint in this Court. Instead, one of these contracts requires these claims to be resolved in binding arbitration, while the other requires any litigation to be brought in Wilmington, Delaware. Regardless of which of these provisions applies to any given allegation, the result is the same: the Complaint cannot be brought in this Court and must be dismissed. Moreover, even if the Complaint could be brought in this Court, most of Geostellar’s claims are insufficiently pled and/or contradicted by the relevant law.</w:t>
+        <w:t xml:space="preserve">First, both of the contracts upon which this Complaint is based flatly forbid Geostellar from bringing its Complaint in this Court. Instead, one of these contracts requires these claims to be resolved in binding arbitration, while the other requires any litigation to be brought in Wilmington, Delaware. Regardless of which of these provisions applies to any given allegation, the result is the same: the Complaint cannot be brought in this Court and must be dismissed. Moreover, even if the Complaint could be brought in this Court, most of Geostellar’s claims are insufficiently pled and/​or contradicted by the relevant law.</w:t>
       </w:r>
     </w:p>
     <w:p>
       <w:pPr>
         <w:pStyle w:val="Heading1"/>
-      </w:pPr>
-      <w:bookmarkStart w:id="11" w:name="_d221e47df2d2bfb45f1f5035ae39638c7f80357"/>
-      <w:r>
-        <w:t xml:space="preserve">FACTUAL ALLEGATIONS</w:t>
-      </w:r>
-      <w:bookmarkEnd w:id="11"/>
-    </w:p>
-    <w:p>
-      <w:pPr>
-        <w:pStyle w:val="FirstParagraph"/>
+        <w:keepNext/>
+        <w:keepLines/>
+        <w:spacing w:before="276" w:after="138" w:line="276" w:lineRule="exact"/>
+        <w:ind w:left="0" w:firstLine="0"/>
+        <w:jc w:val="center"/>
+      </w:pPr>
+      <w:r>
+        <w:rPr>
+          <w:b/>
+          <w:bCs/>
+        </w:rPr>
+        <w:t xml:space="preserve">FACTUAL</w:t>
+      </w:r>
+      <w:r>
+        <w:rPr>
+          <w:b/>
+          <w:bCs/>
+        </w:rPr>
+        <w:t xml:space="preserve"> </w:t>
+      </w:r>
+      <w:r>
+        <w:rPr>
+          <w:b/>
+          <w:bCs/>
+        </w:rPr>
+        <w:t xml:space="preserve">ALLEGATIONS</w:t>
+      </w:r>
+    </w:p>
+    <w:p>
+      <w:pPr>
+        <w:pStyle w:val="BodyTextNoted"/>
       </w:pPr>
       <w:r>
         <w:t xml:space="preserve">Disregarding as we must any conclusory assertions,</w:t>
@@ -277,7 +721,7 @@
         <w:rPr>
           <w:rStyle w:val="FootnoteReference"/>
         </w:rPr>
-        <w:footnoteReference w:id="12"/>
+        <w:footnoteReference w:id="9"/>
       </w:r>
     </w:p>
     <w:p>
@@ -285,7 +729,7 @@
         <w:pStyle w:val="BodyText"/>
       </w:pPr>
       <w:r>
-        <w:t xml:space="preserve">Geostellar describes its business as using proprietary software to provide people seeking to install solar power systems with information on vendors, installers, and lenders. (Compl. 4 ¶ 12.) Geostellar claims that prior to the challenged actions it was meeting expenses, but not generating profits, by arranging thirty installation projects per month. (</w:t>
+        <w:t xml:space="preserve">Geostellar describes its business as using proprietary software to provide people seeking to install solar power systems with information on vendors, installers, and lenders. (Compl. 4 ¶ 12.) Geostellar claims that prior to the challenged actions it was meeting expenses, but not generating profits, by arranging thirty installation projects per month. (</w:t>
       </w:r>
       <w:r>
         <w:rPr>
@@ -298,7 +742,7 @@
         <w:t xml:space="preserve"> </w:t>
       </w:r>
       <w:r>
-        <w:t xml:space="preserve">at 4 ¶ 12.) Despite admitting that it was generating no net profits, Geostellar claims that continuing in this way would have somehow enabled it</w:t>
+        <w:t xml:space="preserve">at 4 ¶ 12.) Despite admitting that it was generating no net profits, Geostellar claims that continuing in this way would have somehow enabled it</w:t>
       </w:r>
       <w:r>
         <w:t xml:space="preserve"> </w:t>
@@ -323,7 +767,7 @@
         <w:t xml:space="preserve"> </w:t>
       </w:r>
       <w:r>
-        <w:t xml:space="preserve">at 4 ¶ 15.)</w:t>
+        <w:t xml:space="preserve">at 4 ¶ 15.)</w:t>
       </w:r>
     </w:p>
     <w:p>
@@ -331,7 +775,7 @@
         <w:pStyle w:val="BodyText"/>
       </w:pPr>
       <w:r>
-        <w:t xml:space="preserve">At some point, Mr. Levine became Geostellar’s Chief Executive Officer and a member of its Board of Directors. (</w:t>
+        <w:t xml:space="preserve">At some point, Mr. Levine became Geostellar’s Chief Executive Officer and a member of its Board of Directors. (</w:t>
       </w:r>
       <w:r>
         <w:rPr>
@@ -344,7 +788,13 @@
         <w:t xml:space="preserve"> </w:t>
       </w:r>
       <w:r>
-        <w:t xml:space="preserve">at 4-5 ¶ 16.) While Geostellar does not explicitly state the date when Mr. Levine received these offices, it notes that he signed an employment agreement with Geostellar on July 28, 2016 (the</w:t>
+        <w:t xml:space="preserve">at 4</w:t>
+      </w:r>
+      <w:r>
+        <w:noBreakHyphen/>
+      </w:r>
+      <w:r>
+        <w:t xml:space="preserve">5 ¶ 16.) While Geostellar does not explicitly state the date when Mr. Levine received these offices, it notes that he signed an employment agreement with Geostellar on July 28, 2016 (the</w:t>
       </w:r>
       <w:r>
         <w:t xml:space="preserve"> </w:t>
@@ -366,7 +816,7 @@
         <w:t xml:space="preserve"> </w:t>
       </w:r>
       <w:r>
-        <w:t xml:space="preserve">at 5 ¶ 18;</w:t>
+        <w:t xml:space="preserve">at 5 ¶ 18;</w:t>
       </w:r>
       <w:r>
         <w:t xml:space="preserve"> </w:t>
@@ -387,24 +837,1712 @@
     </w:p>
     <w:p>
       <w:pPr>
-        <w:pStyle w:val="BlockText"/>
-      </w:pPr>
-      <w:r>
-        <w:t xml:space="preserve">7.11 Arbitration. To ensure the rapid and economical resolution of disputes that may arise in connection with the Executive’s employment with the Company, the Executive and the Company agree that any and all disputes, claims, or causes of action, in law or equity, arising from or relating to the enforcement, breach, performance or interpretation of this Agreement, the Executive’s employment, or the termination of the Executive’s employment, shall be resolved, to the fullest extent permitted by law, by final, binding and confidential arbitration in Martinsburg, West Virginia, conducted by the Judicial Arbitration and Mediation Services, Inc. (</w:t>
-      </w:r>
-      <w:r>
-        <w:t xml:space="preserve">“JAMS”</w:t>
-      </w:r>
-      <w:r>
-        <w:t xml:space="preserve">) or its successor, under the then applicable rules of JAMS. The Executive and the Company acknowledge that by agreeing to this arbitration procedure, each party waives the right to resolve any dispute through a trial by jury or judge or administrative proceeding. The Arbitrator shall: (a) have the authority to compel adequate discovery for the resolution of the dispute and to award such relief as would otherwise be permitted by law; and (b) issue a written arbitration decision including the arbitrator’s essential findings and conclusions and a statement of the award. The arbitrator shall be authorized to award any or all remedies that the Executive or the Company would be entitled to seek in a court of law. Nothing in this Agreement is intended to prevent either the Executive or the Company from obtaining injunctive relief in court to prevent irreparable harm pending the conclusion of any such arbitration. Notwithstanding anything herein to the contrary, the provisions of Section 7.11 shall not apply to any issue or dispute arising under the Assignment of Inventions Agreement. The parties shall split the costs of arbitration.</w:t>
-      </w:r>
-    </w:p>
-    <w:p>
-      <w:pPr>
-        <w:pStyle w:val="FirstParagraph"/>
-      </w:pPr>
-      <w:r>
-        <w:t xml:space="preserve">(Compl. Ex. A at 11-12 ¶ 7.11.) The Employment Agreement also has a choice-of-law clause stating that it shall be governed by West Virginia law. (</w:t>
+        <w:spacing w:before="276" w:after="276" w:line="276" w:lineRule="exact"/>
+        <w:ind w:left="720" w:right="720" w:firstLine="0"/>
+        <w:jc w:val="left"/>
+      </w:pPr>
+      <w:r>
+        <w:t xml:space="preserve">7.11</w:t>
+      </w:r>
+      <w:r>
+        <w:t xml:space="preserve"> </w:t>
+      </w:r>
+      <w:r>
+        <w:t xml:space="preserve">Arbitration.</w:t>
+      </w:r>
+      <w:r>
+        <w:t xml:space="preserve"> </w:t>
+      </w:r>
+      <w:r>
+        <w:t xml:space="preserve">To</w:t>
+      </w:r>
+      <w:r>
+        <w:t xml:space="preserve"> </w:t>
+      </w:r>
+      <w:r>
+        <w:t xml:space="preserve">ensure</w:t>
+      </w:r>
+      <w:r>
+        <w:t xml:space="preserve"> </w:t>
+      </w:r>
+      <w:r>
+        <w:t xml:space="preserve">the</w:t>
+      </w:r>
+      <w:r>
+        <w:t xml:space="preserve"> </w:t>
+      </w:r>
+      <w:r>
+        <w:t xml:space="preserve">rapid</w:t>
+      </w:r>
+      <w:r>
+        <w:t xml:space="preserve"> </w:t>
+      </w:r>
+      <w:r>
+        <w:t xml:space="preserve">and</w:t>
+      </w:r>
+      <w:r>
+        <w:t xml:space="preserve"> </w:t>
+      </w:r>
+      <w:r>
+        <w:t xml:space="preserve">economical</w:t>
+      </w:r>
+      <w:r>
+        <w:t xml:space="preserve"> </w:t>
+      </w:r>
+      <w:r>
+        <w:t xml:space="preserve">resolution</w:t>
+      </w:r>
+      <w:r>
+        <w:t xml:space="preserve"> </w:t>
+      </w:r>
+      <w:r>
+        <w:t xml:space="preserve">of</w:t>
+      </w:r>
+      <w:r>
+        <w:t xml:space="preserve"> </w:t>
+      </w:r>
+      <w:r>
+        <w:t xml:space="preserve">disputes</w:t>
+      </w:r>
+      <w:r>
+        <w:t xml:space="preserve"> </w:t>
+      </w:r>
+      <w:r>
+        <w:t xml:space="preserve">that</w:t>
+      </w:r>
+      <w:r>
+        <w:t xml:space="preserve"> </w:t>
+      </w:r>
+      <w:r>
+        <w:t xml:space="preserve">may</w:t>
+      </w:r>
+      <w:r>
+        <w:t xml:space="preserve"> </w:t>
+      </w:r>
+      <w:r>
+        <w:t xml:space="preserve">arise</w:t>
+      </w:r>
+      <w:r>
+        <w:t xml:space="preserve"> </w:t>
+      </w:r>
+      <w:r>
+        <w:t xml:space="preserve">in</w:t>
+      </w:r>
+      <w:r>
+        <w:t xml:space="preserve"> </w:t>
+      </w:r>
+      <w:r>
+        <w:t xml:space="preserve">connection</w:t>
+      </w:r>
+      <w:r>
+        <w:t xml:space="preserve"> </w:t>
+      </w:r>
+      <w:r>
+        <w:t xml:space="preserve">with</w:t>
+      </w:r>
+      <w:r>
+        <w:t xml:space="preserve"> </w:t>
+      </w:r>
+      <w:r>
+        <w:t xml:space="preserve">the</w:t>
+      </w:r>
+      <w:r>
+        <w:t xml:space="preserve"> </w:t>
+      </w:r>
+      <w:r>
+        <w:t xml:space="preserve">Executive’s</w:t>
+      </w:r>
+      <w:r>
+        <w:t xml:space="preserve"> </w:t>
+      </w:r>
+      <w:r>
+        <w:t xml:space="preserve">employment</w:t>
+      </w:r>
+      <w:r>
+        <w:t xml:space="preserve"> </w:t>
+      </w:r>
+      <w:r>
+        <w:t xml:space="preserve">with</w:t>
+      </w:r>
+      <w:r>
+        <w:t xml:space="preserve"> </w:t>
+      </w:r>
+      <w:r>
+        <w:t xml:space="preserve">the</w:t>
+      </w:r>
+      <w:r>
+        <w:t xml:space="preserve"> </w:t>
+      </w:r>
+      <w:r>
+        <w:t xml:space="preserve">Company,</w:t>
+      </w:r>
+      <w:r>
+        <w:t xml:space="preserve"> </w:t>
+      </w:r>
+      <w:r>
+        <w:t xml:space="preserve">the</w:t>
+      </w:r>
+      <w:r>
+        <w:t xml:space="preserve"> </w:t>
+      </w:r>
+      <w:r>
+        <w:t xml:space="preserve">Executive</w:t>
+      </w:r>
+      <w:r>
+        <w:t xml:space="preserve"> </w:t>
+      </w:r>
+      <w:r>
+        <w:t xml:space="preserve">and</w:t>
+      </w:r>
+      <w:r>
+        <w:t xml:space="preserve"> </w:t>
+      </w:r>
+      <w:r>
+        <w:t xml:space="preserve">the</w:t>
+      </w:r>
+      <w:r>
+        <w:t xml:space="preserve"> </w:t>
+      </w:r>
+      <w:r>
+        <w:t xml:space="preserve">Company</w:t>
+      </w:r>
+      <w:r>
+        <w:t xml:space="preserve"> </w:t>
+      </w:r>
+      <w:r>
+        <w:t xml:space="preserve">agree</w:t>
+      </w:r>
+      <w:r>
+        <w:t xml:space="preserve"> </w:t>
+      </w:r>
+      <w:r>
+        <w:t xml:space="preserve">that</w:t>
+      </w:r>
+      <w:r>
+        <w:t xml:space="preserve"> </w:t>
+      </w:r>
+      <w:r>
+        <w:t xml:space="preserve">any</w:t>
+      </w:r>
+      <w:r>
+        <w:t xml:space="preserve"> </w:t>
+      </w:r>
+      <w:r>
+        <w:t xml:space="preserve">and</w:t>
+      </w:r>
+      <w:r>
+        <w:t xml:space="preserve"> </w:t>
+      </w:r>
+      <w:r>
+        <w:t xml:space="preserve">all</w:t>
+      </w:r>
+      <w:r>
+        <w:t xml:space="preserve"> </w:t>
+      </w:r>
+      <w:r>
+        <w:t xml:space="preserve">disputes,</w:t>
+      </w:r>
+      <w:r>
+        <w:t xml:space="preserve"> </w:t>
+      </w:r>
+      <w:r>
+        <w:t xml:space="preserve">claims,</w:t>
+      </w:r>
+      <w:r>
+        <w:t xml:space="preserve"> </w:t>
+      </w:r>
+      <w:r>
+        <w:t xml:space="preserve">or</w:t>
+      </w:r>
+      <w:r>
+        <w:t xml:space="preserve"> </w:t>
+      </w:r>
+      <w:r>
+        <w:t xml:space="preserve">causes</w:t>
+      </w:r>
+      <w:r>
+        <w:t xml:space="preserve"> </w:t>
+      </w:r>
+      <w:r>
+        <w:t xml:space="preserve">of</w:t>
+      </w:r>
+      <w:r>
+        <w:t xml:space="preserve"> </w:t>
+      </w:r>
+      <w:r>
+        <w:t xml:space="preserve">action,</w:t>
+      </w:r>
+      <w:r>
+        <w:t xml:space="preserve"> </w:t>
+      </w:r>
+      <w:r>
+        <w:t xml:space="preserve">in</w:t>
+      </w:r>
+      <w:r>
+        <w:t xml:space="preserve"> </w:t>
+      </w:r>
+      <w:r>
+        <w:t xml:space="preserve">law</w:t>
+      </w:r>
+      <w:r>
+        <w:t xml:space="preserve"> </w:t>
+      </w:r>
+      <w:r>
+        <w:t xml:space="preserve">or</w:t>
+      </w:r>
+      <w:r>
+        <w:t xml:space="preserve"> </w:t>
+      </w:r>
+      <w:r>
+        <w:t xml:space="preserve">equity,</w:t>
+      </w:r>
+      <w:r>
+        <w:t xml:space="preserve"> </w:t>
+      </w:r>
+      <w:r>
+        <w:t xml:space="preserve">arising</w:t>
+      </w:r>
+      <w:r>
+        <w:t xml:space="preserve"> </w:t>
+      </w:r>
+      <w:r>
+        <w:t xml:space="preserve">from</w:t>
+      </w:r>
+      <w:r>
+        <w:t xml:space="preserve"> </w:t>
+      </w:r>
+      <w:r>
+        <w:t xml:space="preserve">or</w:t>
+      </w:r>
+      <w:r>
+        <w:t xml:space="preserve"> </w:t>
+      </w:r>
+      <w:r>
+        <w:t xml:space="preserve">relating</w:t>
+      </w:r>
+      <w:r>
+        <w:t xml:space="preserve"> </w:t>
+      </w:r>
+      <w:r>
+        <w:t xml:space="preserve">to</w:t>
+      </w:r>
+      <w:r>
+        <w:t xml:space="preserve"> </w:t>
+      </w:r>
+      <w:r>
+        <w:t xml:space="preserve">the</w:t>
+      </w:r>
+      <w:r>
+        <w:t xml:space="preserve"> </w:t>
+      </w:r>
+      <w:r>
+        <w:t xml:space="preserve">enforcement,</w:t>
+      </w:r>
+      <w:r>
+        <w:t xml:space="preserve"> </w:t>
+      </w:r>
+      <w:r>
+        <w:t xml:space="preserve">breach,</w:t>
+      </w:r>
+      <w:r>
+        <w:t xml:space="preserve"> </w:t>
+      </w:r>
+      <w:r>
+        <w:t xml:space="preserve">performance</w:t>
+      </w:r>
+      <w:r>
+        <w:t xml:space="preserve"> </w:t>
+      </w:r>
+      <w:r>
+        <w:t xml:space="preserve">or</w:t>
+      </w:r>
+      <w:r>
+        <w:t xml:space="preserve"> </w:t>
+      </w:r>
+      <w:r>
+        <w:t xml:space="preserve">interpretation</w:t>
+      </w:r>
+      <w:r>
+        <w:t xml:space="preserve"> </w:t>
+      </w:r>
+      <w:r>
+        <w:t xml:space="preserve">of</w:t>
+      </w:r>
+      <w:r>
+        <w:t xml:space="preserve"> </w:t>
+      </w:r>
+      <w:r>
+        <w:t xml:space="preserve">this</w:t>
+      </w:r>
+      <w:r>
+        <w:t xml:space="preserve"> </w:t>
+      </w:r>
+      <w:r>
+        <w:t xml:space="preserve">Agreement,</w:t>
+      </w:r>
+      <w:r>
+        <w:t xml:space="preserve"> </w:t>
+      </w:r>
+      <w:r>
+        <w:t xml:space="preserve">the</w:t>
+      </w:r>
+      <w:r>
+        <w:t xml:space="preserve"> </w:t>
+      </w:r>
+      <w:r>
+        <w:t xml:space="preserve">Executive’s</w:t>
+      </w:r>
+      <w:r>
+        <w:t xml:space="preserve"> </w:t>
+      </w:r>
+      <w:r>
+        <w:t xml:space="preserve">employment,</w:t>
+      </w:r>
+      <w:r>
+        <w:t xml:space="preserve"> </w:t>
+      </w:r>
+      <w:r>
+        <w:t xml:space="preserve">or</w:t>
+      </w:r>
+      <w:r>
+        <w:t xml:space="preserve"> </w:t>
+      </w:r>
+      <w:r>
+        <w:t xml:space="preserve">the</w:t>
+      </w:r>
+      <w:r>
+        <w:t xml:space="preserve"> </w:t>
+      </w:r>
+      <w:r>
+        <w:t xml:space="preserve">termination</w:t>
+      </w:r>
+      <w:r>
+        <w:t xml:space="preserve"> </w:t>
+      </w:r>
+      <w:r>
+        <w:t xml:space="preserve">of</w:t>
+      </w:r>
+      <w:r>
+        <w:t xml:space="preserve"> </w:t>
+      </w:r>
+      <w:r>
+        <w:t xml:space="preserve">the</w:t>
+      </w:r>
+      <w:r>
+        <w:t xml:space="preserve"> </w:t>
+      </w:r>
+      <w:r>
+        <w:t xml:space="preserve">Executive’s</w:t>
+      </w:r>
+      <w:r>
+        <w:t xml:space="preserve"> </w:t>
+      </w:r>
+      <w:r>
+        <w:t xml:space="preserve">employment,</w:t>
+      </w:r>
+      <w:r>
+        <w:t xml:space="preserve"> </w:t>
+      </w:r>
+      <w:r>
+        <w:t xml:space="preserve">shall</w:t>
+      </w:r>
+      <w:r>
+        <w:t xml:space="preserve"> </w:t>
+      </w:r>
+      <w:r>
+        <w:t xml:space="preserve">be</w:t>
+      </w:r>
+      <w:r>
+        <w:t xml:space="preserve"> </w:t>
+      </w:r>
+      <w:r>
+        <w:t xml:space="preserve">resolved,</w:t>
+      </w:r>
+      <w:r>
+        <w:t xml:space="preserve"> </w:t>
+      </w:r>
+      <w:r>
+        <w:t xml:space="preserve">to</w:t>
+      </w:r>
+      <w:r>
+        <w:t xml:space="preserve"> </w:t>
+      </w:r>
+      <w:r>
+        <w:t xml:space="preserve">the</w:t>
+      </w:r>
+      <w:r>
+        <w:t xml:space="preserve"> </w:t>
+      </w:r>
+      <w:r>
+        <w:t xml:space="preserve">fullest</w:t>
+      </w:r>
+      <w:r>
+        <w:t xml:space="preserve"> </w:t>
+      </w:r>
+      <w:r>
+        <w:t xml:space="preserve">extent</w:t>
+      </w:r>
+      <w:r>
+        <w:t xml:space="preserve"> </w:t>
+      </w:r>
+      <w:r>
+        <w:t xml:space="preserve">permitted</w:t>
+      </w:r>
+      <w:r>
+        <w:t xml:space="preserve"> </w:t>
+      </w:r>
+      <w:r>
+        <w:t xml:space="preserve">by</w:t>
+      </w:r>
+      <w:r>
+        <w:t xml:space="preserve"> </w:t>
+      </w:r>
+      <w:r>
+        <w:t xml:space="preserve">law,</w:t>
+      </w:r>
+      <w:r>
+        <w:t xml:space="preserve"> </w:t>
+      </w:r>
+      <w:r>
+        <w:t xml:space="preserve">by</w:t>
+      </w:r>
+      <w:r>
+        <w:t xml:space="preserve"> </w:t>
+      </w:r>
+      <w:r>
+        <w:t xml:space="preserve">final,</w:t>
+      </w:r>
+      <w:r>
+        <w:t xml:space="preserve"> </w:t>
+      </w:r>
+      <w:r>
+        <w:t xml:space="preserve">binding</w:t>
+      </w:r>
+      <w:r>
+        <w:t xml:space="preserve"> </w:t>
+      </w:r>
+      <w:r>
+        <w:t xml:space="preserve">and</w:t>
+      </w:r>
+      <w:r>
+        <w:t xml:space="preserve"> </w:t>
+      </w:r>
+      <w:r>
+        <w:t xml:space="preserve">confidential</w:t>
+      </w:r>
+      <w:r>
+        <w:t xml:space="preserve"> </w:t>
+      </w:r>
+      <w:r>
+        <w:t xml:space="preserve">arbitration</w:t>
+      </w:r>
+      <w:r>
+        <w:t xml:space="preserve"> </w:t>
+      </w:r>
+      <w:r>
+        <w:t xml:space="preserve">in</w:t>
+      </w:r>
+      <w:r>
+        <w:t xml:space="preserve"> </w:t>
+      </w:r>
+      <w:r>
+        <w:t xml:space="preserve">Martinsburg,</w:t>
+      </w:r>
+      <w:r>
+        <w:t xml:space="preserve"> </w:t>
+      </w:r>
+      <w:r>
+        <w:t xml:space="preserve">West</w:t>
+      </w:r>
+      <w:r>
+        <w:t xml:space="preserve"> </w:t>
+      </w:r>
+      <w:r>
+        <w:t xml:space="preserve">Virginia,</w:t>
+      </w:r>
+      <w:r>
+        <w:t xml:space="preserve"> </w:t>
+      </w:r>
+      <w:r>
+        <w:t xml:space="preserve">conducted</w:t>
+      </w:r>
+      <w:r>
+        <w:t xml:space="preserve"> </w:t>
+      </w:r>
+      <w:r>
+        <w:t xml:space="preserve">by</w:t>
+      </w:r>
+      <w:r>
+        <w:t xml:space="preserve"> </w:t>
+      </w:r>
+      <w:r>
+        <w:t xml:space="preserve">the</w:t>
+      </w:r>
+      <w:r>
+        <w:t xml:space="preserve"> </w:t>
+      </w:r>
+      <w:r>
+        <w:t xml:space="preserve">Judicial</w:t>
+      </w:r>
+      <w:r>
+        <w:t xml:space="preserve"> </w:t>
+      </w:r>
+      <w:r>
+        <w:t xml:space="preserve">Arbitration</w:t>
+      </w:r>
+      <w:r>
+        <w:t xml:space="preserve"> </w:t>
+      </w:r>
+      <w:r>
+        <w:t xml:space="preserve">and</w:t>
+      </w:r>
+      <w:r>
+        <w:t xml:space="preserve"> </w:t>
+      </w:r>
+      <w:r>
+        <w:t xml:space="preserve">Mediation</w:t>
+      </w:r>
+      <w:r>
+        <w:t xml:space="preserve"> </w:t>
+      </w:r>
+      <w:r>
+        <w:t xml:space="preserve">Services,</w:t>
+      </w:r>
+      <w:r>
+        <w:t xml:space="preserve"> </w:t>
+      </w:r>
+      <w:r>
+        <w:t xml:space="preserve">Inc.</w:t>
+      </w:r>
+      <w:r>
+        <w:t xml:space="preserve"> </w:t>
+      </w:r>
+      <w:r>
+        <w:t xml:space="preserve">(</w:t>
+      </w:r>
+      <w:r>
+        <w:t xml:space="preserve">“</w:t>
+      </w:r>
+      <w:r>
+        <w:t xml:space="preserve">JAMS</w:t>
+      </w:r>
+      <w:r>
+        <w:t xml:space="preserve">”</w:t>
+      </w:r>
+      <w:r>
+        <w:t xml:space="preserve">)</w:t>
+      </w:r>
+      <w:r>
+        <w:t xml:space="preserve"> </w:t>
+      </w:r>
+      <w:r>
+        <w:t xml:space="preserve">or</w:t>
+      </w:r>
+      <w:r>
+        <w:t xml:space="preserve"> </w:t>
+      </w:r>
+      <w:r>
+        <w:t xml:space="preserve">its</w:t>
+      </w:r>
+      <w:r>
+        <w:t xml:space="preserve"> </w:t>
+      </w:r>
+      <w:r>
+        <w:t xml:space="preserve">successor,</w:t>
+      </w:r>
+      <w:r>
+        <w:t xml:space="preserve"> </w:t>
+      </w:r>
+      <w:r>
+        <w:t xml:space="preserve">under</w:t>
+      </w:r>
+      <w:r>
+        <w:t xml:space="preserve"> </w:t>
+      </w:r>
+      <w:r>
+        <w:t xml:space="preserve">the</w:t>
+      </w:r>
+      <w:r>
+        <w:t xml:space="preserve"> </w:t>
+      </w:r>
+      <w:r>
+        <w:t xml:space="preserve">then</w:t>
+      </w:r>
+      <w:r>
+        <w:t xml:space="preserve"> </w:t>
+      </w:r>
+      <w:r>
+        <w:t xml:space="preserve">applicable</w:t>
+      </w:r>
+      <w:r>
+        <w:t xml:space="preserve"> </w:t>
+      </w:r>
+      <w:r>
+        <w:t xml:space="preserve">rules</w:t>
+      </w:r>
+      <w:r>
+        <w:t xml:space="preserve"> </w:t>
+      </w:r>
+      <w:r>
+        <w:t xml:space="preserve">of</w:t>
+      </w:r>
+      <w:r>
+        <w:t xml:space="preserve"> </w:t>
+      </w:r>
+      <w:r>
+        <w:t xml:space="preserve">JAMS.</w:t>
+      </w:r>
+      <w:r>
+        <w:t xml:space="preserve"> </w:t>
+      </w:r>
+      <w:r>
+        <w:t xml:space="preserve">The</w:t>
+      </w:r>
+      <w:r>
+        <w:t xml:space="preserve"> </w:t>
+      </w:r>
+      <w:r>
+        <w:t xml:space="preserve">Executive</w:t>
+      </w:r>
+      <w:r>
+        <w:t xml:space="preserve"> </w:t>
+      </w:r>
+      <w:r>
+        <w:t xml:space="preserve">and</w:t>
+      </w:r>
+      <w:r>
+        <w:t xml:space="preserve"> </w:t>
+      </w:r>
+      <w:r>
+        <w:t xml:space="preserve">the</w:t>
+      </w:r>
+      <w:r>
+        <w:t xml:space="preserve"> </w:t>
+      </w:r>
+      <w:r>
+        <w:t xml:space="preserve">Company</w:t>
+      </w:r>
+      <w:r>
+        <w:t xml:space="preserve"> </w:t>
+      </w:r>
+      <w:r>
+        <w:t xml:space="preserve">acknowledge</w:t>
+      </w:r>
+      <w:r>
+        <w:t xml:space="preserve"> </w:t>
+      </w:r>
+      <w:r>
+        <w:t xml:space="preserve">that</w:t>
+      </w:r>
+      <w:r>
+        <w:t xml:space="preserve"> </w:t>
+      </w:r>
+      <w:r>
+        <w:t xml:space="preserve">by</w:t>
+      </w:r>
+      <w:r>
+        <w:t xml:space="preserve"> </w:t>
+      </w:r>
+      <w:r>
+        <w:t xml:space="preserve">agreeing</w:t>
+      </w:r>
+      <w:r>
+        <w:t xml:space="preserve"> </w:t>
+      </w:r>
+      <w:r>
+        <w:t xml:space="preserve">to</w:t>
+      </w:r>
+      <w:r>
+        <w:t xml:space="preserve"> </w:t>
+      </w:r>
+      <w:r>
+        <w:t xml:space="preserve">this</w:t>
+      </w:r>
+      <w:r>
+        <w:t xml:space="preserve"> </w:t>
+      </w:r>
+      <w:r>
+        <w:t xml:space="preserve">arbitration</w:t>
+      </w:r>
+      <w:r>
+        <w:t xml:space="preserve"> </w:t>
+      </w:r>
+      <w:r>
+        <w:t xml:space="preserve">procedure,</w:t>
+      </w:r>
+      <w:r>
+        <w:t xml:space="preserve"> </w:t>
+      </w:r>
+      <w:r>
+        <w:t xml:space="preserve">each</w:t>
+      </w:r>
+      <w:r>
+        <w:t xml:space="preserve"> </w:t>
+      </w:r>
+      <w:r>
+        <w:t xml:space="preserve">party</w:t>
+      </w:r>
+      <w:r>
+        <w:t xml:space="preserve"> </w:t>
+      </w:r>
+      <w:r>
+        <w:t xml:space="preserve">waives</w:t>
+      </w:r>
+      <w:r>
+        <w:t xml:space="preserve"> </w:t>
+      </w:r>
+      <w:r>
+        <w:t xml:space="preserve">the</w:t>
+      </w:r>
+      <w:r>
+        <w:t xml:space="preserve"> </w:t>
+      </w:r>
+      <w:r>
+        <w:t xml:space="preserve">right</w:t>
+      </w:r>
+      <w:r>
+        <w:t xml:space="preserve"> </w:t>
+      </w:r>
+      <w:r>
+        <w:t xml:space="preserve">to</w:t>
+      </w:r>
+      <w:r>
+        <w:t xml:space="preserve"> </w:t>
+      </w:r>
+      <w:r>
+        <w:t xml:space="preserve">resolve</w:t>
+      </w:r>
+      <w:r>
+        <w:t xml:space="preserve"> </w:t>
+      </w:r>
+      <w:r>
+        <w:t xml:space="preserve">any</w:t>
+      </w:r>
+      <w:r>
+        <w:t xml:space="preserve"> </w:t>
+      </w:r>
+      <w:r>
+        <w:t xml:space="preserve">dispute</w:t>
+      </w:r>
+      <w:r>
+        <w:t xml:space="preserve"> </w:t>
+      </w:r>
+      <w:r>
+        <w:t xml:space="preserve">through</w:t>
+      </w:r>
+      <w:r>
+        <w:t xml:space="preserve"> </w:t>
+      </w:r>
+      <w:r>
+        <w:t xml:space="preserve">a</w:t>
+      </w:r>
+      <w:r>
+        <w:t xml:space="preserve"> </w:t>
+      </w:r>
+      <w:r>
+        <w:t xml:space="preserve">trial</w:t>
+      </w:r>
+      <w:r>
+        <w:t xml:space="preserve"> </w:t>
+      </w:r>
+      <w:r>
+        <w:t xml:space="preserve">by</w:t>
+      </w:r>
+      <w:r>
+        <w:t xml:space="preserve"> </w:t>
+      </w:r>
+      <w:r>
+        <w:t xml:space="preserve">jury</w:t>
+      </w:r>
+      <w:r>
+        <w:t xml:space="preserve"> </w:t>
+      </w:r>
+      <w:r>
+        <w:t xml:space="preserve">or</w:t>
+      </w:r>
+      <w:r>
+        <w:t xml:space="preserve"> </w:t>
+      </w:r>
+      <w:r>
+        <w:t xml:space="preserve">judge</w:t>
+      </w:r>
+      <w:r>
+        <w:t xml:space="preserve"> </w:t>
+      </w:r>
+      <w:r>
+        <w:t xml:space="preserve">or</w:t>
+      </w:r>
+      <w:r>
+        <w:t xml:space="preserve"> </w:t>
+      </w:r>
+      <w:r>
+        <w:t xml:space="preserve">administrative</w:t>
+      </w:r>
+      <w:r>
+        <w:t xml:space="preserve"> </w:t>
+      </w:r>
+      <w:r>
+        <w:t xml:space="preserve">proceeding.</w:t>
+      </w:r>
+      <w:r>
+        <w:t xml:space="preserve"> </w:t>
+      </w:r>
+      <w:r>
+        <w:t xml:space="preserve">The</w:t>
+      </w:r>
+      <w:r>
+        <w:t xml:space="preserve"> </w:t>
+      </w:r>
+      <w:r>
+        <w:t xml:space="preserve">Arbitrator</w:t>
+      </w:r>
+      <w:r>
+        <w:t xml:space="preserve"> </w:t>
+      </w:r>
+      <w:r>
+        <w:t xml:space="preserve">shall:</w:t>
+      </w:r>
+      <w:r>
+        <w:t xml:space="preserve"> </w:t>
+      </w:r>
+      <w:r>
+        <w:t xml:space="preserve">(a)</w:t>
+      </w:r>
+      <w:r>
+        <w:t xml:space="preserve"> </w:t>
+      </w:r>
+      <w:r>
+        <w:t xml:space="preserve">have</w:t>
+      </w:r>
+      <w:r>
+        <w:t xml:space="preserve"> </w:t>
+      </w:r>
+      <w:r>
+        <w:t xml:space="preserve">the</w:t>
+      </w:r>
+      <w:r>
+        <w:t xml:space="preserve"> </w:t>
+      </w:r>
+      <w:r>
+        <w:t xml:space="preserve">authority</w:t>
+      </w:r>
+      <w:r>
+        <w:t xml:space="preserve"> </w:t>
+      </w:r>
+      <w:r>
+        <w:t xml:space="preserve">to</w:t>
+      </w:r>
+      <w:r>
+        <w:t xml:space="preserve"> </w:t>
+      </w:r>
+      <w:r>
+        <w:t xml:space="preserve">compel</w:t>
+      </w:r>
+      <w:r>
+        <w:t xml:space="preserve"> </w:t>
+      </w:r>
+      <w:r>
+        <w:t xml:space="preserve">adequate</w:t>
+      </w:r>
+      <w:r>
+        <w:t xml:space="preserve"> </w:t>
+      </w:r>
+      <w:r>
+        <w:t xml:space="preserve">discovery</w:t>
+      </w:r>
+      <w:r>
+        <w:t xml:space="preserve"> </w:t>
+      </w:r>
+      <w:r>
+        <w:t xml:space="preserve">for</w:t>
+      </w:r>
+      <w:r>
+        <w:t xml:space="preserve"> </w:t>
+      </w:r>
+      <w:r>
+        <w:t xml:space="preserve">the</w:t>
+      </w:r>
+      <w:r>
+        <w:t xml:space="preserve"> </w:t>
+      </w:r>
+      <w:r>
+        <w:t xml:space="preserve">resolution</w:t>
+      </w:r>
+      <w:r>
+        <w:t xml:space="preserve"> </w:t>
+      </w:r>
+      <w:r>
+        <w:t xml:space="preserve">of</w:t>
+      </w:r>
+      <w:r>
+        <w:t xml:space="preserve"> </w:t>
+      </w:r>
+      <w:r>
+        <w:t xml:space="preserve">the</w:t>
+      </w:r>
+      <w:r>
+        <w:t xml:space="preserve"> </w:t>
+      </w:r>
+      <w:r>
+        <w:t xml:space="preserve">dispute</w:t>
+      </w:r>
+      <w:r>
+        <w:t xml:space="preserve"> </w:t>
+      </w:r>
+      <w:r>
+        <w:t xml:space="preserve">and</w:t>
+      </w:r>
+      <w:r>
+        <w:t xml:space="preserve"> </w:t>
+      </w:r>
+      <w:r>
+        <w:t xml:space="preserve">to</w:t>
+      </w:r>
+      <w:r>
+        <w:t xml:space="preserve"> </w:t>
+      </w:r>
+      <w:r>
+        <w:t xml:space="preserve">award</w:t>
+      </w:r>
+      <w:r>
+        <w:t xml:space="preserve"> </w:t>
+      </w:r>
+      <w:r>
+        <w:t xml:space="preserve">such</w:t>
+      </w:r>
+      <w:r>
+        <w:t xml:space="preserve"> </w:t>
+      </w:r>
+      <w:r>
+        <w:t xml:space="preserve">relief</w:t>
+      </w:r>
+      <w:r>
+        <w:t xml:space="preserve"> </w:t>
+      </w:r>
+      <w:r>
+        <w:t xml:space="preserve">as</w:t>
+      </w:r>
+      <w:r>
+        <w:t xml:space="preserve"> </w:t>
+      </w:r>
+      <w:r>
+        <w:t xml:space="preserve">would</w:t>
+      </w:r>
+      <w:r>
+        <w:t xml:space="preserve"> </w:t>
+      </w:r>
+      <w:r>
+        <w:t xml:space="preserve">otherwise</w:t>
+      </w:r>
+      <w:r>
+        <w:t xml:space="preserve"> </w:t>
+      </w:r>
+      <w:r>
+        <w:t xml:space="preserve">be</w:t>
+      </w:r>
+      <w:r>
+        <w:t xml:space="preserve"> </w:t>
+      </w:r>
+      <w:r>
+        <w:t xml:space="preserve">permitted</w:t>
+      </w:r>
+      <w:r>
+        <w:t xml:space="preserve"> </w:t>
+      </w:r>
+      <w:r>
+        <w:t xml:space="preserve">by</w:t>
+      </w:r>
+      <w:r>
+        <w:t xml:space="preserve"> </w:t>
+      </w:r>
+      <w:r>
+        <w:t xml:space="preserve">law;</w:t>
+      </w:r>
+      <w:r>
+        <w:t xml:space="preserve"> </w:t>
+      </w:r>
+      <w:r>
+        <w:t xml:space="preserve">and</w:t>
+      </w:r>
+      <w:r>
+        <w:t xml:space="preserve"> </w:t>
+      </w:r>
+      <w:r>
+        <w:t xml:space="preserve">(b)</w:t>
+      </w:r>
+      <w:r>
+        <w:t xml:space="preserve"> </w:t>
+      </w:r>
+      <w:r>
+        <w:t xml:space="preserve">issue</w:t>
+      </w:r>
+      <w:r>
+        <w:t xml:space="preserve"> </w:t>
+      </w:r>
+      <w:r>
+        <w:t xml:space="preserve">a</w:t>
+      </w:r>
+      <w:r>
+        <w:t xml:space="preserve"> </w:t>
+      </w:r>
+      <w:r>
+        <w:t xml:space="preserve">written</w:t>
+      </w:r>
+      <w:r>
+        <w:t xml:space="preserve"> </w:t>
+      </w:r>
+      <w:r>
+        <w:t xml:space="preserve">arbitration</w:t>
+      </w:r>
+      <w:r>
+        <w:t xml:space="preserve"> </w:t>
+      </w:r>
+      <w:r>
+        <w:t xml:space="preserve">decision</w:t>
+      </w:r>
+      <w:r>
+        <w:t xml:space="preserve"> </w:t>
+      </w:r>
+      <w:r>
+        <w:t xml:space="preserve">including</w:t>
+      </w:r>
+      <w:r>
+        <w:t xml:space="preserve"> </w:t>
+      </w:r>
+      <w:r>
+        <w:t xml:space="preserve">the</w:t>
+      </w:r>
+      <w:r>
+        <w:t xml:space="preserve"> </w:t>
+      </w:r>
+      <w:r>
+        <w:t xml:space="preserve">arbitrator’s</w:t>
+      </w:r>
+      <w:r>
+        <w:t xml:space="preserve"> </w:t>
+      </w:r>
+      <w:r>
+        <w:t xml:space="preserve">essential</w:t>
+      </w:r>
+      <w:r>
+        <w:t xml:space="preserve"> </w:t>
+      </w:r>
+      <w:r>
+        <w:t xml:space="preserve">findings</w:t>
+      </w:r>
+      <w:r>
+        <w:t xml:space="preserve"> </w:t>
+      </w:r>
+      <w:r>
+        <w:t xml:space="preserve">and</w:t>
+      </w:r>
+      <w:r>
+        <w:t xml:space="preserve"> </w:t>
+      </w:r>
+      <w:r>
+        <w:t xml:space="preserve">conclusions</w:t>
+      </w:r>
+      <w:r>
+        <w:t xml:space="preserve"> </w:t>
+      </w:r>
+      <w:r>
+        <w:t xml:space="preserve">and</w:t>
+      </w:r>
+      <w:r>
+        <w:t xml:space="preserve"> </w:t>
+      </w:r>
+      <w:r>
+        <w:t xml:space="preserve">a</w:t>
+      </w:r>
+      <w:r>
+        <w:t xml:space="preserve"> </w:t>
+      </w:r>
+      <w:r>
+        <w:t xml:space="preserve">statement</w:t>
+      </w:r>
+      <w:r>
+        <w:t xml:space="preserve"> </w:t>
+      </w:r>
+      <w:r>
+        <w:t xml:space="preserve">of</w:t>
+      </w:r>
+      <w:r>
+        <w:t xml:space="preserve"> </w:t>
+      </w:r>
+      <w:r>
+        <w:t xml:space="preserve">the</w:t>
+      </w:r>
+      <w:r>
+        <w:t xml:space="preserve"> </w:t>
+      </w:r>
+      <w:r>
+        <w:t xml:space="preserve">award.</w:t>
+      </w:r>
+      <w:r>
+        <w:t xml:space="preserve"> </w:t>
+      </w:r>
+      <w:r>
+        <w:t xml:space="preserve">The</w:t>
+      </w:r>
+      <w:r>
+        <w:t xml:space="preserve"> </w:t>
+      </w:r>
+      <w:r>
+        <w:t xml:space="preserve">arbitrator</w:t>
+      </w:r>
+      <w:r>
+        <w:t xml:space="preserve"> </w:t>
+      </w:r>
+      <w:r>
+        <w:t xml:space="preserve">shall</w:t>
+      </w:r>
+      <w:r>
+        <w:t xml:space="preserve"> </w:t>
+      </w:r>
+      <w:r>
+        <w:t xml:space="preserve">be</w:t>
+      </w:r>
+      <w:r>
+        <w:t xml:space="preserve"> </w:t>
+      </w:r>
+      <w:r>
+        <w:t xml:space="preserve">authorized</w:t>
+      </w:r>
+      <w:r>
+        <w:t xml:space="preserve"> </w:t>
+      </w:r>
+      <w:r>
+        <w:t xml:space="preserve">to</w:t>
+      </w:r>
+      <w:r>
+        <w:t xml:space="preserve"> </w:t>
+      </w:r>
+      <w:r>
+        <w:t xml:space="preserve">award</w:t>
+      </w:r>
+      <w:r>
+        <w:t xml:space="preserve"> </w:t>
+      </w:r>
+      <w:r>
+        <w:t xml:space="preserve">any</w:t>
+      </w:r>
+      <w:r>
+        <w:t xml:space="preserve"> </w:t>
+      </w:r>
+      <w:r>
+        <w:t xml:space="preserve">or</w:t>
+      </w:r>
+      <w:r>
+        <w:t xml:space="preserve"> </w:t>
+      </w:r>
+      <w:r>
+        <w:t xml:space="preserve">all</w:t>
+      </w:r>
+      <w:r>
+        <w:t xml:space="preserve"> </w:t>
+      </w:r>
+      <w:r>
+        <w:t xml:space="preserve">remedies</w:t>
+      </w:r>
+      <w:r>
+        <w:t xml:space="preserve"> </w:t>
+      </w:r>
+      <w:r>
+        <w:t xml:space="preserve">that</w:t>
+      </w:r>
+      <w:r>
+        <w:t xml:space="preserve"> </w:t>
+      </w:r>
+      <w:r>
+        <w:t xml:space="preserve">the</w:t>
+      </w:r>
+      <w:r>
+        <w:t xml:space="preserve"> </w:t>
+      </w:r>
+      <w:r>
+        <w:t xml:space="preserve">Executive</w:t>
+      </w:r>
+      <w:r>
+        <w:t xml:space="preserve"> </w:t>
+      </w:r>
+      <w:r>
+        <w:t xml:space="preserve">or</w:t>
+      </w:r>
+      <w:r>
+        <w:t xml:space="preserve"> </w:t>
+      </w:r>
+      <w:r>
+        <w:t xml:space="preserve">the</w:t>
+      </w:r>
+      <w:r>
+        <w:t xml:space="preserve"> </w:t>
+      </w:r>
+      <w:r>
+        <w:t xml:space="preserve">Company</w:t>
+      </w:r>
+      <w:r>
+        <w:t xml:space="preserve"> </w:t>
+      </w:r>
+      <w:r>
+        <w:t xml:space="preserve">would</w:t>
+      </w:r>
+      <w:r>
+        <w:t xml:space="preserve"> </w:t>
+      </w:r>
+      <w:r>
+        <w:t xml:space="preserve">be</w:t>
+      </w:r>
+      <w:r>
+        <w:t xml:space="preserve"> </w:t>
+      </w:r>
+      <w:r>
+        <w:t xml:space="preserve">entitled</w:t>
+      </w:r>
+      <w:r>
+        <w:t xml:space="preserve"> </w:t>
+      </w:r>
+      <w:r>
+        <w:t xml:space="preserve">to</w:t>
+      </w:r>
+      <w:r>
+        <w:t xml:space="preserve"> </w:t>
+      </w:r>
+      <w:r>
+        <w:t xml:space="preserve">seek</w:t>
+      </w:r>
+      <w:r>
+        <w:t xml:space="preserve"> </w:t>
+      </w:r>
+      <w:r>
+        <w:t xml:space="preserve">in</w:t>
+      </w:r>
+      <w:r>
+        <w:t xml:space="preserve"> </w:t>
+      </w:r>
+      <w:r>
+        <w:t xml:space="preserve">a</w:t>
+      </w:r>
+      <w:r>
+        <w:t xml:space="preserve"> </w:t>
+      </w:r>
+      <w:r>
+        <w:t xml:space="preserve">court</w:t>
+      </w:r>
+      <w:r>
+        <w:t xml:space="preserve"> </w:t>
+      </w:r>
+      <w:r>
+        <w:t xml:space="preserve">of</w:t>
+      </w:r>
+      <w:r>
+        <w:t xml:space="preserve"> </w:t>
+      </w:r>
+      <w:r>
+        <w:t xml:space="preserve">law.</w:t>
+      </w:r>
+      <w:r>
+        <w:t xml:space="preserve"> </w:t>
+      </w:r>
+      <w:r>
+        <w:t xml:space="preserve">Nothing</w:t>
+      </w:r>
+      <w:r>
+        <w:t xml:space="preserve"> </w:t>
+      </w:r>
+      <w:r>
+        <w:t xml:space="preserve">in</w:t>
+      </w:r>
+      <w:r>
+        <w:t xml:space="preserve"> </w:t>
+      </w:r>
+      <w:r>
+        <w:t xml:space="preserve">this</w:t>
+      </w:r>
+      <w:r>
+        <w:t xml:space="preserve"> </w:t>
+      </w:r>
+      <w:r>
+        <w:t xml:space="preserve">Agreement</w:t>
+      </w:r>
+      <w:r>
+        <w:t xml:space="preserve"> </w:t>
+      </w:r>
+      <w:r>
+        <w:t xml:space="preserve">is</w:t>
+      </w:r>
+      <w:r>
+        <w:t xml:space="preserve"> </w:t>
+      </w:r>
+      <w:r>
+        <w:t xml:space="preserve">intended</w:t>
+      </w:r>
+      <w:r>
+        <w:t xml:space="preserve"> </w:t>
+      </w:r>
+      <w:r>
+        <w:t xml:space="preserve">to</w:t>
+      </w:r>
+      <w:r>
+        <w:t xml:space="preserve"> </w:t>
+      </w:r>
+      <w:r>
+        <w:t xml:space="preserve">prevent</w:t>
+      </w:r>
+      <w:r>
+        <w:t xml:space="preserve"> </w:t>
+      </w:r>
+      <w:r>
+        <w:t xml:space="preserve">either</w:t>
+      </w:r>
+      <w:r>
+        <w:t xml:space="preserve"> </w:t>
+      </w:r>
+      <w:r>
+        <w:t xml:space="preserve">the</w:t>
+      </w:r>
+      <w:r>
+        <w:t xml:space="preserve"> </w:t>
+      </w:r>
+      <w:r>
+        <w:t xml:space="preserve">Executive</w:t>
+      </w:r>
+      <w:r>
+        <w:t xml:space="preserve"> </w:t>
+      </w:r>
+      <w:r>
+        <w:t xml:space="preserve">or</w:t>
+      </w:r>
+      <w:r>
+        <w:t xml:space="preserve"> </w:t>
+      </w:r>
+      <w:r>
+        <w:t xml:space="preserve">the</w:t>
+      </w:r>
+      <w:r>
+        <w:t xml:space="preserve"> </w:t>
+      </w:r>
+      <w:r>
+        <w:t xml:space="preserve">Company</w:t>
+      </w:r>
+      <w:r>
+        <w:t xml:space="preserve"> </w:t>
+      </w:r>
+      <w:r>
+        <w:t xml:space="preserve">from</w:t>
+      </w:r>
+      <w:r>
+        <w:t xml:space="preserve"> </w:t>
+      </w:r>
+      <w:r>
+        <w:t xml:space="preserve">obtaining</w:t>
+      </w:r>
+      <w:r>
+        <w:t xml:space="preserve"> </w:t>
+      </w:r>
+      <w:r>
+        <w:t xml:space="preserve">injunctive</w:t>
+      </w:r>
+      <w:r>
+        <w:t xml:space="preserve"> </w:t>
+      </w:r>
+      <w:r>
+        <w:t xml:space="preserve">relief</w:t>
+      </w:r>
+      <w:r>
+        <w:t xml:space="preserve"> </w:t>
+      </w:r>
+      <w:r>
+        <w:t xml:space="preserve">in</w:t>
+      </w:r>
+      <w:r>
+        <w:t xml:space="preserve"> </w:t>
+      </w:r>
+      <w:r>
+        <w:t xml:space="preserve">court</w:t>
+      </w:r>
+      <w:r>
+        <w:t xml:space="preserve"> </w:t>
+      </w:r>
+      <w:r>
+        <w:t xml:space="preserve">to</w:t>
+      </w:r>
+      <w:r>
+        <w:t xml:space="preserve"> </w:t>
+      </w:r>
+      <w:r>
+        <w:t xml:space="preserve">prevent</w:t>
+      </w:r>
+      <w:r>
+        <w:t xml:space="preserve"> </w:t>
+      </w:r>
+      <w:r>
+        <w:t xml:space="preserve">irreparable</w:t>
+      </w:r>
+      <w:r>
+        <w:t xml:space="preserve"> </w:t>
+      </w:r>
+      <w:r>
+        <w:t xml:space="preserve">harm</w:t>
+      </w:r>
+      <w:r>
+        <w:t xml:space="preserve"> </w:t>
+      </w:r>
+      <w:r>
+        <w:t xml:space="preserve">pending</w:t>
+      </w:r>
+      <w:r>
+        <w:t xml:space="preserve"> </w:t>
+      </w:r>
+      <w:r>
+        <w:t xml:space="preserve">the</w:t>
+      </w:r>
+      <w:r>
+        <w:t xml:space="preserve"> </w:t>
+      </w:r>
+      <w:r>
+        <w:t xml:space="preserve">conclusion</w:t>
+      </w:r>
+      <w:r>
+        <w:t xml:space="preserve"> </w:t>
+      </w:r>
+      <w:r>
+        <w:t xml:space="preserve">of</w:t>
+      </w:r>
+      <w:r>
+        <w:t xml:space="preserve"> </w:t>
+      </w:r>
+      <w:r>
+        <w:t xml:space="preserve">any</w:t>
+      </w:r>
+      <w:r>
+        <w:t xml:space="preserve"> </w:t>
+      </w:r>
+      <w:r>
+        <w:t xml:space="preserve">such</w:t>
+      </w:r>
+      <w:r>
+        <w:t xml:space="preserve"> </w:t>
+      </w:r>
+      <w:r>
+        <w:t xml:space="preserve">arbitration.</w:t>
+      </w:r>
+      <w:r>
+        <w:t xml:space="preserve"> </w:t>
+      </w:r>
+      <w:r>
+        <w:t xml:space="preserve">Notwithstanding</w:t>
+      </w:r>
+      <w:r>
+        <w:t xml:space="preserve"> </w:t>
+      </w:r>
+      <w:r>
+        <w:t xml:space="preserve">anything</w:t>
+      </w:r>
+      <w:r>
+        <w:t xml:space="preserve"> </w:t>
+      </w:r>
+      <w:r>
+        <w:t xml:space="preserve">herein</w:t>
+      </w:r>
+      <w:r>
+        <w:t xml:space="preserve"> </w:t>
+      </w:r>
+      <w:r>
+        <w:t xml:space="preserve">to</w:t>
+      </w:r>
+      <w:r>
+        <w:t xml:space="preserve"> </w:t>
+      </w:r>
+      <w:r>
+        <w:t xml:space="preserve">the</w:t>
+      </w:r>
+      <w:r>
+        <w:t xml:space="preserve"> </w:t>
+      </w:r>
+      <w:r>
+        <w:t xml:space="preserve">contrary,</w:t>
+      </w:r>
+      <w:r>
+        <w:t xml:space="preserve"> </w:t>
+      </w:r>
+      <w:r>
+        <w:t xml:space="preserve">the</w:t>
+      </w:r>
+      <w:r>
+        <w:t xml:space="preserve"> </w:t>
+      </w:r>
+      <w:r>
+        <w:t xml:space="preserve">provisions</w:t>
+      </w:r>
+      <w:r>
+        <w:t xml:space="preserve"> </w:t>
+      </w:r>
+      <w:r>
+        <w:t xml:space="preserve">of</w:t>
+      </w:r>
+      <w:r>
+        <w:t xml:space="preserve"> </w:t>
+      </w:r>
+      <w:r>
+        <w:t xml:space="preserve">Section</w:t>
+      </w:r>
+      <w:r>
+        <w:t xml:space="preserve"> </w:t>
+      </w:r>
+      <w:r>
+        <w:t xml:space="preserve">7.11</w:t>
+      </w:r>
+      <w:r>
+        <w:t xml:space="preserve"> </w:t>
+      </w:r>
+      <w:r>
+        <w:t xml:space="preserve">shall</w:t>
+      </w:r>
+      <w:r>
+        <w:t xml:space="preserve"> </w:t>
+      </w:r>
+      <w:r>
+        <w:t xml:space="preserve">not</w:t>
+      </w:r>
+      <w:r>
+        <w:t xml:space="preserve"> </w:t>
+      </w:r>
+      <w:r>
+        <w:t xml:space="preserve">apply</w:t>
+      </w:r>
+      <w:r>
+        <w:t xml:space="preserve"> </w:t>
+      </w:r>
+      <w:r>
+        <w:t xml:space="preserve">to</w:t>
+      </w:r>
+      <w:r>
+        <w:t xml:space="preserve"> </w:t>
+      </w:r>
+      <w:r>
+        <w:t xml:space="preserve">any</w:t>
+      </w:r>
+      <w:r>
+        <w:t xml:space="preserve"> </w:t>
+      </w:r>
+      <w:r>
+        <w:t xml:space="preserve">issue</w:t>
+      </w:r>
+      <w:r>
+        <w:t xml:space="preserve"> </w:t>
+      </w:r>
+      <w:r>
+        <w:t xml:space="preserve">or</w:t>
+      </w:r>
+      <w:r>
+        <w:t xml:space="preserve"> </w:t>
+      </w:r>
+      <w:r>
+        <w:t xml:space="preserve">dispute</w:t>
+      </w:r>
+      <w:r>
+        <w:t xml:space="preserve"> </w:t>
+      </w:r>
+      <w:r>
+        <w:t xml:space="preserve">arising</w:t>
+      </w:r>
+      <w:r>
+        <w:t xml:space="preserve"> </w:t>
+      </w:r>
+      <w:r>
+        <w:t xml:space="preserve">under</w:t>
+      </w:r>
+      <w:r>
+        <w:t xml:space="preserve"> </w:t>
+      </w:r>
+      <w:r>
+        <w:t xml:space="preserve">the</w:t>
+      </w:r>
+      <w:r>
+        <w:t xml:space="preserve"> </w:t>
+      </w:r>
+      <w:r>
+        <w:t xml:space="preserve">Assignment</w:t>
+      </w:r>
+      <w:r>
+        <w:t xml:space="preserve"> </w:t>
+      </w:r>
+      <w:r>
+        <w:t xml:space="preserve">of</w:t>
+      </w:r>
+      <w:r>
+        <w:t xml:space="preserve"> </w:t>
+      </w:r>
+      <w:r>
+        <w:t xml:space="preserve">Inventions</w:t>
+      </w:r>
+      <w:r>
+        <w:t xml:space="preserve"> </w:t>
+      </w:r>
+      <w:r>
+        <w:t xml:space="preserve">Agreement.</w:t>
+      </w:r>
+      <w:r>
+        <w:t xml:space="preserve"> </w:t>
+      </w:r>
+      <w:r>
+        <w:t xml:space="preserve">The</w:t>
+      </w:r>
+      <w:r>
+        <w:t xml:space="preserve"> </w:t>
+      </w:r>
+      <w:r>
+        <w:t xml:space="preserve">parties</w:t>
+      </w:r>
+      <w:r>
+        <w:t xml:space="preserve"> </w:t>
+      </w:r>
+      <w:r>
+        <w:t xml:space="preserve">shall</w:t>
+      </w:r>
+      <w:r>
+        <w:t xml:space="preserve"> </w:t>
+      </w:r>
+      <w:r>
+        <w:t xml:space="preserve">split</w:t>
+      </w:r>
+      <w:r>
+        <w:t xml:space="preserve"> </w:t>
+      </w:r>
+      <w:r>
+        <w:t xml:space="preserve">the</w:t>
+      </w:r>
+      <w:r>
+        <w:t xml:space="preserve"> </w:t>
+      </w:r>
+      <w:r>
+        <w:t xml:space="preserve">costs</w:t>
+      </w:r>
+      <w:r>
+        <w:t xml:space="preserve"> </w:t>
+      </w:r>
+      <w:r>
+        <w:t xml:space="preserve">of</w:t>
+      </w:r>
+      <w:r>
+        <w:t xml:space="preserve"> </w:t>
+      </w:r>
+      <w:r>
+        <w:t xml:space="preserve">arbitration.</w:t>
+      </w:r>
+    </w:p>
+    <w:p>
+      <w:pPr>
+        <w:pStyle w:val="BodyText"/>
+      </w:pPr>
+      <w:r>
+        <w:t xml:space="preserve">(Compl. Ex. A at 11</w:t>
+      </w:r>
+      <w:r>
+        <w:noBreakHyphen/>
+      </w:r>
+      <w:r>
+        <w:t xml:space="preserve">12 ¶ 7.11.) The Employment Agreement also has a choice-of-law clause stating that it shall be governed by West Virginia law. (</w:t>
       </w:r>
       <w:r>
         <w:rPr>
@@ -417,7 +2555,7 @@
         <w:t xml:space="preserve"> </w:t>
       </w:r>
       <w:r>
-        <w:t xml:space="preserve">at 11 ¶ 7.10.)</w:t>
+        <w:t xml:space="preserve">at 11 ¶ 7.10.)</w:t>
       </w:r>
     </w:p>
     <w:p>
@@ -425,7 +2563,7 @@
         <w:pStyle w:val="BodyText"/>
       </w:pPr>
       <w:r>
-        <w:t xml:space="preserve">Geostellar has also submitted a second contract between it and Mr. Levine, which is signed that same date as the Employment Agreement and titled</w:t>
+        <w:t xml:space="preserve">Geostellar has also submitted a second contract between it and Mr. Levine, which is signed that same date as the Employment Agreement and titled</w:t>
       </w:r>
       <w:r>
         <w:t xml:space="preserve"> </w:t>
@@ -469,23 +2607,377 @@
         <w:t xml:space="preserve"> </w:t>
       </w:r>
       <w:r>
-        <w:t xml:space="preserve">Compl. 5-6 ¶¶ 21-22; Compl. Ex. A at 4 ¶ 3; Compl. Ex. B at 1.) The Assignment of Inventions Agreement contains the following choice of law and forum-selection clause:</w:t>
-      </w:r>
-    </w:p>
-    <w:p>
-      <w:pPr>
-        <w:pStyle w:val="BlockText"/>
-      </w:pPr>
-      <w:r>
-        <w:t xml:space="preserve">12.1 Governing Law: Consent to Personal Jurisdiction. This Agreement will be governed by and construed according to the laws of the State of Delaware. Any action to enforce or construe this Agreement shall be exclusively initiated in any federal or state court of competent jurisdiction in Wilmington, Delaware and the parties consent to the personal jurisdiction of those courts.</w:t>
-      </w:r>
-    </w:p>
-    <w:p>
-      <w:pPr>
-        <w:pStyle w:val="FirstParagraph"/>
-      </w:pPr>
-      <w:r>
-        <w:t xml:space="preserve">(Compl. Ex. B at 3 ¶ 12.1.)</w:t>
+        <w:t xml:space="preserve">Compl. 5</w:t>
+      </w:r>
+      <w:r>
+        <w:noBreakHyphen/>
+      </w:r>
+      <w:r>
+        <w:t xml:space="preserve">6 ¶¶ 21</w:t>
+      </w:r>
+      <w:r>
+        <w:noBreakHyphen/>
+      </w:r>
+      <w:r>
+        <w:t xml:space="preserve">22; Compl. Ex. A at 4 ¶ 3; Compl. Ex. B at 1.) The Assignment of Inventions Agreement contains the following choice of law and forum-selection clause:</w:t>
+      </w:r>
+    </w:p>
+    <w:p>
+      <w:pPr>
+        <w:spacing w:before="276" w:after="276" w:line="276" w:lineRule="exact"/>
+        <w:ind w:left="720" w:right="720" w:firstLine="0"/>
+        <w:jc w:val="left"/>
+      </w:pPr>
+      <w:r>
+        <w:t xml:space="preserve">12.1</w:t>
+      </w:r>
+      <w:r>
+        <w:t xml:space="preserve"> </w:t>
+      </w:r>
+      <w:r>
+        <w:t xml:space="preserve">Governing</w:t>
+      </w:r>
+      <w:r>
+        <w:t xml:space="preserve"> </w:t>
+      </w:r>
+      <w:r>
+        <w:t xml:space="preserve">Law:</w:t>
+      </w:r>
+      <w:r>
+        <w:t xml:space="preserve"> </w:t>
+      </w:r>
+      <w:r>
+        <w:t xml:space="preserve">Consent</w:t>
+      </w:r>
+      <w:r>
+        <w:t xml:space="preserve"> </w:t>
+      </w:r>
+      <w:r>
+        <w:t xml:space="preserve">to</w:t>
+      </w:r>
+      <w:r>
+        <w:t xml:space="preserve"> </w:t>
+      </w:r>
+      <w:r>
+        <w:t xml:space="preserve">Personal</w:t>
+      </w:r>
+      <w:r>
+        <w:t xml:space="preserve"> </w:t>
+      </w:r>
+      <w:r>
+        <w:t xml:space="preserve">Jurisdiction.</w:t>
+      </w:r>
+      <w:r>
+        <w:t xml:space="preserve"> </w:t>
+      </w:r>
+      <w:r>
+        <w:t xml:space="preserve">This</w:t>
+      </w:r>
+      <w:r>
+        <w:t xml:space="preserve"> </w:t>
+      </w:r>
+      <w:r>
+        <w:t xml:space="preserve">Agreement</w:t>
+      </w:r>
+      <w:r>
+        <w:t xml:space="preserve"> </w:t>
+      </w:r>
+      <w:r>
+        <w:t xml:space="preserve">will</w:t>
+      </w:r>
+      <w:r>
+        <w:t xml:space="preserve"> </w:t>
+      </w:r>
+      <w:r>
+        <w:t xml:space="preserve">be</w:t>
+      </w:r>
+      <w:r>
+        <w:t xml:space="preserve"> </w:t>
+      </w:r>
+      <w:r>
+        <w:t xml:space="preserve">governed</w:t>
+      </w:r>
+      <w:r>
+        <w:t xml:space="preserve"> </w:t>
+      </w:r>
+      <w:r>
+        <w:t xml:space="preserve">by</w:t>
+      </w:r>
+      <w:r>
+        <w:t xml:space="preserve"> </w:t>
+      </w:r>
+      <w:r>
+        <w:t xml:space="preserve">and</w:t>
+      </w:r>
+      <w:r>
+        <w:t xml:space="preserve"> </w:t>
+      </w:r>
+      <w:r>
+        <w:t xml:space="preserve">construed</w:t>
+      </w:r>
+      <w:r>
+        <w:t xml:space="preserve"> </w:t>
+      </w:r>
+      <w:r>
+        <w:t xml:space="preserve">according</w:t>
+      </w:r>
+      <w:r>
+        <w:t xml:space="preserve"> </w:t>
+      </w:r>
+      <w:r>
+        <w:t xml:space="preserve">to</w:t>
+      </w:r>
+      <w:r>
+        <w:t xml:space="preserve"> </w:t>
+      </w:r>
+      <w:r>
+        <w:t xml:space="preserve">the</w:t>
+      </w:r>
+      <w:r>
+        <w:t xml:space="preserve"> </w:t>
+      </w:r>
+      <w:r>
+        <w:t xml:space="preserve">laws</w:t>
+      </w:r>
+      <w:r>
+        <w:t xml:space="preserve"> </w:t>
+      </w:r>
+      <w:r>
+        <w:t xml:space="preserve">of</w:t>
+      </w:r>
+      <w:r>
+        <w:t xml:space="preserve"> </w:t>
+      </w:r>
+      <w:r>
+        <w:t xml:space="preserve">the</w:t>
+      </w:r>
+      <w:r>
+        <w:t xml:space="preserve"> </w:t>
+      </w:r>
+      <w:r>
+        <w:t xml:space="preserve">State</w:t>
+      </w:r>
+      <w:r>
+        <w:t xml:space="preserve"> </w:t>
+      </w:r>
+      <w:r>
+        <w:t xml:space="preserve">of</w:t>
+      </w:r>
+      <w:r>
+        <w:t xml:space="preserve"> </w:t>
+      </w:r>
+      <w:r>
+        <w:t xml:space="preserve">Delaware.</w:t>
+      </w:r>
+      <w:r>
+        <w:t xml:space="preserve"> </w:t>
+      </w:r>
+      <w:r>
+        <w:t xml:space="preserve">Any</w:t>
+      </w:r>
+      <w:r>
+        <w:t xml:space="preserve"> </w:t>
+      </w:r>
+      <w:r>
+        <w:t xml:space="preserve">action</w:t>
+      </w:r>
+      <w:r>
+        <w:t xml:space="preserve"> </w:t>
+      </w:r>
+      <w:r>
+        <w:t xml:space="preserve">to</w:t>
+      </w:r>
+      <w:r>
+        <w:t xml:space="preserve"> </w:t>
+      </w:r>
+      <w:r>
+        <w:t xml:space="preserve">enforce</w:t>
+      </w:r>
+      <w:r>
+        <w:t xml:space="preserve"> </w:t>
+      </w:r>
+      <w:r>
+        <w:t xml:space="preserve">or</w:t>
+      </w:r>
+      <w:r>
+        <w:t xml:space="preserve"> </w:t>
+      </w:r>
+      <w:r>
+        <w:t xml:space="preserve">construe</w:t>
+      </w:r>
+      <w:r>
+        <w:t xml:space="preserve"> </w:t>
+      </w:r>
+      <w:r>
+        <w:t xml:space="preserve">this</w:t>
+      </w:r>
+      <w:r>
+        <w:t xml:space="preserve"> </w:t>
+      </w:r>
+      <w:r>
+        <w:t xml:space="preserve">Agreement</w:t>
+      </w:r>
+      <w:r>
+        <w:t xml:space="preserve"> </w:t>
+      </w:r>
+      <w:r>
+        <w:t xml:space="preserve">shall</w:t>
+      </w:r>
+      <w:r>
+        <w:t xml:space="preserve"> </w:t>
+      </w:r>
+      <w:r>
+        <w:t xml:space="preserve">be</w:t>
+      </w:r>
+      <w:r>
+        <w:t xml:space="preserve"> </w:t>
+      </w:r>
+      <w:r>
+        <w:t xml:space="preserve">exclusively</w:t>
+      </w:r>
+      <w:r>
+        <w:t xml:space="preserve"> </w:t>
+      </w:r>
+      <w:r>
+        <w:t xml:space="preserve">initiated</w:t>
+      </w:r>
+      <w:r>
+        <w:t xml:space="preserve"> </w:t>
+      </w:r>
+      <w:r>
+        <w:t xml:space="preserve">in</w:t>
+      </w:r>
+      <w:r>
+        <w:t xml:space="preserve"> </w:t>
+      </w:r>
+      <w:r>
+        <w:t xml:space="preserve">any</w:t>
+      </w:r>
+      <w:r>
+        <w:t xml:space="preserve"> </w:t>
+      </w:r>
+      <w:r>
+        <w:t xml:space="preserve">federal</w:t>
+      </w:r>
+      <w:r>
+        <w:t xml:space="preserve"> </w:t>
+      </w:r>
+      <w:r>
+        <w:t xml:space="preserve">or</w:t>
+      </w:r>
+      <w:r>
+        <w:t xml:space="preserve"> </w:t>
+      </w:r>
+      <w:r>
+        <w:t xml:space="preserve">state</w:t>
+      </w:r>
+      <w:r>
+        <w:t xml:space="preserve"> </w:t>
+      </w:r>
+      <w:r>
+        <w:t xml:space="preserve">court</w:t>
+      </w:r>
+      <w:r>
+        <w:t xml:space="preserve"> </w:t>
+      </w:r>
+      <w:r>
+        <w:t xml:space="preserve">of</w:t>
+      </w:r>
+      <w:r>
+        <w:t xml:space="preserve"> </w:t>
+      </w:r>
+      <w:r>
+        <w:t xml:space="preserve">competent</w:t>
+      </w:r>
+      <w:r>
+        <w:t xml:space="preserve"> </w:t>
+      </w:r>
+      <w:r>
+        <w:t xml:space="preserve">jurisdiction</w:t>
+      </w:r>
+      <w:r>
+        <w:t xml:space="preserve"> </w:t>
+      </w:r>
+      <w:r>
+        <w:t xml:space="preserve">in</w:t>
+      </w:r>
+      <w:r>
+        <w:t xml:space="preserve"> </w:t>
+      </w:r>
+      <w:r>
+        <w:t xml:space="preserve">Wilmington,</w:t>
+      </w:r>
+      <w:r>
+        <w:t xml:space="preserve"> </w:t>
+      </w:r>
+      <w:r>
+        <w:t xml:space="preserve">Delaware</w:t>
+      </w:r>
+      <w:r>
+        <w:t xml:space="preserve"> </w:t>
+      </w:r>
+      <w:r>
+        <w:t xml:space="preserve">and</w:t>
+      </w:r>
+      <w:r>
+        <w:t xml:space="preserve"> </w:t>
+      </w:r>
+      <w:r>
+        <w:t xml:space="preserve">the</w:t>
+      </w:r>
+      <w:r>
+        <w:t xml:space="preserve"> </w:t>
+      </w:r>
+      <w:r>
+        <w:t xml:space="preserve">parties</w:t>
+      </w:r>
+      <w:r>
+        <w:t xml:space="preserve"> </w:t>
+      </w:r>
+      <w:r>
+        <w:t xml:space="preserve">consent</w:t>
+      </w:r>
+      <w:r>
+        <w:t xml:space="preserve"> </w:t>
+      </w:r>
+      <w:r>
+        <w:t xml:space="preserve">to</w:t>
+      </w:r>
+      <w:r>
+        <w:t xml:space="preserve"> </w:t>
+      </w:r>
+      <w:r>
+        <w:t xml:space="preserve">the</w:t>
+      </w:r>
+      <w:r>
+        <w:t xml:space="preserve"> </w:t>
+      </w:r>
+      <w:r>
+        <w:t xml:space="preserve">personal</w:t>
+      </w:r>
+      <w:r>
+        <w:t xml:space="preserve"> </w:t>
+      </w:r>
+      <w:r>
+        <w:t xml:space="preserve">jurisdiction</w:t>
+      </w:r>
+      <w:r>
+        <w:t xml:space="preserve"> </w:t>
+      </w:r>
+      <w:r>
+        <w:t xml:space="preserve">of</w:t>
+      </w:r>
+      <w:r>
+        <w:t xml:space="preserve"> </w:t>
+      </w:r>
+      <w:r>
+        <w:t xml:space="preserve">those</w:t>
+      </w:r>
+      <w:r>
+        <w:t xml:space="preserve"> </w:t>
+      </w:r>
+      <w:r>
+        <w:t xml:space="preserve">courts.</w:t>
       </w:r>
     </w:p>
     <w:p>
@@ -493,7 +2985,15 @@
         <w:pStyle w:val="BodyText"/>
       </w:pPr>
       <w:r>
-        <w:t xml:space="preserve">Geostellar has no complaints about Mr. Levine’s first year of employment. Instead, Geostellar’s first objection is that in July 2017, a year after being hired, Mr. Levine</w:t>
+        <w:t xml:space="preserve">(Compl. Ex. B at 3 ¶ 12.1.)</w:t>
+      </w:r>
+    </w:p>
+    <w:p>
+      <w:pPr>
+        <w:pStyle w:val="BodyText"/>
+      </w:pPr>
+      <w:r>
+        <w:t xml:space="preserve">Geostellar has no complaints about Mr. Levine’s first year of employment. Instead, Geostellar’s first objection is that in July 2017, a year after being hired, Mr. Levine</w:t>
       </w:r>
       <w:r>
         <w:t xml:space="preserve"> </w:t>
@@ -505,7 +3005,13 @@
         <w:t xml:space="preserve"> </w:t>
       </w:r>
       <w:r>
-        <w:t xml:space="preserve">from working on the installation of solar power (a business that Geostellar admits that it could barely break even on) to the development of a cryptocurrency called Zydeco. (Compl. 7 ¶¶ 26-28.)</w:t>
+        <w:t xml:space="preserve">from working on the installation of solar power (a business that Geostellar admits that it could barely break even on) to the development of a cryptocurrency called Zydeco. (Compl. 7 ¶¶ 26</w:t>
+      </w:r>
+      <w:r>
+        <w:noBreakHyphen/>
+      </w:r>
+      <w:r>
+        <w:t xml:space="preserve">28.)</w:t>
       </w:r>
     </w:p>
     <w:p>
@@ -513,7 +3019,7 @@
         <w:pStyle w:val="BodyText"/>
       </w:pPr>
       <w:r>
-        <w:t xml:space="preserve">On September 21, 2017, Mr. Levine made a presentation to Geostellar’s Board of Directors in which he explained what he was doing with Zydeco and how it would benefit Geostellar. (</w:t>
+        <w:t xml:space="preserve">On September 21, 2017, Mr. Levine made a presentation to Geostellar’s Board of Directors in which he explained what he was doing with Zydeco and how it would benefit Geostellar. (</w:t>
       </w:r>
       <w:r>
         <w:rPr>
@@ -526,7 +3032,7 @@
         <w:t xml:space="preserve"> </w:t>
       </w:r>
       <w:r>
-        <w:t xml:space="preserve">at 7 ¶ 31.) Specifically, the Complaint implies that Zydeco was to be backed by watts of solar energy. (</w:t>
+        <w:t xml:space="preserve">at 7 ¶ 31.) Specifically, the Complaint implies that Zydeco was to be backed by watts of solar energy. (</w:t>
       </w:r>
       <w:r>
         <w:rPr>
@@ -539,7 +3045,7 @@
         <w:t xml:space="preserve"> </w:t>
       </w:r>
       <w:r>
-        <w:t xml:space="preserve">at 7 ¶ 32.) Geostellar claims that this presentation involved a document that stated that Zydeco would</w:t>
+        <w:t xml:space="preserve">at 7 ¶ 32.) Geostellar claims that this presentation involved a document that stated that Zydeco would</w:t>
       </w:r>
       <w:r>
         <w:t xml:space="preserve"> </w:t>
@@ -564,7 +3070,13 @@
         <w:t xml:space="preserve"> </w:t>
       </w:r>
       <w:r>
-        <w:t xml:space="preserve">at 7 ¶¶ 32-33.) However, Geostellar does not provide a copy of this document or quote the statement that it claims is false.</w:t>
+        <w:t xml:space="preserve">at 7 ¶¶ 32</w:t>
+      </w:r>
+      <w:r>
+        <w:noBreakHyphen/>
+      </w:r>
+      <w:r>
+        <w:t xml:space="preserve">33.) However, Geostellar does not provide a copy of this document or quote the statement that it claims is false.</w:t>
       </w:r>
     </w:p>
     <w:p>
@@ -572,7 +3084,7 @@
         <w:pStyle w:val="BodyText"/>
       </w:pPr>
       <w:r>
-        <w:t xml:space="preserve">On September 25, 2017, Mr. Levine founded a company called Applied Philosophy Lab, P.B.C. (</w:t>
+        <w:t xml:space="preserve">On September 25, 2017, Mr. Levine founded a company called Applied Philosophy Lab, P.B.C. (</w:t>
       </w:r>
       <w:r>
         <w:t xml:space="preserve">“APL”</w:t>
@@ -591,7 +3103,7 @@
         <w:t xml:space="preserve"> </w:t>
       </w:r>
       <w:r>
-        <w:t xml:space="preserve">at 7 ¶ 35.) Geostellar states that APL</w:t>
+        <w:t xml:space="preserve">at 7 ¶ 35.) Geostellar states that APL</w:t>
       </w:r>
       <w:r>
         <w:t xml:space="preserve"> </w:t>
@@ -625,7 +3137,13 @@
         <w:t xml:space="preserve"> </w:t>
       </w:r>
       <w:r>
-        <w:t xml:space="preserve">at 11-12 ¶ 58.) In simpler terms, this means that APL was created to develop cryptocurrency backed by a wide variety of assets. Geostellar does not indicate which document it is quoting in this allegation, nor does it attach a copy of that document to its Complaint. On November 3, 2017, Mr. Levine founded a company called Indeco, LLC as a subsidiary of APL. (</w:t>
+        <w:t xml:space="preserve">at 11</w:t>
+      </w:r>
+      <w:r>
+        <w:noBreakHyphen/>
+      </w:r>
+      <w:r>
+        <w:t xml:space="preserve">12 ¶ 58.) In simpler terms, this means that APL was created to develop cryptocurrency backed by a wide variety of assets. Geostellar does not indicate which document it is quoting in this allegation, nor does it attach a copy of that document to its Complaint. On November 3, 2017, Mr. Levine founded a company called Indeco, LLC as a subsidiary of APL. (</w:t>
       </w:r>
       <w:r>
         <w:rPr>
@@ -638,7 +3156,7 @@
         <w:t xml:space="preserve"> </w:t>
       </w:r>
       <w:r>
-        <w:t xml:space="preserve">at 7, 12 ¶¶ 36, 58.)</w:t>
+        <w:t xml:space="preserve">at 7, 12 ¶¶ 36, 58.)</w:t>
       </w:r>
     </w:p>
     <w:p>
@@ -646,7 +3164,7 @@
         <w:pStyle w:val="BodyText"/>
       </w:pPr>
       <w:r>
-        <w:t xml:space="preserve">Geostellar alleges that on November 6, 2017, Mr. Levine terminated</w:t>
+        <w:t xml:space="preserve">Geostellar alleges that on November 6, 2017, Mr. Levine terminated</w:t>
       </w:r>
       <w:r>
         <w:t xml:space="preserve"> </w:t>
@@ -671,7 +3189,19 @@
         <w:t xml:space="preserve"> </w:t>
       </w:r>
       <w:r>
-        <w:t xml:space="preserve">at 10-11 ¶¶ 51-52.) Geostellar also alleges that on an unspecified date in November 2017, Mr. Levine</w:t>
+        <w:t xml:space="preserve">at 10</w:t>
+      </w:r>
+      <w:r>
+        <w:noBreakHyphen/>
+      </w:r>
+      <w:r>
+        <w:t xml:space="preserve">11 ¶¶ 51</w:t>
+      </w:r>
+      <w:r>
+        <w:noBreakHyphen/>
+      </w:r>
+      <w:r>
+        <w:t xml:space="preserve">52.) Geostellar also alleges that on an unspecified date in November 2017, Mr. Levine</w:t>
       </w:r>
       <w:r>
         <w:t xml:space="preserve"> </w:t>
@@ -696,7 +3226,13 @@
         <w:t xml:space="preserve"> </w:t>
       </w:r>
       <w:r>
-        <w:t xml:space="preserve">at 11 ¶ 54-55.) Geostellar provides no details of what Mr. Levine was to do to promote Zydeco or what he allegedly did to promote Indecoin.</w:t>
+        <w:t xml:space="preserve">at 11 ¶ 54</w:t>
+      </w:r>
+      <w:r>
+        <w:noBreakHyphen/>
+      </w:r>
+      <w:r>
+        <w:t xml:space="preserve">55.) Geostellar provides no details of what Mr. Levine was to do to promote Zydeco or what he allegedly did to promote Indecoin.</w:t>
       </w:r>
     </w:p>
     <w:p>
@@ -723,7 +3259,7 @@
         <w:t xml:space="preserve"> </w:t>
       </w:r>
       <w:r>
-        <w:t xml:space="preserve">at 9 ¶ 43.) Geostellar makes the conclusory claims that this document appropriated</w:t>
+        <w:t xml:space="preserve">at 9 ¶ 43.) Geostellar makes the conclusory claims that this document appropriated</w:t>
       </w:r>
       <w:r>
         <w:t xml:space="preserve"> </w:t>
@@ -735,7 +3271,7 @@
         <w:t xml:space="preserve"> </w:t>
       </w:r>
       <w:r>
-        <w:t xml:space="preserve">expressed in a SEC filing Mr. Levine had previously made for Geostellar and that Mr. Levine</w:t>
+        <w:t xml:space="preserve">expressed in a SEC filing Mr. Levine had previously made for Geostellar and that Mr. Levine</w:t>
       </w:r>
       <w:r>
         <w:t xml:space="preserve"> </w:t>
@@ -772,7 +3308,13 @@
         <w:t xml:space="preserve"> </w:t>
       </w:r>
       <w:r>
-        <w:t xml:space="preserve">at 9-10 ¶ 44.) However, Geostellar does not attach any of these documents or identify any similarities between them. Indeed, Geostellar does not even identify the</w:t>
+        <w:t xml:space="preserve">at 9</w:t>
+      </w:r>
+      <w:r>
+        <w:noBreakHyphen/>
+      </w:r>
+      <w:r>
+        <w:t xml:space="preserve">10 ¶ 44.) However, Geostellar does not attach any of these documents or identify any similarities between them. Indeed, Geostellar does not even identify the</w:t>
       </w:r>
       <w:r>
         <w:t xml:space="preserve"> </w:t>
@@ -817,7 +3359,7 @@
         <w:t xml:space="preserve"> </w:t>
       </w:r>
       <w:r>
-        <w:t xml:space="preserve">at 12 ¶ 60.)</w:t>
+        <w:t xml:space="preserve">at 12 ¶ 60.)</w:t>
       </w:r>
     </w:p>
     <w:p>
@@ -838,41 +3380,131 @@
         <w:t xml:space="preserve"> </w:t>
       </w:r>
       <w:r>
-        <w:t xml:space="preserve">at 2-4 ¶ 10).</w:t>
+        <w:t xml:space="preserve">at 2</w:t>
+      </w:r>
+      <w:r>
+        <w:noBreakHyphen/>
+      </w:r>
+      <w:r>
+        <w:t xml:space="preserve">4 ¶ 10).</w:t>
       </w:r>
     </w:p>
     <w:p>
       <w:pPr>
         <w:pStyle w:val="Heading1"/>
-      </w:pPr>
-      <w:bookmarkStart w:id="13" w:name="_argument"/>
-      <w:r>
+        <w:keepNext/>
+        <w:keepLines/>
+        <w:spacing w:before="276" w:after="138" w:line="276" w:lineRule="exact"/>
+        <w:ind w:left="0" w:firstLine="0"/>
+        <w:jc w:val="center"/>
+      </w:pPr>
+      <w:r>
+        <w:rPr>
+          <w:b/>
+          <w:bCs/>
+        </w:rPr>
         <w:t xml:space="preserve">ARGUMENT</w:t>
       </w:r>
-      <w:bookmarkEnd w:id="13"/>
     </w:p>
     <w:p>
       <w:pPr>
         <w:pStyle w:val="Heading2"/>
-      </w:pPr>
-      <w:bookmarkStart w:id="14" w:name="_5dbe183363e2e414ee55903cd44f23b9a490feb"/>
-      <w:r>
-        <w:t xml:space="preserve">I. Arbitration &amp; Forum Selection Clauses</w:t>
-      </w:r>
-      <w:bookmarkEnd w:id="14"/>
-    </w:p>
-    <w:p>
-      <w:pPr>
-        <w:pStyle w:val="FirstParagraph"/>
-      </w:pPr>
-      <w:r>
-        <w:t xml:space="preserve">As an initial matter, Geostellar’s own contracts prohibit it from bringing its Complaint in this Court. Specifically, this Complaint is barred by the arbitration clause in the Employment Agreement and/or the forum selection clause in the Assignment of Inventions Agreement.</w:t>
+        <w:keepNext/>
+        <w:keepLines/>
+        <w:spacing w:before="276" w:after="138" w:line="276" w:lineRule="exact"/>
+        <w:ind w:left="0" w:firstLine="0"/>
+        <w:jc w:val="center"/>
+      </w:pPr>
+      <w:r>
+        <w:rPr>
+          <w:b/>
+          <w:bCs/>
+        </w:rPr>
+        <w:t xml:space="preserve">I.</w:t>
+      </w:r>
+      <w:r>
+        <w:rPr>
+          <w:b/>
+          <w:bCs/>
+        </w:rPr>
+        <w:t xml:space="preserve"> </w:t>
+      </w:r>
+      <w:r>
+        <w:rPr>
+          <w:b/>
+          <w:bCs/>
+        </w:rPr>
+        <w:t xml:space="preserve">Arbitration</w:t>
+      </w:r>
+      <w:r>
+        <w:rPr>
+          <w:b/>
+          <w:bCs/>
+        </w:rPr>
+        <w:t xml:space="preserve"> </w:t>
+      </w:r>
+      <w:r>
+        <w:rPr>
+          <w:b/>
+          <w:bCs/>
+        </w:rPr>
+        <w:t xml:space="preserve">&amp;</w:t>
+      </w:r>
+      <w:r>
+        <w:rPr>
+          <w:b/>
+          <w:bCs/>
+        </w:rPr>
+        <w:t xml:space="preserve"> </w:t>
+      </w:r>
+      <w:r>
+        <w:rPr>
+          <w:b/>
+          <w:bCs/>
+        </w:rPr>
+        <w:t xml:space="preserve">Forum</w:t>
+      </w:r>
+      <w:r>
+        <w:rPr>
+          <w:b/>
+          <w:bCs/>
+        </w:rPr>
+        <w:t xml:space="preserve"> </w:t>
+      </w:r>
+      <w:r>
+        <w:rPr>
+          <w:b/>
+          <w:bCs/>
+        </w:rPr>
+        <w:t xml:space="preserve">Selection</w:t>
+      </w:r>
+      <w:r>
+        <w:rPr>
+          <w:b/>
+          <w:bCs/>
+        </w:rPr>
+        <w:t xml:space="preserve"> </w:t>
+      </w:r>
+      <w:r>
+        <w:rPr>
+          <w:b/>
+          <w:bCs/>
+        </w:rPr>
+        <w:t xml:space="preserve">Clauses</w:t>
+      </w:r>
+    </w:p>
+    <w:p>
+      <w:pPr>
+        <w:pStyle w:val="BodyTextNoted"/>
+      </w:pPr>
+      <w:r>
+        <w:t xml:space="preserve">As an initial matter, Geostellar’s own contracts prohibit it from bringing its Complaint in this Court. Specifically, this Complaint is barred by the arbitration clause in the Employment Agreement and/​or the forum selection clause in the Assignment of Inventions Agreement.</w:t>
       </w:r>
       <w:r>
         <w:rPr>
           <w:rStyle w:val="FootnoteReference"/>
         </w:rPr>
-        <w:footnoteReference w:id="15"/>
+        <w:footnoteReference w:id="10"/>
       </w:r>
     </w:p>
     <w:p>
@@ -943,7 +3575,7 @@
           <w:i/>
           <w:iCs/>
         </w:rPr>
-        <w:t xml:space="preserve">Am. Express Co. v. Italian Colors Rest.</w:t>
+        <w:t xml:space="preserve">Am. Express Co. v. Italian Colors Rest.</w:t>
       </w:r>
       <w:r>
         <w:t xml:space="preserve">, 570 U.S. 228, 233 (2013)) (citations omitted).</w:t>
@@ -962,7 +3594,7 @@
           <w:i/>
           <w:iCs/>
         </w:rPr>
-        <w:t xml:space="preserve">Am. Gen. Life &amp; Accident Ins. Co. v. Wood</w:t>
+        <w:t xml:space="preserve">Am. Gen. Life &amp; Accident Ins. Co. v. Wood</w:t>
       </w:r>
       <w:r>
         <w:t xml:space="preserve">, 429 F.3d 83, 87 (4th Cir. 2005) (quoting</w:t>
@@ -978,7 +3610,13 @@
         <w:t xml:space="preserve">Adkins v. Labor Ready, Inc.</w:t>
       </w:r>
       <w:r>
-        <w:t xml:space="preserve">, 303 F.3d 496, 500-01 (4th Cir. 2002)) (internal quotation marks omitted).</w:t>
+        <w:t xml:space="preserve">, 303 F.3d 496, 500</w:t>
+      </w:r>
+      <w:r>
+        <w:noBreakHyphen/>
+      </w:r>
+      <w:r>
+        <w:t xml:space="preserve">01 (4th Cir. 2002)) (internal quotation marks omitted).</w:t>
       </w:r>
       <w:r>
         <w:t xml:space="preserve"> </w:t>
@@ -1007,7 +3645,7 @@
           <w:i/>
           <w:iCs/>
         </w:rPr>
-        <w:t xml:space="preserve">See, e.g., Wheeling Hosp., Inc. v. Health Plan of the Upper Ohio Valley, Inc.</w:t>
+        <w:t xml:space="preserve">See, e.g., Wheeling Hosp., Inc. v. Health Plan of the Upper Ohio Valley, Inc.</w:t>
       </w:r>
       <w:r>
         <w:t xml:space="preserve">, 683 F.3d 577, 579 (4th Cir. 2012) (reversing denial of motion to dismiss).</w:t>
@@ -1024,13 +3662,13 @@
         <w:t xml:space="preserve"> </w:t>
       </w:r>
       <w:r>
-        <w:t xml:space="preserve">“any and all disputes, claims, or causes of action, in law or equity, arising from or relating to the enforcement, breach, performance or interpretation of this Agreement, [Mr. Levine]’s employment, or the termination of [Mr. Levine]’s employment.”</w:t>
-      </w:r>
-      <w:r>
-        <w:t xml:space="preserve"> </w:t>
-      </w:r>
-      <w:r>
-        <w:t xml:space="preserve">(Compl. Ex. A at 11 ¶ 7.11.) Geostellar’s breach of contract is a claim for</w:t>
+        <w:t xml:space="preserve">“any and all disputes, claims, or causes of action, in law or equity, arising from or relating to the enforcement, breach, performance or interpretation of this Agreement, [Mr. Levine]’s employment, or the termination of [Mr. Levine]’s employment.”</w:t>
+      </w:r>
+      <w:r>
+        <w:t xml:space="preserve"> </w:t>
+      </w:r>
+      <w:r>
+        <w:t xml:space="preserve">(Compl. Ex. A at 11 ¶ 7.11.) Geostellar’s breach of contract is a claim for</w:t>
       </w:r>
       <w:r>
         <w:t xml:space="preserve"> </w:t>
@@ -1042,7 +3680,7 @@
         <w:t xml:space="preserve"> </w:t>
       </w:r>
       <w:r>
-        <w:t xml:space="preserve">Likewise, it cannot be disputed that all of the claims in the Complaint arise from or relate to Mr. Levine’s employment. Nor can it be disputed that Mr. Levine’s work for Geostellar relates to interstate commerce and that Geostellar has not pursued arbitration of the claims in this suit as required by the Employment Agreement. Accordingly, these claims must be arbitrated, not litigated in this Court.</w:t>
+        <w:t xml:space="preserve">Likewise, it cannot be disputed that all of the claims in the Complaint arise from or relate to Mr. Levine’s employment. Nor can it be disputed that Mr. Levine’s work for Geostellar relates to interstate commerce and that Geostellar has not pursued arbitration of the claims in this suit as required by the Employment Agreement. Accordingly, these claims must be arbitrated, not litigated in this Court.</w:t>
       </w:r>
     </w:p>
     <w:p>
@@ -1066,7 +3704,7 @@
           <w:i/>
           <w:iCs/>
         </w:rPr>
-        <w:t xml:space="preserve">BAE Sys. Tech. Sol. &amp; Servs., Inc. v. Republic of Korea’s Defense Acquisition Program Admin.</w:t>
+        <w:t xml:space="preserve">BAE Sys. Tech. Sol. &amp; Servs., Inc. v. Republic of Korea’s Defense Acquisition Program Admin.</w:t>
       </w:r>
       <w:r>
         <w:t xml:space="preserve">, 884 F.3d 463, 470 (4th Cir. 2018). Where a claim is brought in a forum that violates a mandatory forum selection clause, it must be</w:t>
@@ -1105,7 +3743,7 @@
         <w:t xml:space="preserve"> </w:t>
       </w:r>
       <w:r>
-        <w:t xml:space="preserve">(Compl. Ex. B at 3 ¶ 12.1 (emphasis added).) There is nothing to indicate that the chosen forum of Delaware—which was selected by Geostellar itself and is Geostellar’s home state (Compl. 1 ¶ 1)—would be unreasonable. Accordingly, to the extent any of the claims in the Complaint are brought under the Assignment of Inventions Agreement, they must be brought in a state or federal court in Wilmington, Delaware, not the present Court.</w:t>
+        <w:t xml:space="preserve">(Compl. Ex. B at 3 ¶ 12.1 (emphasis added).) There is nothing to indicate that the chosen forum of Delaware—which was selected by Geostellar itself and is Geostellar’s home state (Compl. 1 ¶ 1)—would be unreasonable. Accordingly, to the extent any of the claims in the Complaint are brought under the Assignment of Inventions Agreement, they must be brought in a state or federal court in Wilmington, Delaware, not the present Court.</w:t>
       </w:r>
     </w:p>
     <w:p>
@@ -1145,16 +3783,37 @@
     <w:p>
       <w:pPr>
         <w:pStyle w:val="Heading2"/>
-      </w:pPr>
-      <w:bookmarkStart w:id="16" w:name="_dcb7a736e642b08974ae4a0c5f7c6fd2fed2025"/>
-      <w:r>
-        <w:t xml:space="preserve">II. Standing</w:t>
-      </w:r>
-      <w:bookmarkEnd w:id="16"/>
-    </w:p>
-    <w:p>
-      <w:pPr>
-        <w:pStyle w:val="FirstParagraph"/>
+        <w:keepNext/>
+        <w:keepLines/>
+        <w:spacing w:before="276" w:after="138" w:line="276" w:lineRule="exact"/>
+        <w:ind w:left="0" w:firstLine="0"/>
+        <w:jc w:val="center"/>
+      </w:pPr>
+      <w:r>
+        <w:rPr>
+          <w:b/>
+          <w:bCs/>
+        </w:rPr>
+        <w:t xml:space="preserve">II.</w:t>
+      </w:r>
+      <w:r>
+        <w:rPr>
+          <w:b/>
+          <w:bCs/>
+        </w:rPr>
+        <w:t xml:space="preserve"> </w:t>
+      </w:r>
+      <w:r>
+        <w:rPr>
+          <w:b/>
+          <w:bCs/>
+        </w:rPr>
+        <w:t xml:space="preserve">Standing</w:t>
+      </w:r>
+    </w:p>
+    <w:p>
+      <w:pPr>
+        <w:pStyle w:val="BodyText"/>
       </w:pPr>
       <w:r>
         <w:t xml:space="preserve">Before moving on to the substance of the Complaint, Defendants note that the Geostellar makes several allegations asserting injuries to third parties. (</w:t>
@@ -1170,12 +3829,42 @@
         <w:t xml:space="preserve"> </w:t>
       </w:r>
       <w:r>
-        <w:t xml:space="preserve">Compl. 6, 10-11 ¶¶ 23-25, 47, 56 (accusing Mr. Levine of injuring Matador Solar Partners, Inc.); Compl. 7-9 ¶¶ 29-30, 34, 38-42 (accusing Mr. Levine of injuring unknown potential investors in his cryptocurrencies).)</w:t>
-      </w:r>
-    </w:p>
-    <w:p>
-      <w:pPr>
-        <w:pStyle w:val="BodyText"/>
+        <w:t xml:space="preserve">Compl. 6, 10</w:t>
+      </w:r>
+      <w:r>
+        <w:noBreakHyphen/>
+      </w:r>
+      <w:r>
+        <w:t xml:space="preserve">11 ¶¶ 23</w:t>
+      </w:r>
+      <w:r>
+        <w:noBreakHyphen/>
+      </w:r>
+      <w:r>
+        <w:t xml:space="preserve">25, 47, 56 (accusing Mr. Levine of injuring Matador Solar Partners, Inc.); Compl. 7</w:t>
+      </w:r>
+      <w:r>
+        <w:noBreakHyphen/>
+      </w:r>
+      <w:r>
+        <w:t xml:space="preserve">9 ¶¶ 29</w:t>
+      </w:r>
+      <w:r>
+        <w:noBreakHyphen/>
+      </w:r>
+      <w:r>
+        <w:t xml:space="preserve">30, 34, 38</w:t>
+      </w:r>
+      <w:r>
+        <w:noBreakHyphen/>
+      </w:r>
+      <w:r>
+        <w:t xml:space="preserve">42 (accusing Mr. Levine of injuring unknown potential investors in his cryptocurrencies).)</w:t>
+      </w:r>
+    </w:p>
+    <w:p>
+      <w:pPr>
+        <w:pStyle w:val="BodyTextNoted"/>
       </w:pPr>
       <w:r>
         <w:t xml:space="preserve">It is a fundamental principle of standing that a party cannot seek relief for injuries allegedly sustained by another.</w:t>
@@ -1203,7 +3892,7 @@
         <w:rPr>
           <w:rStyle w:val="FootnoteReference"/>
         </w:rPr>
-        <w:footnoteReference w:id="17"/>
+        <w:footnoteReference w:id="11"/>
       </w:r>
       <w:r>
         <w:t xml:space="preserve"> </w:t>
@@ -1240,16 +3929,93 @@
     <w:p>
       <w:pPr>
         <w:pStyle w:val="Heading2"/>
-      </w:pPr>
-      <w:bookmarkStart w:id="18" w:name="_802cc3cae5b0d3bd726b4ca31484e1437a26e06"/>
-      <w:r>
-        <w:t xml:space="preserve">III. Failure to State a Claim</w:t>
-      </w:r>
-      <w:bookmarkEnd w:id="18"/>
-    </w:p>
-    <w:p>
-      <w:pPr>
-        <w:pStyle w:val="FirstParagraph"/>
+        <w:keepNext/>
+        <w:keepLines/>
+        <w:spacing w:before="276" w:after="138" w:line="276" w:lineRule="exact"/>
+        <w:ind w:left="0" w:firstLine="0"/>
+        <w:jc w:val="center"/>
+      </w:pPr>
+      <w:r>
+        <w:rPr>
+          <w:b/>
+          <w:bCs/>
+        </w:rPr>
+        <w:t xml:space="preserve">III.</w:t>
+      </w:r>
+      <w:r>
+        <w:rPr>
+          <w:b/>
+          <w:bCs/>
+        </w:rPr>
+        <w:t xml:space="preserve"> </w:t>
+      </w:r>
+      <w:r>
+        <w:rPr>
+          <w:b/>
+          <w:bCs/>
+        </w:rPr>
+        <w:t xml:space="preserve">Failure</w:t>
+      </w:r>
+      <w:r>
+        <w:rPr>
+          <w:b/>
+          <w:bCs/>
+        </w:rPr>
+        <w:t xml:space="preserve"> </w:t>
+      </w:r>
+      <w:r>
+        <w:rPr>
+          <w:b/>
+          <w:bCs/>
+        </w:rPr>
+        <w:t xml:space="preserve">to</w:t>
+      </w:r>
+      <w:r>
+        <w:rPr>
+          <w:b/>
+          <w:bCs/>
+        </w:rPr>
+        <w:t xml:space="preserve"> </w:t>
+      </w:r>
+      <w:r>
+        <w:rPr>
+          <w:b/>
+          <w:bCs/>
+        </w:rPr>
+        <w:t xml:space="preserve">State</w:t>
+      </w:r>
+      <w:r>
+        <w:rPr>
+          <w:b/>
+          <w:bCs/>
+        </w:rPr>
+        <w:t xml:space="preserve"> </w:t>
+      </w:r>
+      <w:r>
+        <w:rPr>
+          <w:b/>
+          <w:bCs/>
+        </w:rPr>
+        <w:t xml:space="preserve">a</w:t>
+      </w:r>
+      <w:r>
+        <w:rPr>
+          <w:b/>
+          <w:bCs/>
+        </w:rPr>
+        <w:t xml:space="preserve"> </w:t>
+      </w:r>
+      <w:r>
+        <w:rPr>
+          <w:b/>
+          <w:bCs/>
+        </w:rPr>
+        <w:t xml:space="preserve">Claim</w:t>
+      </w:r>
+    </w:p>
+    <w:p>
+      <w:pPr>
+        <w:pStyle w:val="BodyText"/>
       </w:pPr>
       <w:r>
         <w:t xml:space="preserve">Finally, even if the claims in the Complaint could properly be brought in this Court (they cannot), they are unsupported by the Complaint’s factual allegations.</w:t>
@@ -1290,7 +4056,7 @@
           <w:i/>
           <w:iCs/>
         </w:rPr>
-        <w:t xml:space="preserve">Bell Atl. Corp. v. Twombly</w:t>
+        <w:t xml:space="preserve">Bell Atl. Corp. v. Twombly</w:t>
       </w:r>
       <w:r>
         <w:t xml:space="preserve">, 550 U.S. 544, 555 (2007)).</w:t>
@@ -1452,16 +4218,205 @@
     <w:p>
       <w:pPr>
         <w:pStyle w:val="Heading3"/>
-      </w:pPr>
-      <w:bookmarkStart w:id="19" w:name="_69b255bfa0a972f88be16ba8f0850a0187495a5"/>
-      <w:r>
-        <w:t xml:space="preserve">A. The Complaint Fails to State a Breach of Contract Claim Against Indeco Union</w:t>
-      </w:r>
-      <w:bookmarkEnd w:id="19"/>
-    </w:p>
-    <w:p>
-      <w:pPr>
-        <w:pStyle w:val="FirstParagraph"/>
+        <w:keepNext/>
+        <w:keepLines/>
+        <w:spacing w:before="276" w:after="138" w:line="276" w:lineRule="exact"/>
+        <w:ind w:left="0" w:firstLine="0"/>
+        <w:jc w:val="left"/>
+      </w:pPr>
+      <w:r>
+        <w:rPr>
+          <w:b/>
+          <w:bCs/>
+        </w:rPr>
+        <w:t xml:space="preserve">A.</w:t>
+      </w:r>
+      <w:r>
+        <w:rPr>
+          <w:b/>
+          <w:bCs/>
+        </w:rPr>
+        <w:t xml:space="preserve"> </w:t>
+      </w:r>
+      <w:r>
+        <w:rPr>
+          <w:b/>
+          <w:bCs/>
+        </w:rPr>
+        <w:t xml:space="preserve">The</w:t>
+      </w:r>
+      <w:r>
+        <w:rPr>
+          <w:b/>
+          <w:bCs/>
+        </w:rPr>
+        <w:t xml:space="preserve"> </w:t>
+      </w:r>
+      <w:r>
+        <w:rPr>
+          <w:b/>
+          <w:bCs/>
+        </w:rPr>
+        <w:t xml:space="preserve">Complaint</w:t>
+      </w:r>
+      <w:r>
+        <w:rPr>
+          <w:b/>
+          <w:bCs/>
+        </w:rPr>
+        <w:t xml:space="preserve"> </w:t>
+      </w:r>
+      <w:r>
+        <w:rPr>
+          <w:b/>
+          <w:bCs/>
+        </w:rPr>
+        <w:t xml:space="preserve">Fails</w:t>
+      </w:r>
+      <w:r>
+        <w:rPr>
+          <w:b/>
+          <w:bCs/>
+        </w:rPr>
+        <w:t xml:space="preserve"> </w:t>
+      </w:r>
+      <w:r>
+        <w:rPr>
+          <w:b/>
+          <w:bCs/>
+        </w:rPr>
+        <w:t xml:space="preserve">to</w:t>
+      </w:r>
+      <w:r>
+        <w:rPr>
+          <w:b/>
+          <w:bCs/>
+        </w:rPr>
+        <w:t xml:space="preserve"> </w:t>
+      </w:r>
+      <w:r>
+        <w:rPr>
+          <w:b/>
+          <w:bCs/>
+        </w:rPr>
+        <w:t xml:space="preserve">State</w:t>
+      </w:r>
+      <w:r>
+        <w:rPr>
+          <w:b/>
+          <w:bCs/>
+        </w:rPr>
+        <w:t xml:space="preserve"> </w:t>
+      </w:r>
+      <w:r>
+        <w:rPr>
+          <w:b/>
+          <w:bCs/>
+        </w:rPr>
+        <w:t xml:space="preserve">a</w:t>
+      </w:r>
+      <w:r>
+        <w:rPr>
+          <w:b/>
+          <w:bCs/>
+        </w:rPr>
+        <w:t xml:space="preserve"> </w:t>
+      </w:r>
+      <w:r>
+        <w:rPr>
+          <w:b/>
+          <w:bCs/>
+        </w:rPr>
+        <w:t xml:space="preserve">Breach</w:t>
+      </w:r>
+      <w:r>
+        <w:rPr>
+          <w:b/>
+          <w:bCs/>
+        </w:rPr>
+        <w:t xml:space="preserve"> </w:t>
+      </w:r>
+      <w:r>
+        <w:rPr>
+          <w:b/>
+          <w:bCs/>
+        </w:rPr>
+        <w:t xml:space="preserve">of</w:t>
+      </w:r>
+      <w:r>
+        <w:rPr>
+          <w:b/>
+          <w:bCs/>
+        </w:rPr>
+        <w:t xml:space="preserve"> </w:t>
+      </w:r>
+      <w:r>
+        <w:rPr>
+          <w:b/>
+          <w:bCs/>
+        </w:rPr>
+        <w:t xml:space="preserve">Contract</w:t>
+      </w:r>
+      <w:r>
+        <w:rPr>
+          <w:b/>
+          <w:bCs/>
+        </w:rPr>
+        <w:t xml:space="preserve"> </w:t>
+      </w:r>
+      <w:r>
+        <w:rPr>
+          <w:b/>
+          <w:bCs/>
+        </w:rPr>
+        <w:t xml:space="preserve">Claim</w:t>
+      </w:r>
+      <w:r>
+        <w:rPr>
+          <w:b/>
+          <w:bCs/>
+        </w:rPr>
+        <w:t xml:space="preserve"> </w:t>
+      </w:r>
+      <w:r>
+        <w:rPr>
+          <w:b/>
+          <w:bCs/>
+        </w:rPr>
+        <w:t xml:space="preserve">Against</w:t>
+      </w:r>
+      <w:r>
+        <w:rPr>
+          <w:b/>
+          <w:bCs/>
+        </w:rPr>
+        <w:t xml:space="preserve"> </w:t>
+      </w:r>
+      <w:r>
+        <w:rPr>
+          <w:b/>
+          <w:bCs/>
+        </w:rPr>
+        <w:t xml:space="preserve">Indeco</w:t>
+      </w:r>
+      <w:r>
+        <w:rPr>
+          <w:b/>
+          <w:bCs/>
+        </w:rPr>
+        <w:t xml:space="preserve"> </w:t>
+      </w:r>
+      <w:r>
+        <w:rPr>
+          <w:b/>
+          <w:bCs/>
+        </w:rPr>
+        <w:t xml:space="preserve">Union</w:t>
+      </w:r>
+    </w:p>
+    <w:p>
+      <w:pPr>
+        <w:pStyle w:val="BodyText"/>
       </w:pPr>
       <w:r>
         <w:t xml:space="preserve">First, Geostellar has failed to state a breach of contract claim against Indeco Union.</w:t>
@@ -1493,7 +4448,7 @@
           <w:i/>
           <w:iCs/>
         </w:rPr>
-        <w:t xml:space="preserve">accord Interim Healthcare, Inc. v. Spherion Corp.</w:t>
+        <w:t xml:space="preserve">accord Interim Healthcare, Inc. v. Spherion Corp.</w:t>
       </w:r>
       <w:r>
         <w:t xml:space="preserve">, 884 A.2d 513, 548 (Super. Ct. 2005) (Delaware law). Here, Geostellar does not allege that it ever entered into a contract with Indeco Union, much less that Indeco Union breached such a contract. Accordingly, Geostellar’s breach of contract claim against Indeco Union should be dismissed.</w:t>
@@ -1502,16 +4457,149 @@
     <w:p>
       <w:pPr>
         <w:pStyle w:val="Heading3"/>
-      </w:pPr>
-      <w:bookmarkStart w:id="20" w:name="_0d09197978a2242f7c89e2f43c3a3791824bf3d"/>
-      <w:r>
-        <w:t xml:space="preserve">B. The Complaint Fails to State a Claim of Fraud</w:t>
-      </w:r>
-      <w:bookmarkEnd w:id="20"/>
-    </w:p>
-    <w:p>
-      <w:pPr>
-        <w:pStyle w:val="FirstParagraph"/>
+        <w:keepNext/>
+        <w:keepLines/>
+        <w:spacing w:before="276" w:after="138" w:line="276" w:lineRule="exact"/>
+        <w:ind w:left="0" w:firstLine="0"/>
+        <w:jc w:val="left"/>
+      </w:pPr>
+      <w:r>
+        <w:rPr>
+          <w:b/>
+          <w:bCs/>
+        </w:rPr>
+        <w:t xml:space="preserve">B.</w:t>
+      </w:r>
+      <w:r>
+        <w:rPr>
+          <w:b/>
+          <w:bCs/>
+        </w:rPr>
+        <w:t xml:space="preserve"> </w:t>
+      </w:r>
+      <w:r>
+        <w:rPr>
+          <w:b/>
+          <w:bCs/>
+        </w:rPr>
+        <w:t xml:space="preserve">The</w:t>
+      </w:r>
+      <w:r>
+        <w:rPr>
+          <w:b/>
+          <w:bCs/>
+        </w:rPr>
+        <w:t xml:space="preserve"> </w:t>
+      </w:r>
+      <w:r>
+        <w:rPr>
+          <w:b/>
+          <w:bCs/>
+        </w:rPr>
+        <w:t xml:space="preserve">Complaint</w:t>
+      </w:r>
+      <w:r>
+        <w:rPr>
+          <w:b/>
+          <w:bCs/>
+        </w:rPr>
+        <w:t xml:space="preserve"> </w:t>
+      </w:r>
+      <w:r>
+        <w:rPr>
+          <w:b/>
+          <w:bCs/>
+        </w:rPr>
+        <w:t xml:space="preserve">Fails</w:t>
+      </w:r>
+      <w:r>
+        <w:rPr>
+          <w:b/>
+          <w:bCs/>
+        </w:rPr>
+        <w:t xml:space="preserve"> </w:t>
+      </w:r>
+      <w:r>
+        <w:rPr>
+          <w:b/>
+          <w:bCs/>
+        </w:rPr>
+        <w:t xml:space="preserve">to</w:t>
+      </w:r>
+      <w:r>
+        <w:rPr>
+          <w:b/>
+          <w:bCs/>
+        </w:rPr>
+        <w:t xml:space="preserve"> </w:t>
+      </w:r>
+      <w:r>
+        <w:rPr>
+          <w:b/>
+          <w:bCs/>
+        </w:rPr>
+        <w:t xml:space="preserve">State</w:t>
+      </w:r>
+      <w:r>
+        <w:rPr>
+          <w:b/>
+          <w:bCs/>
+        </w:rPr>
+        <w:t xml:space="preserve"> </w:t>
+      </w:r>
+      <w:r>
+        <w:rPr>
+          <w:b/>
+          <w:bCs/>
+        </w:rPr>
+        <w:t xml:space="preserve">a</w:t>
+      </w:r>
+      <w:r>
+        <w:rPr>
+          <w:b/>
+          <w:bCs/>
+        </w:rPr>
+        <w:t xml:space="preserve"> </w:t>
+      </w:r>
+      <w:r>
+        <w:rPr>
+          <w:b/>
+          <w:bCs/>
+        </w:rPr>
+        <w:t xml:space="preserve">Claim</w:t>
+      </w:r>
+      <w:r>
+        <w:rPr>
+          <w:b/>
+          <w:bCs/>
+        </w:rPr>
+        <w:t xml:space="preserve"> </w:t>
+      </w:r>
+      <w:r>
+        <w:rPr>
+          <w:b/>
+          <w:bCs/>
+        </w:rPr>
+        <w:t xml:space="preserve">of</w:t>
+      </w:r>
+      <w:r>
+        <w:rPr>
+          <w:b/>
+          <w:bCs/>
+        </w:rPr>
+        <w:t xml:space="preserve"> </w:t>
+      </w:r>
+      <w:r>
+        <w:rPr>
+          <w:b/>
+          <w:bCs/>
+        </w:rPr>
+        <w:t xml:space="preserve">Fraud</w:t>
+      </w:r>
+    </w:p>
+    <w:p>
+      <w:pPr>
+        <w:pStyle w:val="BodyText"/>
       </w:pPr>
       <w:r>
         <w:t xml:space="preserve">Geostellar has also failed to state a claim against either Defendant for fraud.</w:t>
@@ -1533,7 +4621,13 @@
         <w:t xml:space="preserve">Lengyel v. Lint</w:t>
       </w:r>
       <w:r>
-        <w:t xml:space="preserve">, 167 W. Va. 272, 276-77, 280 S.E.2d 66, 69 (1981);</w:t>
+        <w:t xml:space="preserve">, 167 W. Va. 272, 276</w:t>
+      </w:r>
+      <w:r>
+        <w:noBreakHyphen/>
+      </w:r>
+      <w:r>
+        <w:t xml:space="preserve">77, 280 S.E.2d 66, 69 (1981);</w:t>
       </w:r>
       <w:r>
         <w:t xml:space="preserve"> </w:t>
@@ -1618,7 +4712,51 @@
         <w:t xml:space="preserve"> </w:t>
       </w:r>
       <w:r>
-        <w:t xml:space="preserve">any false statements Defendants purportedly made to it, Geostellar does not even allege that Mr. Levine or Indeco Union ever made such a statement, or that Geostellar relied on such a statement.</w:t>
+        <w:t xml:space="preserve">any false statements Defendants purportedly made to it, Geostellar does not even allege that Mr. Levine or Indeco Union ever made such a statement, or that Geostellar relied on such a statement.</w:t>
+      </w:r>
+    </w:p>
+    <w:p>
+      <w:pPr>
+        <w:pStyle w:val="BodyTextNoted"/>
+      </w:pPr>
+      <w:r>
+        <w:t xml:space="preserve">Instead, the only statement that Geostellar asserts is false is the statement in an unspecified document accompanying the September 2017 presentation that</w:t>
+      </w:r>
+      <w:r>
+        <w:t xml:space="preserve"> </w:t>
+      </w:r>
+      <w:r>
+        <w:t xml:space="preserve">“that the cryptocurrency being developed by Geostellar, Inc., had some intrinsic value because”</w:t>
+      </w:r>
+      <w:r>
+        <w:t xml:space="preserve"> </w:t>
+      </w:r>
+      <w:r>
+        <w:t xml:space="preserve">it had</w:t>
+      </w:r>
+      <w:r>
+        <w:t xml:space="preserve"> </w:t>
+      </w:r>
+      <w:r>
+        <w:t xml:space="preserve">“some relationship”</w:t>
+      </w:r>
+      <w:r>
+        <w:t xml:space="preserve"> </w:t>
+      </w:r>
+      <w:r>
+        <w:t xml:space="preserve">to a watt of solar energy. Geostellar neither provides nor quotes this document, but merely asserts that it was false. This assertion is questionable at best,</w:t>
+      </w:r>
+      <w:r>
+        <w:rPr>
+          <w:rStyle w:val="FootnoteReference"/>
+        </w:rPr>
+        <w:footnoteReference w:id="12"/>
+      </w:r>
+      <w:r>
+        <w:t xml:space="preserve"> </w:t>
+      </w:r>
+      <w:r>
+        <w:t xml:space="preserve">and without a copy of the document, or at least an exact quote, it is impossible to discuss whether this assertion was false. It is for this very reason that the heightened pleading standards of Rule 9 were created for fraud claims. Moreover, even assuming per arguendo that Geostellar has adequately pled that this statement was false, Geostellar does not allege that it relied on this statement or was harmed by that reliance.</w:t>
       </w:r>
     </w:p>
     <w:p>
@@ -1626,51 +4764,7 @@
         <w:pStyle w:val="BodyText"/>
       </w:pPr>
       <w:r>
-        <w:t xml:space="preserve">Instead, the only statement that Geostellar asserts is false is the statement in an unspecified document accompanying the September 2017 presentation that</w:t>
-      </w:r>
-      <w:r>
-        <w:t xml:space="preserve"> </w:t>
-      </w:r>
-      <w:r>
-        <w:t xml:space="preserve">“that the cryptocurrency being developed by Geostellar, Inc., had some intrinsic value because”</w:t>
-      </w:r>
-      <w:r>
-        <w:t xml:space="preserve"> </w:t>
-      </w:r>
-      <w:r>
-        <w:t xml:space="preserve">it had</w:t>
-      </w:r>
-      <w:r>
-        <w:t xml:space="preserve"> </w:t>
-      </w:r>
-      <w:r>
-        <w:t xml:space="preserve">“some relationship”</w:t>
-      </w:r>
-      <w:r>
-        <w:t xml:space="preserve"> </w:t>
-      </w:r>
-      <w:r>
-        <w:t xml:space="preserve">to a watt of solar energy. Geostellar neither provides nor quotes this document, but merely asserts that it was false. This assertion is questionable at best,</w:t>
-      </w:r>
-      <w:r>
-        <w:rPr>
-          <w:rStyle w:val="FootnoteReference"/>
-        </w:rPr>
-        <w:footnoteReference w:id="21"/>
-      </w:r>
-      <w:r>
-        <w:t xml:space="preserve"> </w:t>
-      </w:r>
-      <w:r>
-        <w:t xml:space="preserve">and without a copy of the document, or at least an exact quote, it is impossible to discuss whether this assertion was false. It is for this very reason that the heightened pleading standards of Rule 9 were created for fraud claims. Moreover, even assuming per arguendo that Geostellar has adequately pled that this statement was false, Geostellar does not allege that it relied on this statement or was harmed by that reliance.</w:t>
-      </w:r>
-    </w:p>
-    <w:p>
-      <w:pPr>
-        <w:pStyle w:val="BodyText"/>
-      </w:pPr>
-      <w:r>
-        <w:t xml:space="preserve">But even if Geostellar’s fraud claim against Mr. Levine were properly pled (it cannot be disputed that Geostellar pleads no fraudulent statements by Indeco Union), this claim suffers from a more fundamental flaw: It is barred by West Virginia’s</w:t>
+        <w:t xml:space="preserve">But even if Geostellar’s fraud claim against Mr. Levine were properly pled (it cannot be disputed that Geostellar pleads no fraudulent statements by Indeco Union), this claim suffers from a more fundamental flaw: It is barred by West Virginia’s</w:t>
       </w:r>
       <w:r>
         <w:t xml:space="preserve"> </w:t>
@@ -1692,7 +4786,7 @@
           <w:i/>
           <w:iCs/>
         </w:rPr>
-        <w:t xml:space="preserve">Gaddy Eng’g Co. v. Bowles Rice McDavid Graff &amp; Love, LLP</w:t>
+        <w:t xml:space="preserve">Gaddy Eng’g Co. v. Bowles Rice McDavid Graff &amp; Love, LLP</w:t>
       </w:r>
       <w:r>
         <w:t xml:space="preserve">, 231 W. Va. 577, 586, 746 S.E.2d 568, 577 (2013).</w:t>
@@ -1730,7 +4824,19 @@
         <w:t xml:space="preserve">see also Abbott Labs v. Owens</w:t>
       </w:r>
       <w:r>
-        <w:t xml:space="preserve">, No. 13C-09-186, 2014 WL 8407613, at *7 (Del. Super. Ct. Sept. 20, 2014) (holding that tort claims, including fraud, are prohibited where, as here, the tortious conduct occurred in performance of a contract). Here, Geostellar’s fraud claim against Mr. Levine</w:t>
+        <w:t xml:space="preserve">, No. 13C</w:t>
+      </w:r>
+      <w:r>
+        <w:noBreakHyphen/>
+      </w:r>
+      <w:r>
+        <w:t xml:space="preserve">09</w:t>
+      </w:r>
+      <w:r>
+        <w:noBreakHyphen/>
+      </w:r>
+      <w:r>
+        <w:t xml:space="preserve">186, 2014 WL 8407613, at *7 (Del. Super. Ct. Sept. 20, 2014) (holding that tort claims, including fraud, are prohibited where, as here, the tortious conduct occurred in performance of a contract). Here, Geostellar’s fraud claim against Mr. Levine</w:t>
       </w:r>
       <w:r>
         <w:t xml:space="preserve"> </w:t>
@@ -1739,22 +4845,209 @@
         <w:t xml:space="preserve">“essentially duplicates the breach of contract claim”</w:t>
       </w:r>
       <w:r>
-        <w:t xml:space="preserve">—indeed, all of Geostellar’s allegations of fraud are expressly tied to the alleged breaches of contract. (Compl. 8-11 ¶¶ 35-37, 42, 45, 50, 53, 57.) Accordingly, Geostellar’s fraud claims should be dismissed both for failure to properly allege fraud and for violating the gist of the action doctrine.</w:t>
+        <w:t xml:space="preserve">—indeed, all of Geostellar’s allegations of fraud are expressly tied to the alleged breaches of contract. (Compl. 8</w:t>
+      </w:r>
+      <w:r>
+        <w:noBreakHyphen/>
+      </w:r>
+      <w:r>
+        <w:t xml:space="preserve">11 ¶¶ 35</w:t>
+      </w:r>
+      <w:r>
+        <w:noBreakHyphen/>
+      </w:r>
+      <w:r>
+        <w:t xml:space="preserve">37, 42, 45, 50, 53, 57.) Accordingly, Geostellar’s fraud claims should be dismissed both for failure to properly allege fraud and for violating the gist of the action doctrine.</w:t>
       </w:r>
     </w:p>
     <w:p>
       <w:pPr>
         <w:pStyle w:val="Heading3"/>
-      </w:pPr>
-      <w:bookmarkStart w:id="22" w:name="_7fec080ba186a0558905efef4b92d7101eecdd8"/>
-      <w:r>
-        <w:t xml:space="preserve">C. The Complaint Fails to State a Claim of Breach of Fiduciary Duty</w:t>
-      </w:r>
-      <w:bookmarkEnd w:id="22"/>
-    </w:p>
-    <w:p>
-      <w:pPr>
-        <w:pStyle w:val="FirstParagraph"/>
+        <w:keepNext/>
+        <w:keepLines/>
+        <w:spacing w:before="276" w:after="138" w:line="276" w:lineRule="exact"/>
+        <w:ind w:left="0" w:firstLine="0"/>
+        <w:jc w:val="left"/>
+      </w:pPr>
+      <w:r>
+        <w:rPr>
+          <w:b/>
+          <w:bCs/>
+        </w:rPr>
+        <w:t xml:space="preserve">C.</w:t>
+      </w:r>
+      <w:r>
+        <w:rPr>
+          <w:b/>
+          <w:bCs/>
+        </w:rPr>
+        <w:t xml:space="preserve"> </w:t>
+      </w:r>
+      <w:r>
+        <w:rPr>
+          <w:b/>
+          <w:bCs/>
+        </w:rPr>
+        <w:t xml:space="preserve">The</w:t>
+      </w:r>
+      <w:r>
+        <w:rPr>
+          <w:b/>
+          <w:bCs/>
+        </w:rPr>
+        <w:t xml:space="preserve"> </w:t>
+      </w:r>
+      <w:r>
+        <w:rPr>
+          <w:b/>
+          <w:bCs/>
+        </w:rPr>
+        <w:t xml:space="preserve">Complaint</w:t>
+      </w:r>
+      <w:r>
+        <w:rPr>
+          <w:b/>
+          <w:bCs/>
+        </w:rPr>
+        <w:t xml:space="preserve"> </w:t>
+      </w:r>
+      <w:r>
+        <w:rPr>
+          <w:b/>
+          <w:bCs/>
+        </w:rPr>
+        <w:t xml:space="preserve">Fails</w:t>
+      </w:r>
+      <w:r>
+        <w:rPr>
+          <w:b/>
+          <w:bCs/>
+        </w:rPr>
+        <w:t xml:space="preserve"> </w:t>
+      </w:r>
+      <w:r>
+        <w:rPr>
+          <w:b/>
+          <w:bCs/>
+        </w:rPr>
+        <w:t xml:space="preserve">to</w:t>
+      </w:r>
+      <w:r>
+        <w:rPr>
+          <w:b/>
+          <w:bCs/>
+        </w:rPr>
+        <w:t xml:space="preserve"> </w:t>
+      </w:r>
+      <w:r>
+        <w:rPr>
+          <w:b/>
+          <w:bCs/>
+        </w:rPr>
+        <w:t xml:space="preserve">State</w:t>
+      </w:r>
+      <w:r>
+        <w:rPr>
+          <w:b/>
+          <w:bCs/>
+        </w:rPr>
+        <w:t xml:space="preserve"> </w:t>
+      </w:r>
+      <w:r>
+        <w:rPr>
+          <w:b/>
+          <w:bCs/>
+        </w:rPr>
+        <w:t xml:space="preserve">a</w:t>
+      </w:r>
+      <w:r>
+        <w:rPr>
+          <w:b/>
+          <w:bCs/>
+        </w:rPr>
+        <w:t xml:space="preserve"> </w:t>
+      </w:r>
+      <w:r>
+        <w:rPr>
+          <w:b/>
+          <w:bCs/>
+        </w:rPr>
+        <w:t xml:space="preserve">Claim</w:t>
+      </w:r>
+      <w:r>
+        <w:rPr>
+          <w:b/>
+          <w:bCs/>
+        </w:rPr>
+        <w:t xml:space="preserve"> </w:t>
+      </w:r>
+      <w:r>
+        <w:rPr>
+          <w:b/>
+          <w:bCs/>
+        </w:rPr>
+        <w:t xml:space="preserve">of</w:t>
+      </w:r>
+      <w:r>
+        <w:rPr>
+          <w:b/>
+          <w:bCs/>
+        </w:rPr>
+        <w:t xml:space="preserve"> </w:t>
+      </w:r>
+      <w:r>
+        <w:rPr>
+          <w:b/>
+          <w:bCs/>
+        </w:rPr>
+        <w:t xml:space="preserve">Breach</w:t>
+      </w:r>
+      <w:r>
+        <w:rPr>
+          <w:b/>
+          <w:bCs/>
+        </w:rPr>
+        <w:t xml:space="preserve"> </w:t>
+      </w:r>
+      <w:r>
+        <w:rPr>
+          <w:b/>
+          <w:bCs/>
+        </w:rPr>
+        <w:t xml:space="preserve">of</w:t>
+      </w:r>
+      <w:r>
+        <w:rPr>
+          <w:b/>
+          <w:bCs/>
+        </w:rPr>
+        <w:t xml:space="preserve"> </w:t>
+      </w:r>
+      <w:r>
+        <w:rPr>
+          <w:b/>
+          <w:bCs/>
+        </w:rPr>
+        <w:t xml:space="preserve">Fiduciary</w:t>
+      </w:r>
+      <w:r>
+        <w:rPr>
+          <w:b/>
+          <w:bCs/>
+        </w:rPr>
+        <w:t xml:space="preserve"> </w:t>
+      </w:r>
+      <w:r>
+        <w:rPr>
+          <w:b/>
+          <w:bCs/>
+        </w:rPr>
+        <w:t xml:space="preserve">Duty</w:t>
+      </w:r>
+    </w:p>
+    <w:p>
+      <w:pPr>
+        <w:pStyle w:val="BodyText"/>
       </w:pPr>
       <w:r>
         <w:t xml:space="preserve">Geostellar has likewise failed to state a claim against either Defendant for breach of fiduciary duty.</w:t>
@@ -1800,55 +5093,206 @@
     </w:p>
     <w:p>
       <w:pPr>
+        <w:pStyle w:val="BodyTextNoted"/>
+      </w:pPr>
+      <w:r>
+        <w:t xml:space="preserve">Geostellar’s breach of fiduciary duty claims against Mr. Levine are barred by the gist of the action doctrine for the same reasons as Geostellar’s fraud claim. Indeed, all of the allegations on this claim (other than the general allegation that Mr. Levine had fiduciary duties) expressly tie the alleged breaches of Mr. Levine’s fiduciary duties to the alleged breaches of his contracts with Geostellar, using phrases such as</w:t>
+      </w:r>
+      <w:r>
+        <w:t xml:space="preserve"> </w:t>
+      </w:r>
+      <w:r>
+        <w:t xml:space="preserve">“in breach of his contractual and other fiduciary duties.”</w:t>
+      </w:r>
+      <w:r>
+        <w:rPr>
+          <w:rStyle w:val="FootnoteReference"/>
+        </w:rPr>
+        <w:footnoteReference w:id="13"/>
+      </w:r>
+      <w:r>
+        <w:t xml:space="preserve"> </w:t>
+      </w:r>
+      <w:r>
+        <w:t xml:space="preserve">(Compl. 8</w:t>
+      </w:r>
+      <w:r>
+        <w:noBreakHyphen/>
+      </w:r>
+      <w:r>
+        <w:t xml:space="preserve">12 ¶¶ 35</w:t>
+      </w:r>
+      <w:r>
+        <w:noBreakHyphen/>
+      </w:r>
+      <w:r>
+        <w:t xml:space="preserve">36, 42, 45, 50, 53, 57, 60</w:t>
+      </w:r>
+      <w:r>
+        <w:noBreakHyphen/>
+      </w:r>
+      <w:r>
+        <w:t xml:space="preserve">61.) Thus, it cannot be disputed that the breach of fiduciary duties claim against Mr. Levine</w:t>
+      </w:r>
+      <w:r>
+        <w:t xml:space="preserve"> </w:t>
+      </w:r>
+      <w:r>
+        <w:t xml:space="preserve">“essentially duplicates the breach of contract claim,”</w:t>
+      </w:r>
+      <w:r>
+        <w:t xml:space="preserve"> </w:t>
+      </w:r>
+      <w:r>
+        <w:t xml:space="preserve">rendering it improper as a matter of law. Meanwhile, the Complaint provides no basis for concluding that Indeco Union even had any fiduciary duties to Geostellar. Accordingly, Geostellar has failed to state a claim of breach of fiduciary duty.</w:t>
+      </w:r>
+    </w:p>
+    <w:p>
+      <w:pPr>
+        <w:pStyle w:val="Heading3"/>
+        <w:keepNext/>
+        <w:keepLines/>
+        <w:spacing w:before="276" w:after="138" w:line="276" w:lineRule="exact"/>
+        <w:ind w:left="0" w:firstLine="0"/>
+        <w:jc w:val="left"/>
+      </w:pPr>
+      <w:r>
+        <w:rPr>
+          <w:b/>
+          <w:bCs/>
+        </w:rPr>
+        <w:t xml:space="preserve">D.</w:t>
+      </w:r>
+      <w:r>
+        <w:rPr>
+          <w:b/>
+          <w:bCs/>
+        </w:rPr>
+        <w:t xml:space="preserve"> </w:t>
+      </w:r>
+      <w:r>
+        <w:rPr>
+          <w:b/>
+          <w:bCs/>
+        </w:rPr>
+        <w:t xml:space="preserve">The</w:t>
+      </w:r>
+      <w:r>
+        <w:rPr>
+          <w:b/>
+          <w:bCs/>
+        </w:rPr>
+        <w:t xml:space="preserve"> </w:t>
+      </w:r>
+      <w:r>
+        <w:rPr>
+          <w:b/>
+          <w:bCs/>
+        </w:rPr>
+        <w:t xml:space="preserve">Complaint</w:t>
+      </w:r>
+      <w:r>
+        <w:rPr>
+          <w:b/>
+          <w:bCs/>
+        </w:rPr>
+        <w:t xml:space="preserve"> </w:t>
+      </w:r>
+      <w:r>
+        <w:rPr>
+          <w:b/>
+          <w:bCs/>
+        </w:rPr>
+        <w:t xml:space="preserve">Fails</w:t>
+      </w:r>
+      <w:r>
+        <w:rPr>
+          <w:b/>
+          <w:bCs/>
+        </w:rPr>
+        <w:t xml:space="preserve"> </w:t>
+      </w:r>
+      <w:r>
+        <w:rPr>
+          <w:b/>
+          <w:bCs/>
+        </w:rPr>
+        <w:t xml:space="preserve">to</w:t>
+      </w:r>
+      <w:r>
+        <w:rPr>
+          <w:b/>
+          <w:bCs/>
+        </w:rPr>
+        <w:t xml:space="preserve"> </w:t>
+      </w:r>
+      <w:r>
+        <w:rPr>
+          <w:b/>
+          <w:bCs/>
+        </w:rPr>
+        <w:t xml:space="preserve">State</w:t>
+      </w:r>
+      <w:r>
+        <w:rPr>
+          <w:b/>
+          <w:bCs/>
+        </w:rPr>
+        <w:t xml:space="preserve"> </w:t>
+      </w:r>
+      <w:r>
+        <w:rPr>
+          <w:b/>
+          <w:bCs/>
+        </w:rPr>
+        <w:t xml:space="preserve">a</w:t>
+      </w:r>
+      <w:r>
+        <w:rPr>
+          <w:b/>
+          <w:bCs/>
+        </w:rPr>
+        <w:t xml:space="preserve"> </w:t>
+      </w:r>
+      <w:r>
+        <w:rPr>
+          <w:b/>
+          <w:bCs/>
+        </w:rPr>
+        <w:t xml:space="preserve">Claim</w:t>
+      </w:r>
+      <w:r>
+        <w:rPr>
+          <w:b/>
+          <w:bCs/>
+        </w:rPr>
+        <w:t xml:space="preserve"> </w:t>
+      </w:r>
+      <w:r>
+        <w:rPr>
+          <w:b/>
+          <w:bCs/>
+        </w:rPr>
+        <w:t xml:space="preserve">of</w:t>
+      </w:r>
+      <w:r>
+        <w:rPr>
+          <w:b/>
+          <w:bCs/>
+        </w:rPr>
+        <w:t xml:space="preserve"> </w:t>
+      </w:r>
+      <w:r>
+        <w:rPr>
+          <w:b/>
+          <w:bCs/>
+        </w:rPr>
+        <w:t xml:space="preserve">Conspiracy</w:t>
+      </w:r>
+    </w:p>
+    <w:p>
+      <w:pPr>
         <w:pStyle w:val="BodyText"/>
-      </w:pPr>
-      <w:r>
-        <w:t xml:space="preserve">Geostellar’s breach of fiduciary duty claims against Mr. Levine are barred by the gist of the action doctrine for the same reasons as Geostellar’s fraud claim. Indeed, all of the allegations on this claim (other than the general allegation that Mr. Levine had fiduciary duties) expressly tie the alleged breaches of Mr. Levine’s fiduciary duties to the alleged breaches of his contracts with Geostellar, using phrases such as</w:t>
-      </w:r>
-      <w:r>
-        <w:t xml:space="preserve"> </w:t>
-      </w:r>
-      <w:r>
-        <w:t xml:space="preserve">“in breach of his contractual and other fiduciary duties.”</w:t>
-      </w:r>
-      <w:r>
-        <w:rPr>
-          <w:rStyle w:val="FootnoteReference"/>
-        </w:rPr>
-        <w:footnoteReference w:id="23"/>
-      </w:r>
-      <w:r>
-        <w:t xml:space="preserve"> </w:t>
-      </w:r>
-      <w:r>
-        <w:t xml:space="preserve">(Compl. 8-12 ¶¶ 35-36, 42, 45, 50, 53, 57, 60-61.) Thus, it cannot be disputed that the breach of fiduciary duties claim against Mr. Levine</w:t>
-      </w:r>
-      <w:r>
-        <w:t xml:space="preserve"> </w:t>
-      </w:r>
-      <w:r>
-        <w:t xml:space="preserve">“essentially duplicates the breach of contract claim,”</w:t>
-      </w:r>
-      <w:r>
-        <w:t xml:space="preserve"> </w:t>
-      </w:r>
-      <w:r>
-        <w:t xml:space="preserve">rendering it improper as a matter of law. Meanwhile, the Complaint provides no basis for concluding that Indeco Union even had any fiduciary duties to Geostellar. Accordingly, Geostellar has failed to state a claim of breach of fiduciary duty.</w:t>
-      </w:r>
-    </w:p>
-    <w:p>
-      <w:pPr>
-        <w:pStyle w:val="Heading3"/>
-      </w:pPr>
-      <w:bookmarkStart w:id="24" w:name="_eb94479c242b345f85459ac55619217e12eb1b5"/>
-      <w:r>
-        <w:t xml:space="preserve">D. The Complaint Fails to State a Claim of Conspiracy</w:t>
-      </w:r>
-      <w:bookmarkEnd w:id="24"/>
-    </w:p>
-    <w:p>
-      <w:pPr>
-        <w:pStyle w:val="FirstParagraph"/>
       </w:pPr>
       <w:r>
         <w:t xml:space="preserve">Finally, Geostellar has failed to state a claim against either Defendant for conspiracy.</w:t>
@@ -1896,7 +5340,13 @@
         <w:t xml:space="preserve">see also Lipson v. Anesthesia Servs., P.A.</w:t>
       </w:r>
       <w:r>
-        <w:t xml:space="preserve">, 790 A.2d 1261, 1288-89 (Del. Super. Ct. 2001) (</w:t>
+        <w:t xml:space="preserve">, 790 A.2d 1261, 1288</w:t>
+      </w:r>
+      <w:r>
+        <w:noBreakHyphen/>
+      </w:r>
+      <w:r>
+        <w:t xml:space="preserve">89 (Del. Super. Ct. 2001) (</w:t>
       </w:r>
       <w:r>
         <w:t xml:space="preserve">“The elements of a civil conspiracy claim are: 1) a confederation or combination of two or more persons; 2) an unlawful act in furtherance of the conspiracy; and 3) actual damages.”</w:t>
@@ -1942,7 +5392,7 @@
         <w:pStyle w:val="BodyText"/>
       </w:pPr>
       <w:r>
-        <w:t xml:space="preserve">Here, Geostellar claims that Mr. Levine wrongfully conspired with Indeco Union and its predecessors. (Compl. 9 ¶ 42, 11 ¶ 53, 57, 12 ¶ 59.)</w:t>
+        <w:t xml:space="preserve">Here, Geostellar claims that Mr. Levine wrongfully conspired with Indeco Union and its predecessors. (Compl. 9 ¶ 42, 11 ¶ 53, 57, 12 ¶ 59.)</w:t>
       </w:r>
       <w:r>
         <w:t xml:space="preserve"> </w:t>
@@ -1958,7 +5408,7 @@
           <w:i/>
           <w:iCs/>
         </w:rPr>
-        <w:t xml:space="preserve">Princeton Ins. Agency, Inc. v. Erie Ins. Co.</w:t>
+        <w:t xml:space="preserve">Princeton Ins. Agency, Inc. v. Erie Ins. Co.</w:t>
       </w:r>
       <w:r>
         <w:t xml:space="preserve">, 225 W. Va. 178, 187, 690 S.E.2d 587, 596 (footnote omitted) (2009);</w:t>
@@ -1971,10 +5421,16 @@
           <w:i/>
           <w:iCs/>
         </w:rPr>
-        <w:t xml:space="preserve">accord Amaysing Techs. Corp. v. Cyberair Commc’ns, Inc.</w:t>
-      </w:r>
-      <w:r>
-        <w:t xml:space="preserve">, No. Civ.A. 19890-NC, 2005 WL 578972, at *7 &amp; nn. 39-40 (Del. Ch. Mar. 3, 2005) (collecting cases). Geostellar’s own Complaint indicates that Mr. Levine has worked for Indeco Union and its predecessors ever since they were founded. (</w:t>
+        <w:t xml:space="preserve">accord Amaysing Techs. Corp. v. Cyberair Commc’ns, Inc.</w:t>
+      </w:r>
+      <w:r>
+        <w:t xml:space="preserve">, No. Civ.A. 19890-NC, 2005 WL 578972, at *7 &amp; nn. 39</w:t>
+      </w:r>
+      <w:r>
+        <w:noBreakHyphen/>
+      </w:r>
+      <w:r>
+        <w:t xml:space="preserve">40 (Del. Ch. Mar. 3, 2005) (collecting cases). Geostellar’s own Complaint indicates that Mr. Levine has worked for Indeco Union and its predecessors ever since they were founded. (</w:t>
       </w:r>
       <w:r>
         <w:rPr>
@@ -1987,7 +5443,19 @@
         <w:t xml:space="preserve"> </w:t>
       </w:r>
       <w:r>
-        <w:t xml:space="preserve">Compl. 2-4 ¶ 10, 10-11 ¶ 52, 12 ¶ 61.) Because these entities cannot conspire with their own employee, Geostellar’s conspiracy claim fails as a matter of law and should be dismissed for failure to state a claim.</w:t>
+        <w:t xml:space="preserve">Compl. 2</w:t>
+      </w:r>
+      <w:r>
+        <w:noBreakHyphen/>
+      </w:r>
+      <w:r>
+        <w:t xml:space="preserve">4 ¶ 10, 10</w:t>
+      </w:r>
+      <w:r>
+        <w:noBreakHyphen/>
+      </w:r>
+      <w:r>
+        <w:t xml:space="preserve">11 ¶ 52, 12 ¶ 61.) Because these entities cannot conspire with their own employee, Geostellar’s conspiracy claim fails as a matter of law and should be dismissed for failure to state a claim.</w:t>
       </w:r>
     </w:p>
     <w:p>
@@ -2020,36 +5488,80 @@
     <w:p>
       <w:pPr>
         <w:pStyle w:val="Heading1"/>
-      </w:pPr>
-      <w:bookmarkStart w:id="25" w:name="_conclusion"/>
-      <w:r>
+        <w:keepNext/>
+        <w:keepLines/>
+        <w:spacing w:before="276" w:after="138" w:line="276" w:lineRule="exact"/>
+        <w:ind w:left="0" w:firstLine="0"/>
+        <w:jc w:val="center"/>
+      </w:pPr>
+      <w:r>
+        <w:rPr>
+          <w:b/>
+          <w:bCs/>
+        </w:rPr>
         <w:t xml:space="preserve">CONCLUSION</w:t>
       </w:r>
-      <w:bookmarkEnd w:id="25"/>
-    </w:p>
-    <w:p>
-      <w:pPr>
-        <w:pStyle w:val="FirstParagraph"/>
-      </w:pPr>
-      <w:r>
-        <w:t xml:space="preserve">The underlying contracts require this case to be submitted to arbitration or, to the extent any claims are brought under the Assignment of Inventions Agreement, be litigated in Wilmington, Delaware. Because Geostellar cannot bring these claims in this Court, its Complaint must be dismissed. Alternatively, Geostellar’s claims should be dismissed for failure to state a claim upon which relief can be granted. Finally, in the event that any portion of the Complaint is not dismissed, paragraphs 23-25, 29-34, 38-42, 47, and 56 of the Complaint should be stricken as immaterial because Geostellar lacks standing to bring these allegations.</w:t>
-      </w:r>
-    </w:p>
-    <w:p>
-      <w:pPr>
-        <w:pStyle w:val="Single"/>
+    </w:p>
+    <w:p>
+      <w:pPr>
+        <w:pStyle w:val="BodyText"/>
+      </w:pPr>
+      <w:r>
+        <w:t xml:space="preserve">The underlying contracts require this case to be submitted to arbitration or, to the extent any claims are brought under the Assignment of Inventions Agreement, be litigated in Wilmington, Delaware. Because Geostellar cannot bring these claims in this Court, its Complaint must be dismissed. Alternatively, Geostellar’s claims should be dismissed for failure to state a claim upon which relief can be granted. Finally, in the event that any portion of the Complaint is not dismissed, paragraphs 23</w:t>
+      </w:r>
+      <w:r>
+        <w:noBreakHyphen/>
+      </w:r>
+      <w:r>
+        <w:t xml:space="preserve">25, 29</w:t>
+      </w:r>
+      <w:r>
+        <w:noBreakHyphen/>
+      </w:r>
+      <w:r>
+        <w:t xml:space="preserve">34, 38</w:t>
+      </w:r>
+      <w:r>
+        <w:noBreakHyphen/>
+      </w:r>
+      <w:r>
+        <w:t xml:space="preserve">42, 47, and 56 of the Complaint should be stricken as immaterial because Geostellar lacks standing to bring these allegations.</w:t>
+      </w:r>
+    </w:p>
+    <w:p>
+      <w:pPr>
         <w:keepNext/>
-        <w:spacing w:before="288" w:after="192"/>
-      </w:pPr>
-      <w:r>
-        <w:t xml:space="preserve">Dated: August 23, 2019</w:t>
-      </w:r>
-    </w:p>
-    <w:p>
-      <w:pPr>
-        <w:pStyle w:val="SigSingle"/>
+        <w:keepLines/>
+        <w:spacing w:before="276" w:after="276" w:line="276" w:lineRule="exact"/>
+        <w:ind w:left="0" w:firstLine="0"/>
+        <w:jc w:val="left"/>
+      </w:pPr>
+      <w:r>
+        <w:t xml:space="preserve">Dated: </w:t>
+      </w:r>
+      <w:r>
+        <w:t xml:space="preserve">August</w:t>
+      </w:r>
+      <w:r>
+        <w:t xml:space="preserve"> </w:t>
+      </w:r>
+      <w:r>
+        <w:t xml:space="preserve">23,</w:t>
+      </w:r>
+      <w:r>
+        <w:t xml:space="preserve"> </w:t>
+      </w:r>
+      <w:r>
+        <w:t xml:space="preserve">2019</w:t>
+      </w:r>
+    </w:p>
+    <w:p>
+      <w:pPr>
         <w:keepNext/>
-        <w:spacing w:after="192"/>
+        <w:keepLines/>
+        <w:spacing w:before="276" w:after="276" w:line="276" w:lineRule="exact"/>
+        <w:ind w:left="4608" w:firstLine="0"/>
+        <w:jc w:val="left"/>
       </w:pPr>
       <w:r>
         <w:t xml:space="preserve">Respectfully submitted,</w:t>
@@ -2057,93 +5569,332 @@
     </w:p>
     <w:p>
       <w:pPr>
-        <w:pStyle w:val="SigSingle"/>
         <w:keepNext/>
-      </w:pPr>
-      <w:r>
-        <w:t xml:space="preserve">DAVID A. LEVINE</w:t>
-      </w:r>
-    </w:p>
-    <w:p>
-      <w:pPr>
-        <w:pStyle w:val="SigSingle"/>
+        <w:keepLines/>
+        <w:spacing w:before="0" w:after="0" w:line="276" w:lineRule="exact"/>
+        <w:ind w:left="4608" w:firstLine="0"/>
+        <w:jc w:val="left"/>
+      </w:pPr>
+      <w:r>
+        <w:t xml:space="preserve">DAVID</w:t>
+      </w:r>
+      <w:r>
+        <w:t xml:space="preserve"> </w:t>
+      </w:r>
+      <w:r>
+        <w:t xml:space="preserve">A.</w:t>
+      </w:r>
+      <w:r>
+        <w:t xml:space="preserve"> </w:t>
+      </w:r>
+      <w:r>
+        <w:t xml:space="preserve">LEVINE</w:t>
+      </w:r>
+    </w:p>
+    <w:p>
+      <w:pPr>
         <w:keepNext/>
-      </w:pPr>
-      <w:r>
-        <w:t xml:space="preserve">INDECO UNION</w:t>
-      </w:r>
-    </w:p>
-    <w:p>
-      <w:pPr>
-        <w:pStyle w:val="SigSingle"/>
+        <w:keepLines/>
+        <w:spacing w:before="0" w:after="0" w:line="276" w:lineRule="exact"/>
+        <w:ind w:left="4608" w:firstLine="0"/>
+        <w:jc w:val="left"/>
+      </w:pPr>
+      <w:r>
+        <w:t xml:space="preserve">INDECO</w:t>
+      </w:r>
+      <w:r>
+        <w:t xml:space="preserve"> </w:t>
+      </w:r>
+      <w:r>
+        <w:t xml:space="preserve">UNION</w:t>
+      </w:r>
+    </w:p>
+    <w:p>
+      <w:pPr>
         <w:keepNext/>
-      </w:pPr>
-      <w:r>
-        <w:t xml:space="preserve">By Counsel</w:t>
-      </w:r>
-    </w:p>
-    <w:p>
-      <w:pPr>
-        <w:pStyle w:val="SigSingle"/>
+        <w:keepLines/>
+        <w:spacing w:before="0" w:after="0" w:line="276" w:lineRule="exact"/>
+        <w:ind w:left="4608" w:firstLine="0"/>
+        <w:jc w:val="left"/>
+      </w:pPr>
+      <w:r>
+        <w:t xml:space="preserve">By</w:t>
+      </w:r>
+      <w:r>
+        <w:t xml:space="preserve"> </w:t>
+      </w:r>
+      <w:r>
+        <w:t xml:space="preserve">Counsel</w:t>
+      </w:r>
+    </w:p>
+    <w:p>
+      <w:pPr>
         <w:keepNext/>
-      </w:pPr>
-      <w:r>
-        <w:rPr>
-          <w:b/>
-          <w:bCs/>
-        </w:rPr>
-        <w:t xml:space="preserve">s/ Cortland C. Putbrese (WV Bar No. 7780)</w:t>
-      </w:r>
-    </w:p>
-    <w:p>
-      <w:pPr>
-        <w:pStyle w:val="SigSingle"/>
+        <w:keepLines/>
+        <w:spacing w:before="0" w:after="0" w:line="276" w:lineRule="exact"/>
+        <w:ind w:left="4608" w:firstLine="0"/>
+        <w:jc w:val="left"/>
+      </w:pPr>
+      <w:r>
+        <w:rPr>
+          <w:b/>
+          <w:bCs/>
+        </w:rPr>
+        <w:t xml:space="preserve">s/ </w:t>
+      </w:r>
+      <w:r>
+        <w:rPr>
+          <w:b/>
+          <w:bCs/>
+        </w:rPr>
+        <w:t xml:space="preserve">Cortland</w:t>
+      </w:r>
+      <w:r>
+        <w:rPr>
+          <w:b/>
+          <w:bCs/>
+        </w:rPr>
+        <w:t xml:space="preserve"> </w:t>
+      </w:r>
+      <w:r>
+        <w:rPr>
+          <w:b/>
+          <w:bCs/>
+        </w:rPr>
+        <w:t xml:space="preserve">C.</w:t>
+      </w:r>
+      <w:r>
+        <w:rPr>
+          <w:b/>
+          <w:bCs/>
+        </w:rPr>
+        <w:t xml:space="preserve"> </w:t>
+      </w:r>
+      <w:r>
+        <w:rPr>
+          <w:b/>
+          <w:bCs/>
+        </w:rPr>
+        <w:t xml:space="preserve">Putbrese</w:t>
+      </w:r>
+      <w:r>
+        <w:rPr>
+          <w:b/>
+          <w:bCs/>
+        </w:rPr>
+        <w:t xml:space="preserve"> </w:t>
+      </w:r>
+      <w:r>
+        <w:rPr>
+          <w:b/>
+          <w:bCs/>
+        </w:rPr>
+        <w:t xml:space="preserve">(WV</w:t>
+      </w:r>
+      <w:r>
+        <w:rPr>
+          <w:b/>
+          <w:bCs/>
+        </w:rPr>
+        <w:t xml:space="preserve"> </w:t>
+      </w:r>
+      <w:r>
+        <w:rPr>
+          <w:b/>
+          <w:bCs/>
+        </w:rPr>
+        <w:t xml:space="preserve">Bar</w:t>
+      </w:r>
+      <w:r>
+        <w:rPr>
+          <w:b/>
+          <w:bCs/>
+        </w:rPr>
+        <w:t xml:space="preserve"> </w:t>
+      </w:r>
+      <w:r>
+        <w:rPr>
+          <w:b/>
+          <w:bCs/>
+        </w:rPr>
+        <w:t xml:space="preserve">No.</w:t>
+      </w:r>
+      <w:r>
+        <w:rPr>
+          <w:b/>
+          <w:bCs/>
+        </w:rPr>
+        <w:t xml:space="preserve"> </w:t>
+      </w:r>
+      <w:r>
+        <w:rPr>
+          <w:b/>
+          <w:bCs/>
+        </w:rPr>
+        <w:t xml:space="preserve">7780)</w:t>
+      </w:r>
+    </w:p>
+    <w:p>
+      <w:pPr>
         <w:keepNext/>
-      </w:pPr>
-      <w:r>
-        <w:t xml:space="preserve">Dunlap Bennett &amp; Ludwig PLLC</w:t>
-      </w:r>
-    </w:p>
-    <w:p>
-      <w:pPr>
-        <w:pStyle w:val="SigSingle"/>
+        <w:keepLines/>
+        <w:spacing w:before="0" w:after="0" w:line="276" w:lineRule="exact"/>
+        <w:ind w:left="4608" w:firstLine="0"/>
+        <w:jc w:val="left"/>
+      </w:pPr>
+      <w:r>
+        <w:t xml:space="preserve">Dunlap</w:t>
+      </w:r>
+      <w:r>
+        <w:t xml:space="preserve"> </w:t>
+      </w:r>
+      <w:r>
+        <w:t xml:space="preserve">Bennett</w:t>
+      </w:r>
+      <w:r>
+        <w:t xml:space="preserve"> </w:t>
+      </w:r>
+      <w:r>
+        <w:t xml:space="preserve">&amp;</w:t>
+      </w:r>
+      <w:r>
+        <w:t xml:space="preserve"> </w:t>
+      </w:r>
+      <w:r>
+        <w:t xml:space="preserve">Ludwig</w:t>
+      </w:r>
+      <w:r>
+        <w:t xml:space="preserve"> </w:t>
+      </w:r>
+      <w:r>
+        <w:t xml:space="preserve">PLLC</w:t>
+      </w:r>
+    </w:p>
+    <w:p>
+      <w:pPr>
         <w:keepNext/>
-      </w:pPr>
-      <w:r>
-        <w:t xml:space="preserve">8003 Franklin Farms Drive, Ste. 220</w:t>
-      </w:r>
-    </w:p>
-    <w:p>
-      <w:pPr>
-        <w:pStyle w:val="SigSingle"/>
+        <w:keepLines/>
+        <w:spacing w:before="0" w:after="0" w:line="276" w:lineRule="exact"/>
+        <w:ind w:left="4608" w:firstLine="0"/>
+        <w:jc w:val="left"/>
+      </w:pPr>
+      <w:r>
+        <w:t xml:space="preserve">8003</w:t>
+      </w:r>
+      <w:r>
+        <w:t xml:space="preserve"> </w:t>
+      </w:r>
+      <w:r>
+        <w:t xml:space="preserve">Franklin</w:t>
+      </w:r>
+      <w:r>
+        <w:t xml:space="preserve"> </w:t>
+      </w:r>
+      <w:r>
+        <w:t xml:space="preserve">Farms</w:t>
+      </w:r>
+      <w:r>
+        <w:t xml:space="preserve"> </w:t>
+      </w:r>
+      <w:r>
+        <w:t xml:space="preserve">Drive,</w:t>
+      </w:r>
+      <w:r>
+        <w:t xml:space="preserve"> </w:t>
+      </w:r>
+      <w:r>
+        <w:t xml:space="preserve">Ste.</w:t>
+      </w:r>
+      <w:r>
+        <w:t xml:space="preserve"> </w:t>
+      </w:r>
+      <w:r>
+        <w:t xml:space="preserve">220</w:t>
+      </w:r>
+    </w:p>
+    <w:p>
+      <w:pPr>
         <w:keepNext/>
-      </w:pPr>
-      <w:r>
-        <w:t xml:space="preserve">Richmond, Virginia 23229</w:t>
-      </w:r>
-    </w:p>
-    <w:p>
-      <w:pPr>
-        <w:pStyle w:val="SigSingle"/>
+        <w:keepLines/>
+        <w:spacing w:before="0" w:after="0" w:line="276" w:lineRule="exact"/>
+        <w:ind w:left="4608" w:firstLine="0"/>
+        <w:jc w:val="left"/>
+      </w:pPr>
+      <w:r>
+        <w:t xml:space="preserve">Richmond,</w:t>
+      </w:r>
+      <w:r>
+        <w:t xml:space="preserve"> </w:t>
+      </w:r>
+      <w:r>
+        <w:t xml:space="preserve">Virginia</w:t>
+      </w:r>
+      <w:r>
+        <w:t xml:space="preserve"> </w:t>
+      </w:r>
+      <w:r>
+        <w:t xml:space="preserve">23229</w:t>
+      </w:r>
+    </w:p>
+    <w:p>
+      <w:pPr>
         <w:keepNext/>
-      </w:pPr>
-      <w:r>
-        <w:t xml:space="preserve">(804) 977-2688 (t)</w:t>
-      </w:r>
-    </w:p>
-    <w:p>
-      <w:pPr>
-        <w:pStyle w:val="SigSingle"/>
+        <w:keepLines/>
+        <w:spacing w:before="0" w:after="0" w:line="276" w:lineRule="exact"/>
+        <w:ind w:left="4608" w:firstLine="0"/>
+        <w:jc w:val="left"/>
+      </w:pPr>
+      <w:r>
+        <w:t xml:space="preserve">(804)</w:t>
+      </w:r>
+      <w:r>
+        <w:t xml:space="preserve"> </w:t>
+      </w:r>
+      <w:r>
+        <w:t xml:space="preserve">977</w:t>
+        <w:noBreakHyphen/>
+        <w:t xml:space="preserve">2688</w:t>
+      </w:r>
+      <w:r>
+        <w:t xml:space="preserve"> </w:t>
+      </w:r>
+      <w:r>
+        <w:t xml:space="preserve">(t)</w:t>
+      </w:r>
+    </w:p>
+    <w:p>
+      <w:pPr>
         <w:keepNext/>
-      </w:pPr>
-      <w:r>
-        <w:t xml:space="preserve">(804) 977-2680 (f)</w:t>
-      </w:r>
-    </w:p>
-    <w:p>
-      <w:pPr>
-        <w:pStyle w:val="SigSingle"/>
+        <w:keepLines/>
+        <w:spacing w:before="0" w:after="0" w:line="276" w:lineRule="exact"/>
+        <w:ind w:left="4608" w:firstLine="0"/>
+        <w:jc w:val="left"/>
+      </w:pPr>
+      <w:r>
+        <w:t xml:space="preserve">(804)</w:t>
+      </w:r>
+      <w:r>
+        <w:t xml:space="preserve"> </w:t>
+      </w:r>
+      <w:r>
+        <w:t xml:space="preserve">977</w:t>
+        <w:noBreakHyphen/>
+        <w:t xml:space="preserve">2680</w:t>
+      </w:r>
+      <w:r>
+        <w:t xml:space="preserve"> </w:t>
+      </w:r>
+      <w:r>
+        <w:t xml:space="preserve">(f)</w:t>
+      </w:r>
+    </w:p>
+    <w:p>
+      <w:pPr>
         <w:keepNext/>
+        <w:keepLines/>
+        <w:spacing w:before="0" w:after="0" w:line="276" w:lineRule="exact"/>
+        <w:ind w:left="4608" w:firstLine="0"/>
+        <w:jc w:val="left"/>
       </w:pPr>
       <w:r>
         <w:t xml:space="preserve">cputbrese@dbllawyers.com</w:t>
@@ -2151,17 +5902,32 @@
     </w:p>
     <w:p>
       <w:pPr>
-        <w:pStyle w:val="SigSingle"/>
-      </w:pPr>
-      <w:r>
-        <w:t xml:space="preserve">Counsel for Defendants</w:t>
-      </w:r>
-    </w:p>
-    <w:p>
-      <w:pPr>
-        <w:pStyle w:val="CenteredBody"/>
+        <w:spacing w:before="0" w:after="0" w:line="276" w:lineRule="exact"/>
+        <w:ind w:left="4608" w:firstLine="0"/>
+        <w:jc w:val="left"/>
+      </w:pPr>
+      <w:r>
+        <w:t xml:space="preserve">Counsel</w:t>
+      </w:r>
+      <w:r>
+        <w:t xml:space="preserve"> </w:t>
+      </w:r>
+      <w:r>
+        <w:t xml:space="preserve">for</w:t>
+      </w:r>
+      <w:r>
+        <w:t xml:space="preserve"> </w:t>
+      </w:r>
+      <w:r>
+        <w:t xml:space="preserve">Defendants</w:t>
+      </w:r>
+    </w:p>
+    <w:p>
+      <w:pPr>
         <w:pageBreakBefore/>
-        <w:spacing w:after="192"/>
+        <w:spacing w:before="0" w:after="276" w:line="276" w:lineRule="exact"/>
+        <w:ind w:left="0" w:firstLine="0"/>
+        <w:jc w:val="center"/>
       </w:pPr>
       <w:r>
         <w:rPr>
@@ -2173,75 +5939,486 @@
     </w:p>
     <w:p>
       <w:pPr>
-        <w:pStyle w:val="Single"/>
-        <w:spacing w:after="192"/>
-      </w:pPr>
-      <w:r>
-        <w:t xml:space="preserve">I hereby certify that on this 23rd day of August 2019, I electronically filed the foregoing with the Clerk of Court using the CM/ECF filing system, which will automatically notify all registered counsel of record.</w:t>
-      </w:r>
-    </w:p>
-    <w:p>
-      <w:pPr>
-        <w:pStyle w:val="SigSingle"/>
+        <w:spacing w:before="0" w:after="276" w:line="276" w:lineRule="exact"/>
+        <w:ind w:left="0" w:firstLine="0"/>
+        <w:jc w:val="left"/>
+      </w:pPr>
+      <w:r>
+        <w:t xml:space="preserve">I</w:t>
+      </w:r>
+      <w:r>
+        <w:t xml:space="preserve"> </w:t>
+      </w:r>
+      <w:r>
+        <w:t xml:space="preserve">hereby</w:t>
+      </w:r>
+      <w:r>
+        <w:t xml:space="preserve"> </w:t>
+      </w:r>
+      <w:r>
+        <w:t xml:space="preserve">certify</w:t>
+      </w:r>
+      <w:r>
+        <w:t xml:space="preserve"> </w:t>
+      </w:r>
+      <w:r>
+        <w:t xml:space="preserve">that</w:t>
+      </w:r>
+      <w:r>
+        <w:t xml:space="preserve"> </w:t>
+      </w:r>
+      <w:r>
+        <w:t xml:space="preserve">on</w:t>
+      </w:r>
+      <w:r>
+        <w:t xml:space="preserve"> </w:t>
+      </w:r>
+      <w:r>
+        <w:t xml:space="preserve">this</w:t>
+      </w:r>
+      <w:r>
+        <w:t xml:space="preserve"> </w:t>
+      </w:r>
+      <w:r>
+        <w:t xml:space="preserve">23rd</w:t>
+      </w:r>
+      <w:r>
+        <w:t xml:space="preserve"> </w:t>
+      </w:r>
+      <w:r>
+        <w:t xml:space="preserve">day</w:t>
+      </w:r>
+      <w:r>
+        <w:t xml:space="preserve"> </w:t>
+      </w:r>
+      <w:r>
+        <w:t xml:space="preserve">of</w:t>
+      </w:r>
+      <w:r>
+        <w:t xml:space="preserve"> </w:t>
+      </w:r>
+      <w:r>
+        <w:t xml:space="preserve">August</w:t>
+      </w:r>
+      <w:r>
+        <w:t xml:space="preserve"> </w:t>
+      </w:r>
+      <w:r>
+        <w:t xml:space="preserve">2019,</w:t>
+      </w:r>
+      <w:r>
+        <w:t xml:space="preserve"> </w:t>
+      </w:r>
+      <w:r>
+        <w:t xml:space="preserve">I</w:t>
+      </w:r>
+      <w:r>
+        <w:t xml:space="preserve"> </w:t>
+      </w:r>
+      <w:r>
+        <w:t xml:space="preserve">electronically</w:t>
+      </w:r>
+      <w:r>
+        <w:t xml:space="preserve"> </w:t>
+      </w:r>
+      <w:r>
+        <w:t xml:space="preserve">filed</w:t>
+      </w:r>
+      <w:r>
+        <w:t xml:space="preserve"> </w:t>
+      </w:r>
+      <w:r>
+        <w:t xml:space="preserve">the</w:t>
+      </w:r>
+      <w:r>
+        <w:t xml:space="preserve"> </w:t>
+      </w:r>
+      <w:r>
+        <w:t xml:space="preserve">foregoing</w:t>
+      </w:r>
+      <w:r>
+        <w:t xml:space="preserve"> </w:t>
+      </w:r>
+      <w:r>
+        <w:t xml:space="preserve">with</w:t>
+      </w:r>
+      <w:r>
+        <w:t xml:space="preserve"> </w:t>
+      </w:r>
+      <w:r>
+        <w:t xml:space="preserve">the</w:t>
+      </w:r>
+      <w:r>
+        <w:t xml:space="preserve"> </w:t>
+      </w:r>
+      <w:r>
+        <w:t xml:space="preserve">Clerk</w:t>
+      </w:r>
+      <w:r>
+        <w:t xml:space="preserve"> </w:t>
+      </w:r>
+      <w:r>
+        <w:t xml:space="preserve">of</w:t>
+      </w:r>
+      <w:r>
+        <w:t xml:space="preserve"> </w:t>
+      </w:r>
+      <w:r>
+        <w:t xml:space="preserve">Court</w:t>
+      </w:r>
+      <w:r>
+        <w:t xml:space="preserve"> </w:t>
+      </w:r>
+      <w:r>
+        <w:t xml:space="preserve">using</w:t>
+      </w:r>
+      <w:r>
+        <w:t xml:space="preserve"> </w:t>
+      </w:r>
+      <w:r>
+        <w:t xml:space="preserve">the</w:t>
+      </w:r>
+      <w:r>
+        <w:t xml:space="preserve"> </w:t>
+      </w:r>
+      <w:r>
+        <w:t xml:space="preserve">CM/​ECF</w:t>
+      </w:r>
+      <w:r>
+        <w:t xml:space="preserve"> </w:t>
+      </w:r>
+      <w:r>
+        <w:t xml:space="preserve">filing</w:t>
+      </w:r>
+      <w:r>
+        <w:t xml:space="preserve"> </w:t>
+      </w:r>
+      <w:r>
+        <w:t xml:space="preserve">system,</w:t>
+      </w:r>
+      <w:r>
+        <w:t xml:space="preserve"> </w:t>
+      </w:r>
+      <w:r>
+        <w:t xml:space="preserve">which</w:t>
+      </w:r>
+      <w:r>
+        <w:t xml:space="preserve"> </w:t>
+      </w:r>
+      <w:r>
+        <w:t xml:space="preserve">will</w:t>
+      </w:r>
+      <w:r>
+        <w:t xml:space="preserve"> </w:t>
+      </w:r>
+      <w:r>
+        <w:t xml:space="preserve">automatically</w:t>
+      </w:r>
+      <w:r>
+        <w:t xml:space="preserve"> </w:t>
+      </w:r>
+      <w:r>
+        <w:t xml:space="preserve">notify</w:t>
+      </w:r>
+      <w:r>
+        <w:t xml:space="preserve"> </w:t>
+      </w:r>
+      <w:r>
+        <w:t xml:space="preserve">all</w:t>
+      </w:r>
+      <w:r>
+        <w:t xml:space="preserve"> </w:t>
+      </w:r>
+      <w:r>
+        <w:t xml:space="preserve">registered</w:t>
+      </w:r>
+      <w:r>
+        <w:t xml:space="preserve"> </w:t>
+      </w:r>
+      <w:r>
+        <w:t xml:space="preserve">counsel</w:t>
+      </w:r>
+      <w:r>
+        <w:t xml:space="preserve"> </w:t>
+      </w:r>
+      <w:r>
+        <w:t xml:space="preserve">of</w:t>
+      </w:r>
+      <w:r>
+        <w:t xml:space="preserve"> </w:t>
+      </w:r>
+      <w:r>
+        <w:t xml:space="preserve">record.</w:t>
+      </w:r>
+    </w:p>
+    <w:p>
+      <w:pPr>
         <w:keepNext/>
-      </w:pPr>
-      <w:r>
-        <w:rPr>
-          <w:b/>
-          <w:bCs/>
-        </w:rPr>
-        <w:t xml:space="preserve">s/ Cortland C. Putbrese (WV Bar No. 7780)</w:t>
-      </w:r>
-    </w:p>
-    <w:p>
-      <w:pPr>
-        <w:pStyle w:val="SigSingle"/>
+        <w:keepLines/>
+        <w:spacing w:before="276" w:after="0" w:line="276" w:lineRule="exact"/>
+        <w:ind w:left="4608" w:firstLine="0"/>
+        <w:jc w:val="left"/>
+      </w:pPr>
+      <w:r>
+        <w:rPr>
+          <w:b/>
+          <w:bCs/>
+        </w:rPr>
+        <w:t xml:space="preserve">s/ </w:t>
+      </w:r>
+      <w:r>
+        <w:rPr>
+          <w:b/>
+          <w:bCs/>
+        </w:rPr>
+        <w:t xml:space="preserve">Cortland</w:t>
+      </w:r>
+      <w:r>
+        <w:rPr>
+          <w:b/>
+          <w:bCs/>
+        </w:rPr>
+        <w:t xml:space="preserve"> </w:t>
+      </w:r>
+      <w:r>
+        <w:rPr>
+          <w:b/>
+          <w:bCs/>
+        </w:rPr>
+        <w:t xml:space="preserve">C.</w:t>
+      </w:r>
+      <w:r>
+        <w:rPr>
+          <w:b/>
+          <w:bCs/>
+        </w:rPr>
+        <w:t xml:space="preserve"> </w:t>
+      </w:r>
+      <w:r>
+        <w:rPr>
+          <w:b/>
+          <w:bCs/>
+        </w:rPr>
+        <w:t xml:space="preserve">Putbrese</w:t>
+      </w:r>
+      <w:r>
+        <w:rPr>
+          <w:b/>
+          <w:bCs/>
+        </w:rPr>
+        <w:t xml:space="preserve"> </w:t>
+      </w:r>
+      <w:r>
+        <w:rPr>
+          <w:b/>
+          <w:bCs/>
+        </w:rPr>
+        <w:t xml:space="preserve">(WV</w:t>
+      </w:r>
+      <w:r>
+        <w:rPr>
+          <w:b/>
+          <w:bCs/>
+        </w:rPr>
+        <w:t xml:space="preserve"> </w:t>
+      </w:r>
+      <w:r>
+        <w:rPr>
+          <w:b/>
+          <w:bCs/>
+        </w:rPr>
+        <w:t xml:space="preserve">Bar</w:t>
+      </w:r>
+      <w:r>
+        <w:rPr>
+          <w:b/>
+          <w:bCs/>
+        </w:rPr>
+        <w:t xml:space="preserve"> </w:t>
+      </w:r>
+      <w:r>
+        <w:rPr>
+          <w:b/>
+          <w:bCs/>
+        </w:rPr>
+        <w:t xml:space="preserve">No.</w:t>
+      </w:r>
+      <w:r>
+        <w:rPr>
+          <w:b/>
+          <w:bCs/>
+        </w:rPr>
+        <w:t xml:space="preserve"> </w:t>
+      </w:r>
+      <w:r>
+        <w:rPr>
+          <w:b/>
+          <w:bCs/>
+        </w:rPr>
+        <w:t xml:space="preserve">7780)</w:t>
+      </w:r>
+    </w:p>
+    <w:p>
+      <w:pPr>
         <w:keepNext/>
-      </w:pPr>
-      <w:r>
-        <w:t xml:space="preserve">Dunlap Bennett &amp; Ludwig PLLC</w:t>
-      </w:r>
-    </w:p>
-    <w:p>
-      <w:pPr>
-        <w:pStyle w:val="SigSingle"/>
+        <w:keepLines/>
+        <w:spacing w:before="0" w:after="0" w:line="276" w:lineRule="exact"/>
+        <w:ind w:left="4608" w:firstLine="0"/>
+        <w:jc w:val="left"/>
+      </w:pPr>
+      <w:r>
+        <w:t xml:space="preserve">Dunlap</w:t>
+      </w:r>
+      <w:r>
+        <w:t xml:space="preserve"> </w:t>
+      </w:r>
+      <w:r>
+        <w:t xml:space="preserve">Bennett</w:t>
+      </w:r>
+      <w:r>
+        <w:t xml:space="preserve"> </w:t>
+      </w:r>
+      <w:r>
+        <w:t xml:space="preserve">&amp;</w:t>
+      </w:r>
+      <w:r>
+        <w:t xml:space="preserve"> </w:t>
+      </w:r>
+      <w:r>
+        <w:t xml:space="preserve">Ludwig</w:t>
+      </w:r>
+      <w:r>
+        <w:t xml:space="preserve"> </w:t>
+      </w:r>
+      <w:r>
+        <w:t xml:space="preserve">PLLC</w:t>
+      </w:r>
+    </w:p>
+    <w:p>
+      <w:pPr>
         <w:keepNext/>
-      </w:pPr>
-      <w:r>
-        <w:t xml:space="preserve">8003 Franklin Farms Drive, Ste. 220</w:t>
-      </w:r>
-    </w:p>
-    <w:p>
-      <w:pPr>
-        <w:pStyle w:val="SigSingle"/>
+        <w:keepLines/>
+        <w:spacing w:before="0" w:after="0" w:line="276" w:lineRule="exact"/>
+        <w:ind w:left="4608" w:firstLine="0"/>
+        <w:jc w:val="left"/>
+      </w:pPr>
+      <w:r>
+        <w:t xml:space="preserve">8003</w:t>
+      </w:r>
+      <w:r>
+        <w:t xml:space="preserve"> </w:t>
+      </w:r>
+      <w:r>
+        <w:t xml:space="preserve">Franklin</w:t>
+      </w:r>
+      <w:r>
+        <w:t xml:space="preserve"> </w:t>
+      </w:r>
+      <w:r>
+        <w:t xml:space="preserve">Farms</w:t>
+      </w:r>
+      <w:r>
+        <w:t xml:space="preserve"> </w:t>
+      </w:r>
+      <w:r>
+        <w:t xml:space="preserve">Drive,</w:t>
+      </w:r>
+      <w:r>
+        <w:t xml:space="preserve"> </w:t>
+      </w:r>
+      <w:r>
+        <w:t xml:space="preserve">Ste.</w:t>
+      </w:r>
+      <w:r>
+        <w:t xml:space="preserve"> </w:t>
+      </w:r>
+      <w:r>
+        <w:t xml:space="preserve">220</w:t>
+      </w:r>
+    </w:p>
+    <w:p>
+      <w:pPr>
         <w:keepNext/>
-      </w:pPr>
-      <w:r>
-        <w:t xml:space="preserve">Richmond, Virginia 23229</w:t>
-      </w:r>
-    </w:p>
-    <w:p>
-      <w:pPr>
-        <w:pStyle w:val="SigSingle"/>
+        <w:keepLines/>
+        <w:spacing w:before="0" w:after="0" w:line="276" w:lineRule="exact"/>
+        <w:ind w:left="4608" w:firstLine="0"/>
+        <w:jc w:val="left"/>
+      </w:pPr>
+      <w:r>
+        <w:t xml:space="preserve">Richmond,</w:t>
+      </w:r>
+      <w:r>
+        <w:t xml:space="preserve"> </w:t>
+      </w:r>
+      <w:r>
+        <w:t xml:space="preserve">Virginia</w:t>
+      </w:r>
+      <w:r>
+        <w:t xml:space="preserve"> </w:t>
+      </w:r>
+      <w:r>
+        <w:t xml:space="preserve">23229</w:t>
+      </w:r>
+    </w:p>
+    <w:p>
+      <w:pPr>
         <w:keepNext/>
-      </w:pPr>
-      <w:r>
-        <w:t xml:space="preserve">(804) 977-2688 (t)</w:t>
-      </w:r>
-    </w:p>
-    <w:p>
-      <w:pPr>
-        <w:pStyle w:val="SigSingle"/>
+        <w:keepLines/>
+        <w:spacing w:before="0" w:after="0" w:line="276" w:lineRule="exact"/>
+        <w:ind w:left="4608" w:firstLine="0"/>
+        <w:jc w:val="left"/>
+      </w:pPr>
+      <w:r>
+        <w:t xml:space="preserve">(804)</w:t>
+      </w:r>
+      <w:r>
+        <w:t xml:space="preserve"> </w:t>
+      </w:r>
+      <w:r>
+        <w:t xml:space="preserve">977</w:t>
+        <w:noBreakHyphen/>
+        <w:t xml:space="preserve">2688</w:t>
+      </w:r>
+      <w:r>
+        <w:t xml:space="preserve"> </w:t>
+      </w:r>
+      <w:r>
+        <w:t xml:space="preserve">(t)</w:t>
+      </w:r>
+    </w:p>
+    <w:p>
+      <w:pPr>
         <w:keepNext/>
-      </w:pPr>
-      <w:r>
-        <w:t xml:space="preserve">(804) 977-2680 (f)</w:t>
-      </w:r>
-    </w:p>
-    <w:p>
-      <w:pPr>
-        <w:pStyle w:val="SigSingle"/>
+        <w:keepLines/>
+        <w:spacing w:before="0" w:after="0" w:line="276" w:lineRule="exact"/>
+        <w:ind w:left="4608" w:firstLine="0"/>
+        <w:jc w:val="left"/>
+      </w:pPr>
+      <w:r>
+        <w:t xml:space="preserve">(804)</w:t>
+      </w:r>
+      <w:r>
+        <w:t xml:space="preserve"> </w:t>
+      </w:r>
+      <w:r>
+        <w:t xml:space="preserve">977</w:t>
+        <w:noBreakHyphen/>
+        <w:t xml:space="preserve">2680</w:t>
+      </w:r>
+      <w:r>
+        <w:t xml:space="preserve"> </w:t>
+      </w:r>
+      <w:r>
+        <w:t xml:space="preserve">(f)</w:t>
+      </w:r>
+    </w:p>
+    <w:p>
+      <w:pPr>
         <w:keepNext/>
+        <w:keepLines/>
+        <w:spacing w:before="0" w:after="0" w:line="276" w:lineRule="exact"/>
+        <w:ind w:left="4608" w:firstLine="0"/>
+        <w:jc w:val="left"/>
       </w:pPr>
       <w:r>
         <w:t xml:space="preserve">cputbrese@dbllawyers.com</w:t>
@@ -2249,17 +6426,30 @@
     </w:p>
     <w:p>
       <w:pPr>
-        <w:pStyle w:val="SigSingle"/>
-      </w:pPr>
-      <w:r>
-        <w:t xml:space="preserve">Counsel for Defendants</w:t>
+        <w:spacing w:before="0" w:after="0" w:line="276" w:lineRule="exact"/>
+        <w:ind w:left="4608" w:firstLine="0"/>
+        <w:jc w:val="left"/>
+      </w:pPr>
+      <w:r>
+        <w:t xml:space="preserve">Counsel</w:t>
+      </w:r>
+      <w:r>
+        <w:t xml:space="preserve"> </w:t>
+      </w:r>
+      <w:r>
+        <w:t xml:space="preserve">for</w:t>
+      </w:r>
+      <w:r>
+        <w:t xml:space="preserve"> </w:t>
+      </w:r>
+      <w:r>
+        <w:t xml:space="preserve">Defendants</w:t>
       </w:r>
     </w:p>
     <w:sectPr>
-      <w:footerReference w:type="default" r:id="rIdFtr1"/>
+      <w:footerReference w:type="default" r:id="rIdFooter1"/>
       <w:pgSz w:w="12240" w:h="15840"/>
-      <w:pgMar w:top="1440" w:right="1440" w:bottom="1440" w:left="1440" w:header="720" w:footer="720" w:gutter="0"/>
-      <w:cols w:space="720"/>
+      <w:pgMar w:top="1440" w:right="1440" w:bottom="1440" w:left="1440" w:header="720" w:footer="735" w:gutter="0"/>
     </w:sectPr>
   </w:body>
 </w:document>
@@ -2273,37 +6463,21 @@
 <w:ftr xmlns:w="http://schemas.openxmlformats.org/wordprocessingml/2006/main" xmlns:r="http://schemas.openxmlformats.org/officeDocument/2006/relationships">
   <w:p>
     <w:pPr>
-      <w:pStyle w:val="Footer"/>
       <w:jc w:val="center"/>
     </w:pPr>
     <w:r>
-      <w:rPr>
-        <w:sz w:val="20"/>
-      </w:rPr>
       <w:fldChar w:fldCharType="begin"/>
     </w:r>
     <w:r>
-      <w:rPr>
-        <w:sz w:val="20"/>
-      </w:rPr>
       <w:instrText xml:space="preserve"> PAGE </w:instrText>
     </w:r>
     <w:r>
-      <w:rPr>
-        <w:sz w:val="20"/>
-      </w:rPr>
       <w:fldChar w:fldCharType="separate"/>
     </w:r>
     <w:r>
-      <w:rPr>
-        <w:sz w:val="20"/>
-      </w:rPr>
       <w:t>1</w:t>
     </w:r>
     <w:r>
-      <w:rPr>
-        <w:sz w:val="20"/>
-      </w:rPr>
       <w:fldChar w:fldCharType="end"/>
     </w:r>
   </w:p>
@@ -2326,7 +6500,7 @@
       </w:r>
     </w:p>
   </w:footnote>
-  <w:footnote w:id="12">
+  <w:footnote w:id="9">
     <w:p>
       <w:pPr>
         <w:pStyle w:val="FootnoteText"/>
@@ -2345,7 +6519,7 @@
       </w:r>
     </w:p>
   </w:footnote>
-  <w:footnote w:id="15">
+  <w:footnote w:id="10">
     <w:p>
       <w:pPr>
         <w:pStyle w:val="FootnoteText"/>
@@ -2360,7 +6534,7 @@
         <w:t xml:space="preserve"> </w:t>
       </w:r>
       <w:r>
-        <w:t xml:space="preserve">The fact that Indeco Union did not sign these documents is immaterial as the claims against it are an extension of the claims against Mr. Levine.</w:t>
+        <w:t xml:space="preserve">The fact that Indeco Union did not sign these documents is immaterial as the claims against it are an extension of the claims against Mr. Levine.</w:t>
       </w:r>
       <w:r>
         <w:t xml:space="preserve"> </w:t>
@@ -2402,7 +6576,7 @@
       </w:r>
     </w:p>
   </w:footnote>
-  <w:footnote w:id="17">
+  <w:footnote w:id="11">
     <w:p>
       <w:pPr>
         <w:pStyle w:val="FootnoteText"/>
@@ -2417,7 +6591,7 @@
         <w:t xml:space="preserve"> </w:t>
       </w:r>
       <w:r>
-        <w:t xml:space="preserve">While Geostellar asserts that Mr. Levine’s actions</w:t>
+        <w:t xml:space="preserve">While Geostellar asserts that Mr. Levine’s actions</w:t>
       </w:r>
       <w:r>
         <w:t xml:space="preserve"> </w:t>
@@ -2429,7 +6603,7 @@
         <w:t xml:space="preserve"> </w:t>
       </w:r>
       <w:r>
-        <w:t xml:space="preserve">(Compl. at 11 ¶ 56), it does not allege that Matador has actually brought such a claim against Geostellar. Such speculative harm cannot provide Geostellar with standing to seek recompense for a lawsuit that has never been filed, and likely will never be filed.</w:t>
+        <w:t xml:space="preserve">(Compl. at 11 ¶ 56), it does not allege that Matador has actually brought such a claim against Geostellar. Such speculative harm cannot provide Geostellar with standing to seek recompense for a lawsuit that has never been filed, and likely will never be filed.</w:t>
       </w:r>
       <w:r>
         <w:t xml:space="preserve"> </w:t>
@@ -2470,14 +6644,14 @@
           <w:i/>
           <w:iCs/>
         </w:rPr>
-        <w:t xml:space="preserve">Friends of the Earth, Inc. v. Laidlaw Envtl. Servs. (TOC), Inc.</w:t>
+        <w:t xml:space="preserve">Friends of the Earth, Inc. v. Laidlaw Envtl. Servs. (TOC), Inc.</w:t>
       </w:r>
       <w:r>
         <w:t xml:space="preserve">, 528 U.S. 167, 180 (2000))).</w:t>
       </w:r>
     </w:p>
   </w:footnote>
-  <w:footnote w:id="21">
+  <w:footnote w:id="12">
     <w:p>
       <w:pPr>
         <w:pStyle w:val="FootnoteText"/>
@@ -2515,11 +6689,11 @@
         <w:t xml:space="preserve">Do Cryptocurrencies Have Intrinsic Value? It Depends</w:t>
       </w:r>
       <w:r>
-        <w:t xml:space="preserve">, INVESTOPEDIA (June 25, 2019), https://www.investopedia.com/news/does-crypto-have-intrinsic-value-bitcoin-ethereum/.</w:t>
+        <w:t xml:space="preserve">, INVESTOPEDIA (June 25, 2019), https:/​/www.investopedia.com/​news/​does-crypto-have-intrinsic-value-bitcoin-ethereum/​.</w:t>
       </w:r>
     </w:p>
   </w:footnote>
-  <w:footnote w:id="23">
+  <w:footnote w:id="13">
     <w:p>
       <w:pPr>
         <w:pStyle w:val="FootnoteText"/>
@@ -2534,7 +6708,7 @@
         <w:t xml:space="preserve"> </w:t>
       </w:r>
       <w:r>
-        <w:t xml:space="preserve">The only exception is the allegation that Mr. Levine had a duty to preserve certain intellectual property that was pledged to a third party. (Compl. 6 ¶ 25.) However, as discussed</w:t>
+        <w:t xml:space="preserve">The only exception is the allegation that Mr. Levine had a duty to preserve certain intellectual property that was pledged to a third party. (Compl. 6 ¶ 25.) However, as discussed</w:t>
       </w:r>
       <w:r>
         <w:t xml:space="preserve"> </w:t>
@@ -2643,7 +6817,7 @@
   <w:docDefaults>
     <w:rPrDefault>
       <w:rPr>
-        <w:rFonts w:ascii="EB Garamond" w:hAnsi="EB Garamond" w:eastAsia="EB Garamond" w:cs="EB Garamond"/>
+        <w:rFonts w:ascii="Times New Roman" w:hAnsi="Times New Roman" w:eastAsia="Times New Roman" w:cs="Times New Roman"/>
         <w:sz w:val="24"/>
         <w:szCs w:val="24"/>
         <w:lang w:val="en-US" w:eastAsia="zh-CN" w:bidi="ar-SA"/>
@@ -2651,7 +6825,8 @@
     </w:rPrDefault>
     <w:pPrDefault>
       <w:pPr>
-        <w:spacing w:after="200"/>
+        <w:widowControl/>
+        <w:spacing w:after="0"/>
       </w:pPr>
     </w:pPrDefault>
   </w:docDefaults>
@@ -2659,22 +6834,11 @@
   <w:style w:type="paragraph" w:default="1" w:styleId="Normal">
     <w:name w:val="Normal"/>
     <w:qFormat/>
-    <w:pPr>
-      <w:widowControl/>
-      <w:spacing w:before="0" w:after="0" w:line="360" w:lineRule="exact"/>
-      <w:ind w:firstLine="0"/>
-      <w:jc w:val="left"/>
-    </w:pPr>
-    <w:rPr>
-      <w:rFonts w:ascii="EB Garamond" w:hAnsi="EB Garamond" w:eastAsia="EB Garamond" w:cs="EB Garamond"/>
-      <w:sz w:val="24"/>
-      <w:szCs w:val="24"/>
-      <w:lang w:val="en-US"/>
-    </w:rPr>
   </w:style>
   <w:style w:type="paragraph" w:styleId="BodyText">
     <w:name w:val="Body Text"/>
     <w:basedOn w:val="Normal"/>
+    <w:link w:val="BodyTextChar"/>
     <w:qFormat/>
     <w:pPr>
       <w:spacing w:before="0" w:after="0" w:line="360" w:lineRule="exact"/>
@@ -2686,18 +6850,13 @@
     <w:basedOn w:val="BodyText"/>
     <w:next w:val="BodyText"/>
     <w:qFormat/>
-    <w:pPr>
-      <w:spacing w:before="0" w:after="0" w:line="360" w:lineRule="exact"/>
-      <w:ind w:firstLine="720"/>
-    </w:pPr>
   </w:style>
   <w:style w:type="paragraph" w:customStyle="1" w:styleId="Compact">
     <w:name w:val="Compact"/>
     <w:basedOn w:val="BodyText"/>
     <w:qFormat/>
     <w:pPr>
-      <w:spacing w:before="0" w:after="0" w:line="228" w:lineRule="exact"/>
-      <w:ind w:firstLine="0"/>
+      <w:spacing w:before="36" w:after="36"/>
     </w:pPr>
   </w:style>
   <w:style w:type="paragraph" w:styleId="Title">
@@ -2714,7 +6873,7 @@
       <w:jc w:val="center"/>
     </w:pPr>
     <w:rPr>
-      <w:rFonts w:ascii="EB Garamond" w:hAnsi="EB Garamond" w:eastAsia="EB Garamond" w:cs="EB Garamond"/>
+      <w:rFonts w:asciiTheme="majorHAnsi" w:eastAsiaTheme="majorEastAsia" w:hAnsiTheme="majorHAnsi" w:cstheme="majorBidi"/>
       <w:sz w:val="56"/>
       <w:szCs w:val="56"/>
     </w:rPr>
@@ -2726,7 +6885,7 @@
     <w:uiPriority w:val="10"/>
     <w:rsid w:val="00A10FD9"/>
     <w:rPr>
-      <w:rFonts w:ascii="EB Garamond" w:hAnsi="EB Garamond" w:eastAsia="EB Garamond" w:cs="EB Garamond"/>
+      <w:rFonts w:asciiTheme="majorHAnsi" w:eastAsiaTheme="majorEastAsia" w:hAnsiTheme="majorHAnsi" w:cstheme="majorBidi"/>
       <w:sz w:val="56"/>
       <w:szCs w:val="56"/>
     </w:rPr>
@@ -2745,7 +6904,7 @@
       </w:numPr>
     </w:pPr>
     <w:rPr>
-      <w:rFonts w:ascii="EB Garamond" w:hAnsi="EB Garamond" w:eastAsia="EB Garamond" w:cs="EB Garamond"/>
+      <w:rFonts w:eastAsiaTheme="majorEastAsia" w:cstheme="majorBidi"/>
       <w:spacing w:val="15"/>
       <w:sz w:val="28"/>
       <w:szCs w:val="28"/>
@@ -2758,7 +6917,7 @@
     <w:uiPriority w:val="11"/>
     <w:rsid w:val="00A10FD9"/>
     <w:rPr>
-      <w:rFonts w:ascii="EB Garamond" w:hAnsi="EB Garamond" w:eastAsia="EB Garamond" w:cs="EB Garamond"/>
+      <w:rFonts w:eastAsiaTheme="majorEastAsia" w:cstheme="majorBidi"/>
       <w:color w:val="595959" w:themeColor="text1" w:themeTint="A6"/>
       <w:spacing w:val="15"/>
       <w:sz w:val="28"/>
@@ -2837,20 +6996,24 @@
     <w:name w:val="heading 1"/>
     <w:basedOn w:val="Normal"/>
     <w:next w:val="BodyText"/>
+    <w:link w:val="Heading1Char"/>
     <w:uiPriority w:val="9"/>
     <w:qFormat/>
+    <w:rsid w:val="00A10FD9"/>
     <w:pPr>
       <w:keepNext/>
       <w:keepLines/>
-      <w:spacing w:before="288" w:after="192" w:line="360" w:lineRule="exact"/>
+      <w:spacing w:before="276" w:after="138" w:line="276" w:lineRule="exact"/>
       <w:ind w:firstLine="0"/>
       <w:jc w:val="center"/>
       <w:outlineLvl w:val="0"/>
     </w:pPr>
     <w:rPr>
-      <w:rFonts w:ascii="EB Garamond" w:hAnsi="EB Garamond" w:eastAsia="EB Garamond" w:cs="EB Garamond"/>
+      <w:rFonts w:ascii="Times New Roman" w:hAnsi="Times New Roman" w:eastAsia="Times New Roman" w:cs="Times New Roman"/>
       <w:b/>
       <w:bCs/>
+      <w:caps/>
+      <w:color w:val="000000"/>
       <w:sz w:val="24"/>
       <w:szCs w:val="24"/>
     </w:rPr>
@@ -2859,21 +7022,24 @@
     <w:name w:val="heading 2"/>
     <w:basedOn w:val="Normal"/>
     <w:next w:val="BodyText"/>
+    <w:link w:val="Heading2Char"/>
     <w:uiPriority w:val="9"/>
+    <w:semiHidden/>
     <w:unhideWhenUsed/>
     <w:qFormat/>
+    <w:rsid w:val="00A10FD9"/>
     <w:pPr>
       <w:keepNext/>
       <w:keepLines/>
-      <w:spacing w:before="240" w:after="144" w:line="360" w:lineRule="exact"/>
+      <w:spacing w:before="276" w:after="138" w:line="276" w:lineRule="exact"/>
       <w:ind w:firstLine="0"/>
-      <w:jc w:val="center"/>
       <w:outlineLvl w:val="1"/>
     </w:pPr>
     <w:rPr>
-      <w:rFonts w:ascii="EB Garamond" w:hAnsi="EB Garamond" w:eastAsia="EB Garamond" w:cs="EB Garamond"/>
+      <w:rFonts w:ascii="Times New Roman" w:hAnsi="Times New Roman" w:eastAsia="Times New Roman" w:cs="Times New Roman"/>
       <w:b/>
       <w:bCs/>
+      <w:color w:val="000000"/>
       <w:sz w:val="24"/>
       <w:szCs w:val="24"/>
     </w:rPr>
@@ -2882,21 +7048,24 @@
     <w:name w:val="heading 3"/>
     <w:basedOn w:val="Normal"/>
     <w:next w:val="BodyText"/>
+    <w:link w:val="Heading3Char"/>
     <w:uiPriority w:val="9"/>
+    <w:semiHidden/>
     <w:unhideWhenUsed/>
     <w:qFormat/>
+    <w:rsid w:val="00A10FD9"/>
     <w:pPr>
       <w:keepNext/>
       <w:keepLines/>
-      <w:spacing w:before="240" w:after="144" w:line="360" w:lineRule="exact"/>
+      <w:spacing w:before="276" w:after="138" w:line="276" w:lineRule="exact"/>
       <w:ind w:firstLine="0"/>
-      <w:jc w:val="left"/>
       <w:outlineLvl w:val="2"/>
     </w:pPr>
     <w:rPr>
-      <w:rFonts w:ascii="EB Garamond" w:hAnsi="EB Garamond" w:eastAsia="EB Garamond" w:cs="EB Garamond"/>
+      <w:rFonts w:ascii="Times New Roman" w:hAnsi="Times New Roman" w:eastAsia="Times New Roman" w:cs="Times New Roman"/>
       <w:b/>
       <w:bCs/>
+      <w:color w:val="000000"/>
       <w:sz w:val="24"/>
       <w:szCs w:val="24"/>
     </w:rPr>
@@ -2914,14 +7083,18 @@
     <w:pPr>
       <w:keepNext/>
       <w:keepLines/>
-      <w:spacing w:before="80" w:after="40"/>
+      <w:spacing w:before="276" w:after="138" w:line="276" w:lineRule="exact"/>
+      <w:ind w:firstLine="0"/>
       <w:outlineLvl w:val="3"/>
     </w:pPr>
     <w:rPr>
-      <w:rFonts w:ascii="EB Garamond" w:hAnsi="EB Garamond" w:eastAsia="EB Garamond" w:cs="EB Garamond"/>
+      <w:rFonts w:ascii="Times New Roman" w:hAnsi="Times New Roman" w:eastAsia="Times New Roman" w:cs="Times New Roman"/>
+      <w:b/>
+      <w:bCs/>
       <w:i/>
-      <w:iCs/>
-      <w:color w:val="0F4761" w:themeColor="accent1" w:themeShade="BF"/>
+      <w:color w:val="000000"/>
+      <w:sz w:val="24"/>
+      <w:szCs w:val="24"/>
     </w:rPr>
   </w:style>
   <w:style w:type="paragraph" w:styleId="Heading5">
@@ -2937,12 +7110,18 @@
     <w:pPr>
       <w:keepNext/>
       <w:keepLines/>
-      <w:spacing w:before="80" w:after="40"/>
+      <w:spacing w:before="276" w:after="138" w:line="276" w:lineRule="exact"/>
+      <w:ind w:firstLine="0"/>
       <w:outlineLvl w:val="4"/>
     </w:pPr>
     <w:rPr>
-      <w:rFonts w:ascii="EB Garamond" w:hAnsi="EB Garamond" w:eastAsia="EB Garamond" w:cs="EB Garamond"/>
-      <w:color w:val="0F4761" w:themeColor="accent1" w:themeShade="BF"/>
+      <w:rFonts w:ascii="Times New Roman" w:hAnsi="Times New Roman" w:eastAsia="Times New Roman" w:cs="Times New Roman"/>
+      <w:b/>
+      <w:bCs/>
+      <w:i/>
+      <w:color w:val="000000"/>
+      <w:sz w:val="24"/>
+      <w:szCs w:val="24"/>
     </w:rPr>
   </w:style>
   <w:style w:type="paragraph" w:styleId="Heading6">
@@ -2962,7 +7141,7 @@
       <w:outlineLvl w:val="5"/>
     </w:pPr>
     <w:rPr>
-      <w:rFonts w:ascii="EB Garamond" w:hAnsi="EB Garamond" w:eastAsia="EB Garamond" w:cs="EB Garamond"/>
+      <w:rFonts w:eastAsiaTheme="majorEastAsia" w:cstheme="majorBidi"/>
       <w:i/>
       <w:iCs/>
       <w:color w:val="595959" w:themeColor="text1" w:themeTint="A6"/>
@@ -2985,7 +7164,7 @@
       <w:outlineLvl w:val="6"/>
     </w:pPr>
     <w:rPr>
-      <w:rFonts w:ascii="EB Garamond" w:hAnsi="EB Garamond" w:eastAsia="EB Garamond" w:cs="EB Garamond"/>
+      <w:rFonts w:eastAsiaTheme="majorEastAsia" w:cstheme="majorBidi"/>
       <w:color w:val="595959" w:themeColor="text1" w:themeTint="A6"/>
     </w:rPr>
   </w:style>
@@ -3006,7 +7185,7 @@
       <w:outlineLvl w:val="7"/>
     </w:pPr>
     <w:rPr>
-      <w:rFonts w:ascii="EB Garamond" w:hAnsi="EB Garamond" w:eastAsia="EB Garamond" w:cs="EB Garamond"/>
+      <w:rFonts w:eastAsiaTheme="majorEastAsia" w:cstheme="majorBidi"/>
       <w:i/>
       <w:iCs/>
       <w:color w:val="272727" w:themeColor="text1" w:themeTint="D8"/>
@@ -3029,7 +7208,7 @@
       <w:outlineLvl w:val="8"/>
     </w:pPr>
     <w:rPr>
-      <w:rFonts w:ascii="EB Garamond" w:hAnsi="EB Garamond" w:eastAsia="EB Garamond" w:cs="EB Garamond"/>
+      <w:rFonts w:eastAsiaTheme="majorEastAsia" w:cstheme="majorBidi"/>
       <w:color w:val="272727" w:themeColor="text1" w:themeTint="D8"/>
     </w:rPr>
   </w:style>
@@ -3040,7 +7219,7 @@
     <w:uiPriority w:val="9"/>
     <w:rsid w:val="00A10FD9"/>
     <w:rPr>
-      <w:rFonts w:ascii="EB Garamond" w:hAnsi="EB Garamond" w:eastAsia="EB Garamond" w:cs="EB Garamond"/>
+      <w:rFonts w:asciiTheme="majorHAnsi" w:eastAsiaTheme="majorEastAsia" w:hAnsiTheme="majorHAnsi" w:cstheme="majorBidi"/>
       <w:color w:val="0F4761" w:themeColor="accent1" w:themeShade="BF"/>
       <w:sz w:val="40"/>
       <w:szCs w:val="40"/>
@@ -3054,7 +7233,7 @@
     <w:semiHidden/>
     <w:rsid w:val="00A10FD9"/>
     <w:rPr>
-      <w:rFonts w:ascii="EB Garamond" w:hAnsi="EB Garamond" w:eastAsia="EB Garamond" w:cs="EB Garamond"/>
+      <w:rFonts w:asciiTheme="majorHAnsi" w:eastAsiaTheme="majorEastAsia" w:hAnsiTheme="majorHAnsi" w:cstheme="majorBidi"/>
       <w:color w:val="0F4761" w:themeColor="accent1" w:themeShade="BF"/>
       <w:sz w:val="32"/>
       <w:szCs w:val="32"/>
@@ -3068,7 +7247,7 @@
     <w:semiHidden/>
     <w:rsid w:val="00A10FD9"/>
     <w:rPr>
-      <w:rFonts w:ascii="EB Garamond" w:hAnsi="EB Garamond" w:eastAsia="EB Garamond" w:cs="EB Garamond"/>
+      <w:rFonts w:eastAsiaTheme="majorEastAsia" w:cstheme="majorBidi"/>
       <w:color w:val="0F4761" w:themeColor="accent1" w:themeShade="BF"/>
       <w:sz w:val="28"/>
       <w:szCs w:val="28"/>
@@ -3082,7 +7261,7 @@
     <w:semiHidden/>
     <w:rsid w:val="00A10FD9"/>
     <w:rPr>
-      <w:rFonts w:ascii="EB Garamond" w:hAnsi="EB Garamond" w:eastAsia="EB Garamond" w:cs="EB Garamond"/>
+      <w:rFonts w:eastAsiaTheme="majorEastAsia" w:cstheme="majorBidi"/>
       <w:i/>
       <w:iCs/>
       <w:color w:val="0F4761" w:themeColor="accent1" w:themeShade="BF"/>
@@ -3096,7 +7275,7 @@
     <w:semiHidden/>
     <w:rsid w:val="00A10FD9"/>
     <w:rPr>
-      <w:rFonts w:ascii="EB Garamond" w:hAnsi="EB Garamond" w:eastAsia="EB Garamond" w:cs="EB Garamond"/>
+      <w:rFonts w:eastAsiaTheme="majorEastAsia" w:cstheme="majorBidi"/>
       <w:color w:val="0F4761" w:themeColor="accent1" w:themeShade="BF"/>
     </w:rPr>
   </w:style>
@@ -3108,7 +7287,7 @@
     <w:semiHidden/>
     <w:rsid w:val="00A10FD9"/>
     <w:rPr>
-      <w:rFonts w:ascii="EB Garamond" w:hAnsi="EB Garamond" w:eastAsia="EB Garamond" w:cs="EB Garamond"/>
+      <w:rFonts w:eastAsiaTheme="majorEastAsia" w:cstheme="majorBidi"/>
       <w:i/>
       <w:iCs/>
       <w:color w:val="595959" w:themeColor="text1" w:themeTint="A6"/>
@@ -3122,7 +7301,7 @@
     <w:semiHidden/>
     <w:rsid w:val="00A10FD9"/>
     <w:rPr>
-      <w:rFonts w:ascii="EB Garamond" w:hAnsi="EB Garamond" w:eastAsia="EB Garamond" w:cs="EB Garamond"/>
+      <w:rFonts w:eastAsiaTheme="majorEastAsia" w:cstheme="majorBidi"/>
       <w:color w:val="595959" w:themeColor="text1" w:themeTint="A6"/>
     </w:rPr>
   </w:style>
@@ -3134,7 +7313,7 @@
     <w:semiHidden/>
     <w:rsid w:val="00A10FD9"/>
     <w:rPr>
-      <w:rFonts w:ascii="EB Garamond" w:hAnsi="EB Garamond" w:eastAsia="EB Garamond" w:cs="EB Garamond"/>
+      <w:rFonts w:eastAsiaTheme="majorEastAsia" w:cstheme="majorBidi"/>
       <w:i/>
       <w:iCs/>
       <w:color w:val="272727" w:themeColor="text1" w:themeTint="D8"/>
@@ -3148,32 +7327,43 @@
     <w:semiHidden/>
     <w:rsid w:val="00A10FD9"/>
     <w:rPr>
-      <w:rFonts w:ascii="EB Garamond" w:hAnsi="EB Garamond" w:eastAsia="EB Garamond" w:cs="EB Garamond"/>
+      <w:rFonts w:eastAsiaTheme="majorEastAsia" w:cstheme="majorBidi"/>
       <w:color w:val="272727" w:themeColor="text1" w:themeTint="D8"/>
     </w:rPr>
+  </w:style>
+  <w:style w:type="paragraph" w:customStyle="1" w:styleId="ListItem">
+    <w:name w:val="List Item"/>
+    <w:basedOn w:val="BodyText"/>
+    <w:qFormat/>
+    <w:pPr>
+      <w:spacing w:before="0" w:after="0" w:line="360" w:lineRule="exact"/>
+      <w:ind w:left="720" w:hanging="720"/>
+    </w:pPr>
   </w:style>
   <w:style w:type="paragraph" w:styleId="BlockText">
     <w:name w:val="Block Text"/>
     <w:basedOn w:val="BodyText"/>
     <w:next w:val="BodyText"/>
     <w:uiPriority w:val="9"/>
+    <w:unhideWhenUsed/>
     <w:qFormat/>
     <w:pPr>
-      <w:spacing w:before="0" w:after="0" w:line="360" w:lineRule="exact"/>
-      <w:ind w:left="240" w:right="240" w:firstLine="0"/>
+      <w:spacing w:before="280" w:after="280" w:line="276" w:lineRule="exact"/>
+      <w:ind w:firstLine="0" w:left="720" w:right="720"/>
     </w:pPr>
   </w:style>
   <w:style w:type="paragraph" w:styleId="FootnoteText">
-    <w:name w:val="footnote text"/>
+    <w:name w:val="Footnote Text"/>
     <w:basedOn w:val="Normal"/>
-    <w:uiPriority w:val="99"/>
+    <w:next w:val="FootnoteText"/>
+    <w:uiPriority w:val="9"/>
     <w:unhideWhenUsed/>
+    <w:qFormat/>
     <w:pPr>
-      <w:spacing w:before="0" w:after="60" w:line="240" w:lineRule="exact"/>
-      <w:ind w:firstLine="0"/>
+      <w:keepLines/>
+      <w:spacing w:before="0" w:after="120" w:line="230" w:lineRule="exact"/>
     </w:pPr>
     <w:rPr>
-      <w:rFonts w:ascii="EB Garamond" w:hAnsi="EB Garamond" w:eastAsia="EB Garamond" w:cs="EB Garamond"/>
       <w:sz w:val="20"/>
       <w:szCs w:val="20"/>
     </w:rPr>
@@ -3186,8 +7376,8 @@
     <w:unhideWhenUsed/>
     <w:qFormat/>
     <w:pPr>
-      <w:spacing w:before="100" w:after="100"/>
-      <w:ind w:firstLine="0" w:left="480" w:right="480"/>
+      <w:spacing w:before="280" w:after="280"/>
+      <w:ind w:firstLine="0" w:left="720" w:right="720"/>
     </w:pPr>
   </w:style>
   <w:style w:type="character" w:default="1" w:styleId="DefaultParagraphFont">
@@ -3276,7 +7466,7 @@
     <w:name w:val="Verbatim Char"/>
     <w:basedOn w:val="BodyTextChar"/>
     <w:rPr>
-      <w:rFonts w:ascii="EB Garamond" w:hAnsi="EB Garamond" w:eastAsia="EB Garamond" w:cs="EB Garamond"/>
+      <w:rFonts w:ascii="Consolas" w:hAnsi="Consolas"/>
       <w:sz w:val="22"/>
     </w:rPr>
   </w:style>
@@ -3295,7 +7485,7 @@
     <w:name w:val="Hyperlink"/>
     <w:basedOn w:val="BodyTextChar"/>
     <w:rPr>
-      <w:color w:val="4F81BD" w:themeColor="accent1"/>
+      <w:color w:val="000000"/>
     </w:rPr>
   </w:style>
   <w:style w:type="paragraph" w:styleId="TOCHeading">
@@ -3310,69 +7500,34 @@
       <w:outlineLvl w:val="9"/>
     </w:pPr>
     <w:rPr>
-      <w:rFonts w:ascii="EB Garamond" w:hAnsi="EB Garamond" w:eastAsia="EB Garamond" w:cs="EB Garamond"/>
+      <w:rFonts w:asciiTheme="majorHAnsi" w:eastAsiaTheme="majorEastAsia" w:hAnsiTheme="majorHAnsi" w:cstheme="majorBidi"/>
       <w:b w:val="0"/>
       <w:bCs w:val="0"/>
       <w:color w:val="365F91" w:themeColor="accent1" w:themeShade="BF"/>
     </w:rPr>
   </w:style>
-  <w:style w:type="paragraph" w:styleId="Footer">
-    <w:name w:val="footer"/>
-    <w:basedOn w:val="Normal"/>
-    <w:uiPriority w:val="99"/>
-    <w:unhideWhenUsed/>
-    <w:pPr>
-      <w:spacing w:before="0" w:after="0" w:line="240" w:lineRule="auto"/>
-      <w:ind w:firstLine="0"/>
-      <w:jc w:val="center"/>
-    </w:pPr>
-    <w:rPr>
-      <w:rFonts w:ascii="EB Garamond" w:hAnsi="EB Garamond" w:eastAsia="EB Garamond" w:cs="EB Garamond"/>
-      <w:sz w:val="20"/>
-      <w:szCs w:val="20"/>
-    </w:rPr>
-  </w:style>
-  <w:style w:type="paragraph" w:customStyle="1" w:styleId="Single">
-    <w:name w:val="Single"/>
-    <w:basedOn w:val="Normal"/>
+  <w:style w:type="paragraph" w:customStyle="1" w:styleId="BodyTextNoted">
+    <w:name w:val="Body Text Noted"/>
+    <w:basedOn w:val="BodyText"/>
     <w:qFormat/>
     <w:pPr>
-      <w:spacing w:before="0" w:after="0" w:line="228" w:lineRule="exact"/>
-      <w:ind w:firstLine="0"/>
-      <w:jc w:val="left"/>
+      <w:widowControl w:val="0"/>
     </w:pPr>
   </w:style>
-  <w:style w:type="paragraph" w:customStyle="1" w:styleId="Centered">
-    <w:name w:val="Centered"/>
-    <w:basedOn w:val="Single"/>
+  <w:style w:type="paragraph" w:customStyle="1" w:styleId="BodyTextSpaced">
+    <w:name w:val="Body Text Spaced"/>
+    <w:basedOn w:val="BodyText"/>
     <w:qFormat/>
     <w:pPr>
-      <w:jc w:val="center"/>
+      <w:spacing w:before="276" w:after="0" w:line="360" w:lineRule="exact"/>
     </w:pPr>
   </w:style>
-  <w:style w:type="paragraph" w:customStyle="1" w:styleId="CenteredBody">
-    <w:name w:val="Centered Body"/>
-    <w:basedOn w:val="Normal"/>
+  <w:style w:type="paragraph" w:customStyle="1" w:styleId="BodyTextSpacedNoted">
+    <w:name w:val="Body Text Spaced Noted"/>
+    <w:basedOn w:val="BodyTextSpaced"/>
     <w:qFormat/>
     <w:pPr>
-      <w:ind w:firstLine="0"/>
-      <w:jc w:val="center"/>
-    </w:pPr>
-  </w:style>
-  <w:style w:type="paragraph" w:customStyle="1" w:styleId="SigBlock">
-    <w:name w:val="Signature Block"/>
-    <w:basedOn w:val="Normal"/>
-    <w:qFormat/>
-    <w:pPr>
-      <w:ind w:left="4608" w:firstLine="0"/>
-    </w:pPr>
-  </w:style>
-  <w:style w:type="paragraph" w:customStyle="1" w:styleId="SigSingle">
-    <w:name w:val="Signature Block Single"/>
-    <w:basedOn w:val="Single"/>
-    <w:qFormat/>
-    <w:pPr>
-      <w:ind w:left="4608" w:firstLine="0"/>
+      <w:widowControl w:val="0"/>
     </w:pPr>
   </w:style>
   <w:style w:type="paragraph" w:customStyle="1" w:styleId="SourceCode">
